--- a/Modding/TODOsDarkFo.docx
+++ b/Modding/TODOsDarkFo.docx
@@ -3,1284 +3,638 @@
 <w:document xmlns:wpc="http://schemas.microsoft.com/office/word/2010/wordprocessingCanvas" xmlns:cx="http://schemas.microsoft.com/office/drawing/2014/chartex" xmlns:cx1="http://schemas.microsoft.com/office/drawing/2015/9/8/chartex" xmlns:cx2="http://schemas.microsoft.com/office/drawing/2015/10/21/chartex" xmlns:cx3="http://schemas.microsoft.com/office/drawing/2016/5/9/chartex" xmlns:cx4="http://schemas.microsoft.com/office/drawing/2016/5/10/chartex" xmlns:cx5="http://schemas.microsoft.com/office/drawing/2016/5/11/chartex" xmlns:cx6="http://schemas.microsoft.com/office/drawing/2016/5/12/chartex" xmlns:cx7="http://schemas.microsoft.com/office/drawing/2016/5/13/chartex" xmlns:cx8="http://schemas.microsoft.com/office/drawing/2016/5/14/chartex" xmlns:mc="http://schemas.openxmlformats.org/markup-compatibility/2006" xmlns:aink="http://schemas.microsoft.com/office/drawing/2016/ink" xmlns:am3d="http://schemas.microsoft.com/office/drawing/2017/model3d" xmlns:o="urn:schemas-microsoft-com:office:office" xmlns:oel="http://schemas.microsoft.com/office/2019/extlst" xmlns:r="http://schemas.openxmlformats.org/officeDocument/2006/relationships" xmlns:m="http://schemas.openxmlformats.org/officeDocument/2006/math" xmlns:v="urn:schemas-microsoft-com:vml" xmlns:wp14="http://schemas.microsoft.com/office/word/2010/wordprocessingDrawing" xmlns:wp="http://schemas.openxmlformats.org/drawingml/2006/wordprocessingDrawing" xmlns:w10="urn:schemas-microsoft-com:office:word" xmlns:w="http://schemas.openxmlformats.org/wordprocessingml/2006/main" xmlns:w14="http://schemas.microsoft.com/office/word/2010/wordml" xmlns:w15="http://schemas.microsoft.com/office/word/2012/wordml" xmlns:w16cex="http://schemas.microsoft.com/office/word/2018/wordml/cex" xmlns:w16cid="http://schemas.microsoft.com/office/word/2016/wordml/cid" xmlns:w16="http://schemas.microsoft.com/office/word/2018/wordml" xmlns:w16du="http://schemas.microsoft.com/office/word/2023/wordml/word16du" xmlns:w16sdtdh="http://schemas.microsoft.com/office/word/2020/wordml/sdtdatahash" xmlns:w16sdtfl="http://schemas.microsoft.com/office/word/2024/wordml/sdtformatlock" xmlns:w16se="http://schemas.microsoft.com/office/word/2015/wordml/symex" xmlns:wpg="http://schemas.microsoft.com/office/word/2010/wordprocessingGroup" xmlns:wpi="http://schemas.microsoft.com/office/word/2010/wordprocessingInk" xmlns:wne="http://schemas.microsoft.com/office/word/2006/wordml" xmlns:wps="http://schemas.microsoft.com/office/word/2010/wordprocessingShape" mc:Ignorable="w14 w15 w16se w16cid w16 w16cex w16sdtdh w16sdtfl w16du wp14">
   <w:body>
     <w:p>
-      <w:pPr>
-        <w:rPr>
-          <w:lang w:val="en-DE"/>
-        </w:rPr>
-      </w:pPr>
-      <w:r>
-        <w:rPr>
-          <w:lang w:val="en-DE"/>
-        </w:rPr>
+      <w:r>
         <w:t>output</w:t>
       </w:r>
     </w:p>
     <w:p>
-      <w:pPr>
-        <w:rPr>
-          <w:lang w:val="en-DE"/>
-        </w:rPr>
-      </w:pPr>
-      <w:r>
-        <w:rPr>
-          <w:lang w:val="en-DE"/>
-        </w:rPr>
+      <w:r>
         <w:t>Copy</w:t>
       </w:r>
     </w:p>
     <w:p>
-      <w:pPr>
-        <w:rPr>
-          <w:lang w:val="en-DE"/>
-        </w:rPr>
-      </w:pPr>
-      <w:r>
-        <w:rPr>
-          <w:lang w:val="en-DE"/>
-        </w:rPr>
+      <w:r>
         <w:t xml:space="preserve">File            TODO                                                              Type       Size  </w:t>
       </w:r>
     </w:p>
     <w:p>
-      <w:pPr>
-        <w:rPr>
-          <w:lang w:val="en-DE"/>
-        </w:rPr>
-      </w:pPr>
-      <w:r>
-        <w:rPr>
-          <w:lang w:val="en-DE"/>
-        </w:rPr>
+      <w:r>
         <w:t xml:space="preserve">--------------------------------------------------------------------------------------------------------------  </w:t>
       </w:r>
     </w:p>
     <w:p>
-      <w:pPr>
-        <w:rPr>
-          <w:lang w:val="en-DE"/>
-        </w:rPr>
-      </w:pPr>
-      <w:proofErr w:type="spellStart"/>
-      <w:r>
-        <w:rPr>
-          <w:lang w:val="en-DE"/>
-        </w:rPr>
+      <w:proofErr w:type="spellStart"/>
+      <w:r>
         <w:t>ui.ts</w:t>
       </w:r>
       <w:proofErr w:type="spellEnd"/>
       <w:r>
-        <w:rPr>
-          <w:lang w:val="en-DE"/>
-        </w:rPr>
         <w:t xml:space="preserve">           Reduce code duplication, circular references, general </w:t>
       </w:r>
       <w:proofErr w:type="spellStart"/>
       <w:proofErr w:type="gramStart"/>
       <w:r>
-        <w:rPr>
-          <w:lang w:val="en-DE"/>
-        </w:rPr>
         <w:t>unmaintain</w:t>
       </w:r>
       <w:proofErr w:type="spellEnd"/>
       <w:r>
-        <w:rPr>
-          <w:lang w:val="en-DE"/>
-        </w:rPr>
         <w:t xml:space="preserve">  refactor</w:t>
       </w:r>
       <w:proofErr w:type="gramEnd"/>
       <w:r>
-        <w:rPr>
-          <w:lang w:val="en-DE"/>
-        </w:rPr>
         <w:t xml:space="preserve">   large  </w:t>
       </w:r>
     </w:p>
     <w:p>
-      <w:pPr>
-        <w:rPr>
-          <w:lang w:val="en-DE"/>
-        </w:rPr>
-      </w:pPr>
-      <w:proofErr w:type="spellStart"/>
-      <w:r>
-        <w:rPr>
-          <w:lang w:val="en-DE"/>
-        </w:rPr>
+      <w:proofErr w:type="spellStart"/>
+      <w:r>
         <w:t>ui.ts</w:t>
       </w:r>
       <w:proofErr w:type="spellEnd"/>
       <w:r>
-        <w:rPr>
-          <w:lang w:val="en-DE"/>
-        </w:rPr>
         <w:t xml:space="preserve">           Combat UI on main bar                                             feature    medium  </w:t>
       </w:r>
     </w:p>
     <w:p>
-      <w:pPr>
-        <w:rPr>
-          <w:lang w:val="en-DE"/>
-        </w:rPr>
-      </w:pPr>
-      <w:proofErr w:type="spellStart"/>
-      <w:r>
-        <w:rPr>
-          <w:lang w:val="en-DE"/>
-        </w:rPr>
+      <w:proofErr w:type="spellStart"/>
+      <w:r>
         <w:t>ui.ts</w:t>
       </w:r>
       <w:proofErr w:type="spellEnd"/>
       <w:r>
-        <w:rPr>
-          <w:lang w:val="en-DE"/>
-        </w:rPr>
         <w:t xml:space="preserve">           Stats/info view in inventory screen                               feature    small  </w:t>
       </w:r>
     </w:p>
     <w:p>
-      <w:pPr>
-        <w:rPr>
-          <w:lang w:val="en-DE"/>
-        </w:rPr>
-      </w:pPr>
-      <w:proofErr w:type="spellStart"/>
-      <w:r>
-        <w:rPr>
-          <w:lang w:val="en-DE"/>
-        </w:rPr>
+      <w:proofErr w:type="spellStart"/>
+      <w:r>
         <w:t>ui.ts</w:t>
       </w:r>
       <w:proofErr w:type="spellEnd"/>
       <w:r>
-        <w:rPr>
-          <w:lang w:val="en-DE"/>
-        </w:rPr>
         <w:t xml:space="preserve">           Fix inventory image size                                          polish     small  </w:t>
       </w:r>
     </w:p>
     <w:p>
-      <w:pPr>
-        <w:rPr>
-          <w:lang w:val="en-DE"/>
-        </w:rPr>
-      </w:pPr>
-      <w:proofErr w:type="spellStart"/>
-      <w:r>
-        <w:rPr>
-          <w:lang w:val="en-DE"/>
-        </w:rPr>
+      <w:proofErr w:type="spellStart"/>
+      <w:r>
         <w:t>ui.ts</w:t>
       </w:r>
       <w:proofErr w:type="spellEnd"/>
       <w:r>
-        <w:rPr>
-          <w:lang w:val="en-DE"/>
-        </w:rPr>
         <w:t xml:space="preserve">           Fix style for inventory image amount                              polish     small  </w:t>
       </w:r>
     </w:p>
     <w:p>
-      <w:pPr>
-        <w:rPr>
-          <w:lang w:val="en-DE"/>
-        </w:rPr>
-      </w:pPr>
-      <w:proofErr w:type="spellStart"/>
-      <w:r>
-        <w:rPr>
-          <w:lang w:val="en-DE"/>
-        </w:rPr>
+      <w:proofErr w:type="spellStart"/>
+      <w:r>
         <w:t>ui.ts</w:t>
       </w:r>
       <w:proofErr w:type="spellEnd"/>
       <w:r>
-        <w:rPr>
-          <w:lang w:val="en-DE"/>
-        </w:rPr>
         <w:t xml:space="preserve">           Option for scaling the UI                                         feature    medium  </w:t>
       </w:r>
     </w:p>
     <w:p>
-      <w:pPr>
-        <w:rPr>
-          <w:lang w:val="en-DE"/>
-        </w:rPr>
-      </w:pPr>
-      <w:proofErr w:type="spellStart"/>
-      <w:r>
-        <w:rPr>
-          <w:lang w:val="en-DE"/>
-        </w:rPr>
+      <w:proofErr w:type="spellStart"/>
+      <w:r>
         <w:t>ui.ts</w:t>
       </w:r>
       <w:proofErr w:type="spellEnd"/>
       <w:r>
-        <w:rPr>
-          <w:lang w:val="en-DE"/>
-        </w:rPr>
         <w:t xml:space="preserve">           List: disable-selection class                                     polish     small  </w:t>
       </w:r>
     </w:p>
     <w:p>
-      <w:pPr>
-        <w:rPr>
-          <w:lang w:val="en-DE"/>
-        </w:rPr>
-      </w:pPr>
-      <w:proofErr w:type="spellStart"/>
-      <w:r>
-        <w:rPr>
-          <w:lang w:val="en-DE"/>
-        </w:rPr>
+      <w:proofErr w:type="spellStart"/>
+      <w:r>
         <w:t>ui.ts</w:t>
       </w:r>
       <w:proofErr w:type="spellEnd"/>
       <w:r>
-        <w:rPr>
-          <w:lang w:val="en-DE"/>
-        </w:rPr>
         <w:t xml:space="preserve">           Move skill/stat constants to proper place                         refactor   small  </w:t>
       </w:r>
     </w:p>
     <w:p>
-      <w:pPr>
-        <w:rPr>
-          <w:lang w:val="en-DE"/>
-        </w:rPr>
-      </w:pPr>
-      <w:proofErr w:type="spellStart"/>
-      <w:r>
-        <w:rPr>
-          <w:lang w:val="en-DE"/>
-        </w:rPr>
+      <w:proofErr w:type="spellStart"/>
+      <w:r>
         <w:t>ui.ts</w:t>
       </w:r>
       <w:proofErr w:type="spellEnd"/>
       <w:r>
-        <w:rPr>
-          <w:lang w:val="en-DE"/>
-        </w:rPr>
         <w:t xml:space="preserve">           Use widget list for stats instead of hack                         refactor   small  </w:t>
       </w:r>
     </w:p>
     <w:p>
-      <w:pPr>
-        <w:rPr>
-          <w:lang w:val="en-DE"/>
-        </w:rPr>
-      </w:pPr>
-      <w:proofErr w:type="spellStart"/>
-      <w:r>
-        <w:rPr>
-          <w:lang w:val="en-DE"/>
-        </w:rPr>
+      <w:proofErr w:type="spellStart"/>
+      <w:r>
         <w:t>ui.ts</w:t>
       </w:r>
       <w:proofErr w:type="spellEnd"/>
       <w:r>
-        <w:rPr>
-          <w:lang w:val="en-DE"/>
-        </w:rPr>
         <w:t xml:space="preserve">           Re-run char screen after window shown / level-up invoked          bug        small  </w:t>
       </w:r>
     </w:p>
     <w:p>
-      <w:pPr>
-        <w:rPr>
-          <w:lang w:val="en-DE"/>
-        </w:rPr>
-      </w:pPr>
-      <w:proofErr w:type="spellStart"/>
-      <w:r>
-        <w:rPr>
-          <w:lang w:val="en-DE"/>
-        </w:rPr>
+      <w:proofErr w:type="spellStart"/>
+      <w:r>
         <w:t>ui.ts</w:t>
       </w:r>
       <w:proofErr w:type="spellEnd"/>
       <w:r>
-        <w:rPr>
-          <w:lang w:val="en-DE"/>
-        </w:rPr>
         <w:t xml:space="preserve">           </w:t>
       </w:r>
       <w:proofErr w:type="spellStart"/>
       <w:r>
-        <w:rPr>
-          <w:lang w:val="en-DE"/>
-        </w:rPr>
         <w:t>setItemText</w:t>
       </w:r>
       <w:proofErr w:type="spellEnd"/>
       <w:r>
-        <w:rPr>
-          <w:lang w:val="en-DE"/>
-        </w:rPr>
         <w:t xml:space="preserve"> on List instead of </w:t>
       </w:r>
       <w:proofErr w:type="spellStart"/>
       <w:r>
-        <w:rPr>
-          <w:lang w:val="en-DE"/>
-        </w:rPr>
         <w:t>clear+rebuild</w:t>
       </w:r>
       <w:proofErr w:type="spellEnd"/>
       <w:r>
-        <w:rPr>
-          <w:lang w:val="en-DE"/>
-        </w:rPr>
         <w:t xml:space="preserve">                      refactor   small  </w:t>
       </w:r>
     </w:p>
     <w:p>
-      <w:pPr>
-        <w:rPr>
-          <w:lang w:val="en-DE"/>
-        </w:rPr>
-      </w:pPr>
-      <w:proofErr w:type="spellStart"/>
-      <w:r>
-        <w:rPr>
-          <w:lang w:val="en-DE"/>
-        </w:rPr>
+      <w:proofErr w:type="spellStart"/>
+      <w:r>
         <w:t>ui.ts</w:t>
       </w:r>
       <w:proofErr w:type="spellEnd"/>
       <w:r>
-        <w:rPr>
-          <w:lang w:val="en-DE"/>
-        </w:rPr>
         <w:t xml:space="preserve">           </w:t>
       </w:r>
       <w:proofErr w:type="spellStart"/>
       <w:r>
-        <w:rPr>
-          <w:lang w:val="en-DE"/>
-        </w:rPr>
         <w:t>isLevelUp</w:t>
       </w:r>
       <w:proofErr w:type="spellEnd"/>
       <w:r>
-        <w:rPr>
-          <w:lang w:val="en-DE"/>
-        </w:rPr>
         <w:t xml:space="preserve"> / </w:t>
       </w:r>
       <w:proofErr w:type="spellStart"/>
       <w:r>
-        <w:rPr>
-          <w:lang w:val="en-DE"/>
-        </w:rPr>
         <w:t>canChangeStats</w:t>
       </w:r>
       <w:proofErr w:type="spellEnd"/>
       <w:r>
-        <w:rPr>
-          <w:lang w:val="en-DE"/>
-        </w:rPr>
         <w:t xml:space="preserve">: replace hardcoded true with real </w:t>
       </w:r>
       <w:proofErr w:type="gramStart"/>
       <w:r>
-        <w:rPr>
-          <w:lang w:val="en-DE"/>
-        </w:rPr>
         <w:t>log  bug</w:t>
       </w:r>
       <w:proofErr w:type="gramEnd"/>
       <w:r>
-        <w:rPr>
-          <w:lang w:val="en-DE"/>
-        </w:rPr>
         <w:t xml:space="preserve">        medium  </w:t>
       </w:r>
     </w:p>
     <w:p>
-      <w:pPr>
-        <w:rPr>
-          <w:lang w:val="en-DE"/>
-        </w:rPr>
-      </w:pPr>
-      <w:proofErr w:type="spellStart"/>
-      <w:r>
-        <w:rPr>
-          <w:lang w:val="en-DE"/>
-        </w:rPr>
+      <w:proofErr w:type="spellStart"/>
+      <w:r>
         <w:t>ui.ts</w:t>
       </w:r>
       <w:proofErr w:type="spellEnd"/>
       <w:r>
-        <w:rPr>
-          <w:lang w:val="en-DE"/>
-        </w:rPr>
         <w:t xml:space="preserve">           Examine visibility vs show/hide usage                             refactor   small  </w:t>
       </w:r>
     </w:p>
     <w:p>
-      <w:pPr>
-        <w:rPr>
-          <w:lang w:val="en-DE"/>
-        </w:rPr>
-      </w:pPr>
-      <w:proofErr w:type="spellStart"/>
-      <w:r>
-        <w:rPr>
-          <w:lang w:val="en-DE"/>
-        </w:rPr>
+      <w:proofErr w:type="spellStart"/>
+      <w:r>
         <w:t>ui.ts</w:t>
       </w:r>
       <w:proofErr w:type="spellEnd"/>
       <w:r>
-        <w:rPr>
-          <w:lang w:val="en-DE"/>
-        </w:rPr>
         <w:t xml:space="preserve">           </w:t>
       </w:r>
       <w:proofErr w:type="spellStart"/>
       <w:proofErr w:type="gramStart"/>
       <w:r>
-        <w:rPr>
-          <w:lang w:val="en-DE"/>
-        </w:rPr>
         <w:t>playerUse</w:t>
       </w:r>
       <w:proofErr w:type="spellEnd"/>
       <w:r>
-        <w:rPr>
-          <w:lang w:val="en-DE"/>
-        </w:rPr>
         <w:t>(</w:t>
       </w:r>
       <w:proofErr w:type="gramEnd"/>
       <w:r>
-        <w:rPr>
-          <w:lang w:val="en-DE"/>
-        </w:rPr>
         <w:t xml:space="preserve">) should take an object (context </w:t>
       </w:r>
       <w:proofErr w:type="gramStart"/>
       <w:r>
-        <w:rPr>
-          <w:lang w:val="en-DE"/>
-        </w:rPr>
         <w:t xml:space="preserve">menu)   </w:t>
       </w:r>
       <w:proofErr w:type="gramEnd"/>
       <w:r>
-        <w:rPr>
-          <w:lang w:val="en-DE"/>
-        </w:rPr>
         <w:t xml:space="preserve">               bug        small  </w:t>
       </w:r>
     </w:p>
     <w:p>
-      <w:pPr>
-        <w:rPr>
-          <w:lang w:val="en-DE"/>
-        </w:rPr>
-      </w:pPr>
-      <w:proofErr w:type="spellStart"/>
-      <w:r>
-        <w:rPr>
-          <w:lang w:val="en-DE"/>
-        </w:rPr>
+      <w:proofErr w:type="spellStart"/>
+      <w:r>
         <w:t>ui.ts</w:t>
       </w:r>
       <w:proofErr w:type="spellEnd"/>
       <w:r>
-        <w:rPr>
-          <w:lang w:val="en-DE"/>
-        </w:rPr>
         <w:t xml:space="preserve">           Weapon AP &gt;9 display                                              polish     small  </w:t>
       </w:r>
     </w:p>
     <w:p>
-      <w:pPr>
-        <w:rPr>
-          <w:lang w:val="en-DE"/>
-        </w:rPr>
-      </w:pPr>
-      <w:proofErr w:type="spellStart"/>
-      <w:r>
-        <w:rPr>
-          <w:lang w:val="en-DE"/>
-        </w:rPr>
+      <w:proofErr w:type="spellStart"/>
+      <w:r>
         <w:t>ui.ts</w:t>
       </w:r>
       <w:proofErr w:type="spellEnd"/>
       <w:r>
-        <w:rPr>
-          <w:lang w:val="en-DE"/>
-        </w:rPr>
         <w:t xml:space="preserve">           All melee weapon types in HUD                                     feature    small  </w:t>
       </w:r>
     </w:p>
     <w:p>
-      <w:pPr>
-        <w:rPr>
-          <w:lang w:val="en-DE"/>
-        </w:rPr>
-      </w:pPr>
-      <w:proofErr w:type="spellStart"/>
-      <w:r>
-        <w:rPr>
-          <w:lang w:val="en-DE"/>
-        </w:rPr>
+      <w:proofErr w:type="spellStart"/>
+      <w:r>
         <w:t>ui.ts</w:t>
       </w:r>
       <w:proofErr w:type="spellEnd"/>
       <w:r>
-        <w:rPr>
-          <w:lang w:val="en-DE"/>
-        </w:rPr>
         <w:t xml:space="preserve">           Rewrite </w:t>
       </w:r>
       <w:proofErr w:type="spellStart"/>
       <w:r>
-        <w:rPr>
-          <w:lang w:val="en-DE"/>
-        </w:rPr>
         <w:t>uiMoveSlot</w:t>
       </w:r>
       <w:proofErr w:type="spellEnd"/>
       <w:r>
-        <w:rPr>
-          <w:lang w:val="en-DE"/>
-        </w:rPr>
         <w:t xml:space="preserve"> sanely (no direct player property </w:t>
       </w:r>
       <w:proofErr w:type="gramStart"/>
       <w:r>
-        <w:rPr>
-          <w:lang w:val="en-DE"/>
-        </w:rPr>
         <w:t xml:space="preserve">mutation)   </w:t>
       </w:r>
       <w:proofErr w:type="gramEnd"/>
       <w:r>
-        <w:rPr>
-          <w:lang w:val="en-DE"/>
-        </w:rPr>
         <w:t xml:space="preserve"> refactor   medium  </w:t>
       </w:r>
     </w:p>
     <w:p>
-      <w:pPr>
-        <w:rPr>
-          <w:lang w:val="en-DE"/>
-        </w:rPr>
-      </w:pPr>
-      <w:proofErr w:type="spellStart"/>
-      <w:r>
-        <w:rPr>
-          <w:lang w:val="en-DE"/>
-        </w:rPr>
+      <w:proofErr w:type="spellStart"/>
+      <w:r>
         <w:t>ui.ts</w:t>
       </w:r>
       <w:proofErr w:type="spellEnd"/>
       <w:r>
-        <w:rPr>
-          <w:lang w:val="en-DE"/>
-        </w:rPr>
         <w:t xml:space="preserve">           Transition dialogue box down on close                             polish     small  </w:t>
       </w:r>
     </w:p>
     <w:p>
-      <w:pPr>
-        <w:rPr>
-          <w:lang w:val="en-DE"/>
-        </w:rPr>
-      </w:pPr>
-      <w:proofErr w:type="spellStart"/>
-      <w:r>
-        <w:rPr>
-          <w:lang w:val="en-DE"/>
-        </w:rPr>
+      <w:proofErr w:type="spellStart"/>
+      <w:r>
         <w:t>ui.ts</w:t>
       </w:r>
       <w:proofErr w:type="spellEnd"/>
       <w:r>
-        <w:rPr>
-          <w:lang w:val="en-DE"/>
-        </w:rPr>
         <w:t xml:space="preserve">           </w:t>
       </w:r>
       <w:proofErr w:type="spellStart"/>
       <w:proofErr w:type="gramStart"/>
       <w:r>
-        <w:rPr>
-          <w:lang w:val="en-DE"/>
-        </w:rPr>
         <w:t>checkOffer</w:t>
       </w:r>
       <w:proofErr w:type="spellEnd"/>
       <w:r>
-        <w:rPr>
-          <w:lang w:val="en-DE"/>
-        </w:rPr>
         <w:t>(</w:t>
       </w:r>
       <w:proofErr w:type="gramEnd"/>
       <w:r>
-        <w:rPr>
-          <w:lang w:val="en-DE"/>
-        </w:rPr>
         <w:t xml:space="preserve">) or similar for barter                                refactor   small  </w:t>
       </w:r>
     </w:p>
     <w:p>
-      <w:pPr>
-        <w:rPr>
-          <w:lang w:val="en-DE"/>
-        </w:rPr>
-      </w:pPr>
-      <w:proofErr w:type="spellStart"/>
-      <w:r>
-        <w:rPr>
-          <w:lang w:val="en-DE"/>
-        </w:rPr>
+      <w:proofErr w:type="spellStart"/>
+      <w:r>
         <w:t>ui.ts</w:t>
       </w:r>
       <w:proofErr w:type="spellEnd"/>
       <w:r>
-        <w:rPr>
-          <w:lang w:val="en-DE"/>
-        </w:rPr>
         <w:t xml:space="preserve">           Drop 'working copies' in barter?                                  refactor   small  </w:t>
       </w:r>
     </w:p>
     <w:p>
-      <w:pPr>
-        <w:rPr>
-          <w:lang w:val="en-DE"/>
-        </w:rPr>
-      </w:pPr>
-      <w:proofErr w:type="spellStart"/>
-      <w:r>
-        <w:rPr>
-          <w:lang w:val="en-DE"/>
-        </w:rPr>
+      <w:proofErr w:type="spellStart"/>
+      <w:r>
         <w:t>combat.ts</w:t>
       </w:r>
       <w:proofErr w:type="spellEnd"/>
       <w:r>
-        <w:rPr>
-          <w:lang w:val="en-DE"/>
-        </w:rPr>
         <w:t xml:space="preserve">       </w:t>
       </w:r>
       <w:proofErr w:type="spellStart"/>
       <w:r>
-        <w:rPr>
-          <w:lang w:val="en-DE"/>
-        </w:rPr>
         <w:t>bonusCombatAP</w:t>
       </w:r>
       <w:proofErr w:type="spellEnd"/>
       <w:r>
-        <w:rPr>
-          <w:lang w:val="en-DE"/>
-        </w:rPr>
         <w:t xml:space="preserve"> / </w:t>
       </w:r>
       <w:proofErr w:type="spellStart"/>
       <w:r>
-        <w:rPr>
-          <w:lang w:val="en-DE"/>
-        </w:rPr>
         <w:t>bonusMoveAP</w:t>
       </w:r>
       <w:proofErr w:type="spellEnd"/>
       <w:r>
-        <w:rPr>
-          <w:lang w:val="en-DE"/>
-        </w:rPr>
         <w:t xml:space="preserve">: replace with proper get function     bug        small  </w:t>
       </w:r>
     </w:p>
     <w:p>
-      <w:pPr>
-        <w:rPr>
-          <w:lang w:val="en-DE"/>
-        </w:rPr>
-      </w:pPr>
-      <w:proofErr w:type="spellStart"/>
-      <w:r>
-        <w:rPr>
-          <w:lang w:val="en-DE"/>
-        </w:rPr>
+      <w:proofErr w:type="spellStart"/>
+      <w:r>
         <w:lastRenderedPageBreak/>
         <w:t>combat.ts</w:t>
       </w:r>
       <w:proofErr w:type="spellEnd"/>
       <w:r>
-        <w:rPr>
-          <w:lang w:val="en-DE"/>
-        </w:rPr>
         <w:t xml:space="preserve">       Initialize AI elsewhere (e.g. in </w:t>
       </w:r>
       <w:proofErr w:type="gramStart"/>
       <w:r>
-        <w:rPr>
-          <w:lang w:val="en-DE"/>
-        </w:rPr>
         <w:t xml:space="preserve">Critter)   </w:t>
       </w:r>
       <w:proofErr w:type="gramEnd"/>
       <w:r>
-        <w:rPr>
-          <w:lang w:val="en-DE"/>
-        </w:rPr>
         <w:t xml:space="preserve">                      refactor   small  </w:t>
       </w:r>
     </w:p>
     <w:p>
-      <w:pPr>
-        <w:rPr>
-          <w:lang w:val="en-DE"/>
-        </w:rPr>
-      </w:pPr>
-      <w:proofErr w:type="spellStart"/>
-      <w:r>
-        <w:rPr>
-          <w:lang w:val="en-DE"/>
-        </w:rPr>
+      <w:proofErr w:type="spellStart"/>
+      <w:r>
         <w:t>combat.ts</w:t>
       </w:r>
       <w:proofErr w:type="spellEnd"/>
       <w:r>
-        <w:rPr>
-          <w:lang w:val="en-DE"/>
-        </w:rPr>
         <w:t xml:space="preserve">       </w:t>
       </w:r>
       <w:proofErr w:type="spellStart"/>
       <w:r>
-        <w:rPr>
-          <w:lang w:val="en-DE"/>
-        </w:rPr>
         <w:t>accountForPartialCover</w:t>
       </w:r>
       <w:proofErr w:type="spellEnd"/>
       <w:r>
-        <w:rPr>
-          <w:lang w:val="en-DE"/>
-        </w:rPr>
         <w:t xml:space="preserve">: get intervening critters                  feature    medium  </w:t>
       </w:r>
     </w:p>
     <w:p>
-      <w:pPr>
-        <w:rPr>
-          <w:lang w:val="en-DE"/>
-        </w:rPr>
-      </w:pPr>
-      <w:proofErr w:type="spellStart"/>
-      <w:r>
-        <w:rPr>
-          <w:lang w:val="en-DE"/>
-        </w:rPr>
+      <w:proofErr w:type="spellStart"/>
+      <w:r>
         <w:t>combat.ts</w:t>
       </w:r>
       <w:proofErr w:type="spellEnd"/>
       <w:r>
-        <w:rPr>
-          <w:lang w:val="en-DE"/>
-        </w:rPr>
         <w:t xml:space="preserve">       Visibility (light conditions) and distance in hit chance          feature    medium  </w:t>
       </w:r>
     </w:p>
     <w:p>
-      <w:pPr>
-        <w:rPr>
-          <w:lang w:val="en-DE"/>
-        </w:rPr>
-      </w:pPr>
-      <w:proofErr w:type="spellStart"/>
-      <w:r>
-        <w:rPr>
-          <w:lang w:val="en-DE"/>
-        </w:rPr>
+      <w:proofErr w:type="spellStart"/>
+      <w:r>
         <w:t>combat.ts</w:t>
       </w:r>
       <w:proofErr w:type="spellEnd"/>
       <w:r>
-        <w:rPr>
-          <w:lang w:val="en-DE"/>
-        </w:rPr>
         <w:t xml:space="preserve">       </w:t>
       </w:r>
       <w:proofErr w:type="spellStart"/>
       <w:r>
-        <w:rPr>
-          <w:lang w:val="en-DE"/>
-        </w:rPr>
         <w:t>bonusAC</w:t>
       </w:r>
       <w:proofErr w:type="spellEnd"/>
       <w:r>
-        <w:rPr>
-          <w:lang w:val="en-DE"/>
-        </w:rPr>
         <w:t xml:space="preserve">: AP at end of turn bonus                                  feature    small  </w:t>
       </w:r>
     </w:p>
     <w:p>
-      <w:pPr>
-        <w:rPr>
-          <w:lang w:val="en-DE"/>
-        </w:rPr>
-      </w:pPr>
-      <w:proofErr w:type="spellStart"/>
-      <w:r>
-        <w:rPr>
-          <w:lang w:val="en-DE"/>
-        </w:rPr>
+      <w:proofErr w:type="spellStart"/>
+      <w:r>
         <w:t>combat.ts</w:t>
       </w:r>
       <w:proofErr w:type="spellEnd"/>
       <w:r>
-        <w:rPr>
-          <w:lang w:val="en-DE"/>
-        </w:rPr>
         <w:t xml:space="preserve">       </w:t>
       </w:r>
       <w:proofErr w:type="spellStart"/>
       <w:r>
-        <w:rPr>
-          <w:lang w:val="en-DE"/>
-        </w:rPr>
         <w:t>bonusCrit</w:t>
       </w:r>
       <w:proofErr w:type="spellEnd"/>
       <w:r>
-        <w:rPr>
-          <w:lang w:val="en-DE"/>
-        </w:rPr>
         <w:t xml:space="preserve">: perk bonuses and other crit influencers                feature    small  </w:t>
       </w:r>
     </w:p>
     <w:p>
-      <w:pPr>
-        <w:rPr>
-          <w:lang w:val="en-DE"/>
-        </w:rPr>
-      </w:pPr>
-      <w:proofErr w:type="spellStart"/>
-      <w:r>
-        <w:rPr>
-          <w:lang w:val="en-DE"/>
-        </w:rPr>
+      <w:proofErr w:type="spellStart"/>
+      <w:r>
         <w:t>combat.ts</w:t>
       </w:r>
       <w:proofErr w:type="spellEnd"/>
       <w:r>
-        <w:rPr>
-          <w:lang w:val="en-DE"/>
-        </w:rPr>
         <w:t xml:space="preserve">       Slayer/Sniper perk: second chance to crit                         feature    small  </w:t>
       </w:r>
     </w:p>
     <w:p>
-      <w:pPr>
-        <w:rPr>
-          <w:lang w:val="en-DE"/>
-        </w:rPr>
-      </w:pPr>
-      <w:proofErr w:type="spellStart"/>
-      <w:r>
-        <w:rPr>
-          <w:lang w:val="en-DE"/>
-        </w:rPr>
+      <w:proofErr w:type="spellStart"/>
+      <w:r>
         <w:t>combat.ts</w:t>
       </w:r>
       <w:proofErr w:type="spellEnd"/>
       <w:r>
-        <w:rPr>
-          <w:lang w:val="en-DE"/>
-        </w:rPr>
         <w:t xml:space="preserve">       Jinxed/pariah dog: 50% crit miss chance                           feature    small  </w:t>
       </w:r>
     </w:p>
     <w:p>
-      <w:pPr>
-        <w:rPr>
-          <w:lang w:val="en-DE"/>
-        </w:rPr>
-      </w:pPr>
-      <w:proofErr w:type="spellStart"/>
-      <w:r>
-        <w:rPr>
-          <w:lang w:val="en-DE"/>
-        </w:rPr>
+      <w:proofErr w:type="spellStart"/>
+      <w:r>
         <w:t>combat.ts</w:t>
       </w:r>
       <w:proofErr w:type="spellEnd"/>
       <w:r>
-        <w:rPr>
-          <w:lang w:val="en-DE"/>
-        </w:rPr>
         <w:t xml:space="preserve">       Sharpshooter perk bonus in hit distance                           feature    small  </w:t>
       </w:r>
     </w:p>
     <w:p>
-      <w:pPr>
-        <w:rPr>
-          <w:lang w:val="en-DE"/>
-        </w:rPr>
-      </w:pPr>
-      <w:proofErr w:type="spellStart"/>
-      <w:r>
-        <w:rPr>
-          <w:lang w:val="en-DE"/>
-        </w:rPr>
+      <w:proofErr w:type="spellStart"/>
+      <w:r>
         <w:t>combat.ts</w:t>
       </w:r>
       <w:proofErr w:type="spellEnd"/>
       <w:r>
-        <w:rPr>
-          <w:lang w:val="en-DE"/>
-        </w:rPr>
         <w:t xml:space="preserve">       ADR/ADT: use actual </w:t>
       </w:r>
       <w:proofErr w:type="spellStart"/>
       <w:r>
-        <w:rPr>
-          <w:lang w:val="en-DE"/>
-        </w:rPr>
         <w:t>armor</w:t>
       </w:r>
       <w:proofErr w:type="spellEnd"/>
       <w:r>
-        <w:rPr>
-          <w:lang w:val="en-DE"/>
-        </w:rPr>
         <w:t xml:space="preserve"> stats                                   bug        medium  </w:t>
       </w:r>
     </w:p>
     <w:p>
-      <w:pPr>
-        <w:rPr>
-          <w:lang w:val="en-DE"/>
-        </w:rPr>
-      </w:pPr>
-      <w:proofErr w:type="spellStart"/>
-      <w:r>
-        <w:rPr>
-          <w:lang w:val="en-DE"/>
-        </w:rPr>
+      <w:proofErr w:type="spellStart"/>
+      <w:r>
         <w:t>combat.ts</w:t>
       </w:r>
       <w:proofErr w:type="spellEnd"/>
       <w:r>
-        <w:rPr>
-          <w:lang w:val="en-DE"/>
-        </w:rPr>
         <w:t xml:space="preserve">       Map weapon type to crit fail table </w:t>
       </w:r>
       <w:proofErr w:type="gramStart"/>
       <w:r>
-        <w:rPr>
-          <w:lang w:val="en-DE"/>
-        </w:rPr>
         <w:t>types</w:t>
       </w:r>
       <w:proofErr w:type="gramEnd"/>
       <w:r>
-        <w:rPr>
-          <w:lang w:val="en-DE"/>
-        </w:rPr>
         <w:t xml:space="preserve">                          bug        medium  </w:t>
       </w:r>
     </w:p>
     <w:p>
-      <w:pPr>
-        <w:rPr>
-          <w:lang w:val="en-DE"/>
-        </w:rPr>
-      </w:pPr>
-      <w:proofErr w:type="spellStart"/>
-      <w:r>
-        <w:rPr>
-          <w:lang w:val="en-DE"/>
-        </w:rPr>
+      <w:proofErr w:type="spellStart"/>
+      <w:r>
         <w:t>combat.ts</w:t>
       </w:r>
       <w:proofErr w:type="spellEnd"/>
       <w:r>
-        <w:rPr>
-          <w:lang w:val="en-DE"/>
-        </w:rPr>
         <w:t xml:space="preserve">       Find target according to AI rules (not just </w:t>
       </w:r>
       <w:proofErr w:type="gramStart"/>
       <w:r>
-        <w:rPr>
-          <w:lang w:val="en-DE"/>
-        </w:rPr>
         <w:t xml:space="preserve">closest)   </w:t>
       </w:r>
       <w:proofErr w:type="gramEnd"/>
       <w:r>
-        <w:rPr>
-          <w:lang w:val="en-DE"/>
-        </w:rPr>
         <w:t xml:space="preserve">           feature    medium  </w:t>
       </w:r>
     </w:p>
     <w:p>
-      <w:pPr>
-        <w:rPr>
-          <w:lang w:val="en-DE"/>
-        </w:rPr>
-      </w:pPr>
-      <w:proofErr w:type="spellStart"/>
-      <w:r>
-        <w:rPr>
-          <w:lang w:val="en-DE"/>
-        </w:rPr>
+      <w:proofErr w:type="spellStart"/>
+      <w:r>
         <w:t>combat.ts</w:t>
       </w:r>
       <w:proofErr w:type="spellEnd"/>
       <w:r>
-        <w:rPr>
-          <w:lang w:val="en-DE"/>
-        </w:rPr>
         <w:t xml:space="preserve">       Check nearest direction first in AI creep                         polish     small  </w:t>
       </w:r>
     </w:p>
     <w:p>
-      <w:pPr>
-        <w:rPr>
-          <w:lang w:val="en-DE"/>
-        </w:rPr>
-      </w:pPr>
-      <w:proofErr w:type="spellStart"/>
-      <w:r>
-        <w:rPr>
-          <w:lang w:val="en-DE"/>
-        </w:rPr>
+      <w:proofErr w:type="spellStart"/>
+      <w:r>
         <w:t>combat.ts</w:t>
       </w:r>
       <w:proofErr w:type="spellEnd"/>
       <w:r>
-        <w:rPr>
-          <w:lang w:val="en-DE"/>
-        </w:rPr>
         <w:t xml:space="preserve">       Convert unused AP into AC at end of turn                          feature    small  </w:t>
       </w:r>
     </w:p>
     <w:p>
-      <w:pPr>
-        <w:rPr>
-          <w:lang w:val="en-DE"/>
-        </w:rPr>
-      </w:pPr>
-      <w:proofErr w:type="spellStart"/>
-      <w:r>
-        <w:rPr>
-          <w:lang w:val="en-DE"/>
-        </w:rPr>
+      <w:proofErr w:type="spellStart"/>
+      <w:r>
         <w:t>combat.ts</w:t>
       </w:r>
       <w:proofErr w:type="spellEnd"/>
       <w:r>
-        <w:rPr>
-          <w:lang w:val="en-DE"/>
-        </w:rPr>
         <w:t xml:space="preserve">       Check number of active combatants before ending combat            bug        small  </w:t>
       </w:r>
     </w:p>
     <w:p>
-      <w:pPr>
-        <w:rPr>
-          <w:lang w:val="en-DE"/>
-        </w:rPr>
-      </w:pPr>
-      <w:r>
-        <w:rPr>
-          <w:lang w:val="en-DE"/>
-        </w:rPr>
+      <w:r>
         <w:t xml:space="preserve">  </w:t>
       </w:r>
     </w:p>
     <w:p>
-      <w:pPr>
-        <w:rPr>
-          <w:lang w:val="en-DE"/>
-        </w:rPr>
-      </w:pPr>
-      <w:r>
-        <w:rPr>
-          <w:lang w:val="en-DE"/>
-        </w:rPr>
+      <w:r>
         <w:t xml:space="preserve">Total TODOs: 35  </w:t>
       </w:r>
     </w:p>
     <w:p>
-      <w:pPr>
-        <w:rPr>
-          <w:lang w:val="en-DE"/>
-        </w:rPr>
-      </w:pPr>
-      <w:r>
-        <w:rPr>
-          <w:lang w:val="en-DE"/>
-        </w:rPr>
+      <w:r>
         <w:t xml:space="preserve">  </w:t>
       </w:r>
     </w:p>
     <w:p>
-      <w:pPr>
-        <w:rPr>
-          <w:lang w:val="en-DE"/>
-        </w:rPr>
-      </w:pPr>
-      <w:r>
-        <w:rPr>
-          <w:lang w:val="en-DE"/>
-        </w:rPr>
+      <w:r>
         <w:t xml:space="preserve">By type: {'refactor': 9, 'feature': 13, 'polish': 6, 'bug': 7}  </w:t>
       </w:r>
     </w:p>
     <w:p>
-      <w:pPr>
-        <w:rPr>
-          <w:lang w:val="en-DE"/>
-        </w:rPr>
-      </w:pPr>
-      <w:r>
-        <w:rPr>
-          <w:lang w:val="en-DE"/>
-        </w:rPr>
+      <w:r>
         <w:t xml:space="preserve">By size: {'large': 1, 'medium': 9, 'small': 25}  </w:t>
       </w:r>
     </w:p>
     <w:p>
-      <w:pPr>
-        <w:rPr>
-          <w:lang w:val="en-DE"/>
-        </w:rPr>
-      </w:pPr>
-      <w:r>
-        <w:rPr>
-          <w:lang w:val="en-DE"/>
-        </w:rPr>
+      <w:r>
         <w:t>By file: {'</w:t>
       </w:r>
       <w:proofErr w:type="spellStart"/>
       <w:r>
-        <w:rPr>
-          <w:lang w:val="en-DE"/>
-        </w:rPr>
         <w:t>ui.ts</w:t>
       </w:r>
       <w:proofErr w:type="spellEnd"/>
       <w:r>
-        <w:rPr>
-          <w:lang w:val="en-DE"/>
-        </w:rPr>
         <w:t>': 20, '</w:t>
       </w:r>
       <w:proofErr w:type="spellStart"/>
       <w:r>
-        <w:rPr>
-          <w:lang w:val="en-DE"/>
-        </w:rPr>
         <w:t>combat.ts</w:t>
       </w:r>
       <w:proofErr w:type="spellEnd"/>
       <w:r>
-        <w:rPr>
-          <w:lang w:val="en-DE"/>
-        </w:rPr>
         <w:t xml:space="preserve">': 15}  </w:t>
       </w:r>
     </w:p>
     <w:p>
-      <w:pPr>
-        <w:rPr>
-          <w:lang w:val="en-DE"/>
-        </w:rPr>
-      </w:pPr>
-      <w:r>
-        <w:rPr>
-          <w:lang w:val="en-DE"/>
-        </w:rPr>
+      <w:r>
         <w:t xml:space="preserve">Here's the full triage (just from </w:t>
       </w:r>
       <w:proofErr w:type="spellStart"/>
       <w:r>
-        <w:rPr>
-          <w:lang w:val="en-DE"/>
-        </w:rPr>
         <w:t>ui.ts</w:t>
       </w:r>
       <w:proofErr w:type="spellEnd"/>
       <w:r>
-        <w:rPr>
-          <w:lang w:val="en-DE"/>
-        </w:rPr>
         <w:t xml:space="preserve"> and </w:t>
       </w:r>
       <w:proofErr w:type="spellStart"/>
       <w:r>
-        <w:rPr>
-          <w:lang w:val="en-DE"/>
-        </w:rPr>
         <w:t>combat.ts</w:t>
       </w:r>
       <w:proofErr w:type="spellEnd"/>
       <w:r>
-        <w:rPr>
-          <w:lang w:val="en-DE"/>
-        </w:rPr>
         <w:t xml:space="preserve"> — there are likely more in </w:t>
       </w:r>
       <w:proofErr w:type="spellStart"/>
       <w:r>
-        <w:rPr>
-          <w:lang w:val="en-DE"/>
-        </w:rPr>
         <w:t>object.ts</w:t>
       </w:r>
       <w:proofErr w:type="spellEnd"/>
       <w:r>
-        <w:rPr>
-          <w:lang w:val="en-DE"/>
-        </w:rPr>
         <w:t xml:space="preserve">, </w:t>
       </w:r>
       <w:proofErr w:type="spellStart"/>
       <w:r>
-        <w:rPr>
-          <w:lang w:val="en-DE"/>
-        </w:rPr>
         <w:t>scripting.ts</w:t>
       </w:r>
       <w:proofErr w:type="spellEnd"/>
       <w:r>
-        <w:rPr>
-          <w:lang w:val="en-DE"/>
-        </w:rPr>
         <w:t>, etc.):</w:t>
       </w:r>
     </w:p>
     <w:p>
-      <w:pPr>
-        <w:rPr>
-          <w:lang w:val="en-DE"/>
-        </w:rPr>
-      </w:pPr>
-      <w:r>
-        <w:rPr>
-          <w:lang w:val="en-DE"/>
-        </w:rPr>
+      <w:r>
         <w:pict w14:anchorId="23E60551">
-          <v:rect id="_x0000_i1037" style="width:0;height:1.5pt" o:hralign="center" o:hrstd="t" o:hr="t" fillcolor="#a0a0a0" stroked="f"/>
+          <v:rect id="_x0000_i1025" style="width:0;height:1.5pt" o:hralign="center" o:hrstd="t" o:hr="t" fillcolor="#a0a0a0" stroked="f"/>
         </w:pict>
       </w:r>
     </w:p>
@@ -1289,29 +643,21 @@
         <w:rPr>
           <w:b/>
           <w:bCs/>
-          <w:lang w:val="en-DE"/>
-        </w:rPr>
-      </w:pPr>
-      <w:r>
-        <w:rPr>
-          <w:b/>
-          <w:bCs/>
-          <w:lang w:val="en-DE"/>
+        </w:rPr>
+      </w:pPr>
+      <w:r>
+        <w:rPr>
+          <w:b/>
+          <w:bCs/>
         </w:rPr>
         <w:t>35 TODOs found across 2 files</w:t>
       </w:r>
     </w:p>
     <w:p>
-      <w:pPr>
-        <w:rPr>
-          <w:lang w:val="en-DE"/>
-        </w:rPr>
-      </w:pPr>
-      <w:r>
-        <w:rPr>
-          <w:b/>
-          <w:bCs/>
-          <w:lang w:val="en-DE"/>
+      <w:r>
+        <w:rPr>
+          <w:b/>
+          <w:bCs/>
         </w:rPr>
         <w:t>By type:</w:t>
       </w:r>
@@ -1322,35 +668,24 @@
           <w:ilvl w:val="0"/>
           <w:numId w:val="1"/>
         </w:numPr>
-        <w:rPr>
-          <w:lang w:val="en-DE"/>
-        </w:rPr>
       </w:pPr>
       <w:r>
         <w:rPr>
           <w:rFonts w:ascii="Segoe UI Emoji" w:hAnsi="Segoe UI Emoji" w:cs="Segoe UI Emoji"/>
-          <w:lang w:val="en-DE"/>
         </w:rPr>
         <w:t>🐛</w:t>
       </w:r>
       <w:r>
-        <w:rPr>
-          <w:lang w:val="en-DE"/>
-        </w:rPr>
         <w:t xml:space="preserve"> Bug fixes: </w:t>
       </w:r>
       <w:r>
         <w:rPr>
           <w:b/>
           <w:bCs/>
-          <w:lang w:val="en-DE"/>
         </w:rPr>
         <w:t>7</w:t>
       </w:r>
       <w:r>
-        <w:rPr>
-          <w:lang w:val="en-DE"/>
-        </w:rPr>
         <w:t xml:space="preserve"> — these are the most important to do first</w:t>
       </w:r>
     </w:p>
@@ -1360,35 +695,24 @@
           <w:ilvl w:val="0"/>
           <w:numId w:val="1"/>
         </w:numPr>
-        <w:rPr>
-          <w:lang w:val="en-DE"/>
-        </w:rPr>
       </w:pPr>
       <w:r>
         <w:rPr>
           <w:rFonts w:ascii="Segoe UI Emoji" w:hAnsi="Segoe UI Emoji" w:cs="Segoe UI Emoji"/>
-          <w:lang w:val="en-DE"/>
         </w:rPr>
         <w:t>✨</w:t>
       </w:r>
       <w:r>
-        <w:rPr>
-          <w:lang w:val="en-DE"/>
-        </w:rPr>
         <w:t xml:space="preserve"> Features: </w:t>
       </w:r>
       <w:r>
         <w:rPr>
           <w:b/>
           <w:bCs/>
-          <w:lang w:val="en-DE"/>
         </w:rPr>
         <w:t>13</w:t>
       </w:r>
       <w:r>
-        <w:rPr>
-          <w:lang w:val="en-DE"/>
-        </w:rPr>
         <w:t xml:space="preserve"> — mostly combat perk/stat stuff</w:t>
       </w:r>
     </w:p>
@@ -1398,36 +722,25 @@
           <w:ilvl w:val="0"/>
           <w:numId w:val="1"/>
         </w:numPr>
-        <w:rPr>
-          <w:lang w:val="en-DE"/>
-        </w:rPr>
       </w:pPr>
       <w:r>
         <w:rPr>
           <w:rFonts w:ascii="Segoe UI Emoji" w:hAnsi="Segoe UI Emoji" w:cs="Segoe UI Emoji"/>
-          <w:lang w:val="en-DE"/>
         </w:rPr>
         <w:lastRenderedPageBreak/>
         <w:t>🔧</w:t>
       </w:r>
       <w:r>
-        <w:rPr>
-          <w:lang w:val="en-DE"/>
-        </w:rPr>
         <w:t xml:space="preserve"> Refactors: </w:t>
       </w:r>
       <w:r>
         <w:rPr>
           <w:b/>
           <w:bCs/>
-          <w:lang w:val="en-DE"/>
         </w:rPr>
         <w:t>9</w:t>
       </w:r>
       <w:r>
-        <w:rPr>
-          <w:lang w:val="en-DE"/>
-        </w:rPr>
         <w:t xml:space="preserve"> — code quality, not gameplay</w:t>
       </w:r>
     </w:p>
@@ -1437,50 +750,31 @@
           <w:ilvl w:val="0"/>
           <w:numId w:val="1"/>
         </w:numPr>
-        <w:rPr>
-          <w:lang w:val="en-DE"/>
-        </w:rPr>
       </w:pPr>
       <w:r>
         <w:rPr>
           <w:rFonts w:ascii="Segoe UI Emoji" w:hAnsi="Segoe UI Emoji" w:cs="Segoe UI Emoji"/>
-          <w:lang w:val="en-DE"/>
         </w:rPr>
         <w:t>💅</w:t>
       </w:r>
       <w:r>
-        <w:rPr>
-          <w:lang w:val="en-DE"/>
-        </w:rPr>
         <w:t xml:space="preserve"> Polish: </w:t>
       </w:r>
       <w:r>
         <w:rPr>
           <w:b/>
           <w:bCs/>
-          <w:lang w:val="en-DE"/>
         </w:rPr>
         <w:t>6</w:t>
       </w:r>
       <w:r>
-        <w:rPr>
-          <w:lang w:val="en-DE"/>
-        </w:rPr>
         <w:t xml:space="preserve"> — visual/UX tweaks</w:t>
       </w:r>
     </w:p>
     <w:p>
-      <w:pPr>
-        <w:rPr>
-          <w:lang w:val="en-DE"/>
-        </w:rPr>
-      </w:pPr>
-      <w:r>
-        <w:rPr>
-          <w:lang w:val="en-DE"/>
-        </w:rPr>
+      <w:r>
         <w:pict w14:anchorId="4A66B1F1">
-          <v:rect id="_x0000_i1038" style="width:0;height:1.5pt" o:hralign="center" o:hrstd="t" o:hr="t" fillcolor="#a0a0a0" stroked="f"/>
+          <v:rect id="_x0000_i1026" style="width:0;height:1.5pt" o:hralign="center" o:hrstd="t" o:hr="t" fillcolor="#a0a0a0" stroked="f"/>
         </w:pict>
       </w:r>
     </w:p>
@@ -1489,42 +783,30 @@
         <w:rPr>
           <w:b/>
           <w:bCs/>
-          <w:lang w:val="en-DE"/>
-        </w:rPr>
-      </w:pPr>
-      <w:r>
-        <w:rPr>
-          <w:b/>
-          <w:bCs/>
-          <w:lang w:val="en-DE"/>
+        </w:rPr>
+      </w:pPr>
+      <w:r>
+        <w:rPr>
+          <w:b/>
+          <w:bCs/>
         </w:rPr>
         <w:t>My recommended batches for Claude Code:</w:t>
       </w:r>
     </w:p>
     <w:p>
-      <w:pPr>
-        <w:rPr>
-          <w:lang w:val="en-DE"/>
-        </w:rPr>
-      </w:pPr>
-      <w:r>
-        <w:rPr>
-          <w:b/>
-          <w:bCs/>
-          <w:lang w:val="en-DE"/>
+      <w:r>
+        <w:rPr>
+          <w:b/>
+          <w:bCs/>
         </w:rPr>
         <w:t>Batch 1 — Quick wins (all small, low risk)</w:t>
       </w:r>
       <w:r>
-        <w:rPr>
-          <w:lang w:val="en-DE"/>
-        </w:rPr>
         <w:t xml:space="preserve"> </w:t>
       </w:r>
       <w:r>
         <w:rPr>
           <w:rFonts w:ascii="Segoe UI Emoji" w:hAnsi="Segoe UI Emoji" w:cs="Segoe UI Emoji"/>
-          <w:lang w:val="en-DE"/>
         </w:rPr>
         <w:t>✅</w:t>
       </w:r>
@@ -1535,14 +817,8 @@
           <w:ilvl w:val="0"/>
           <w:numId w:val="2"/>
         </w:numPr>
-        <w:rPr>
-          <w:lang w:val="en-DE"/>
-        </w:rPr>
-      </w:pPr>
-      <w:r>
-        <w:rPr>
-          <w:lang w:val="en-DE"/>
-        </w:rPr>
+      </w:pPr>
+      <w:r>
         <w:t>Fix inventory image size + amount style</w:t>
       </w:r>
     </w:p>
@@ -1552,30 +828,18 @@
           <w:ilvl w:val="0"/>
           <w:numId w:val="2"/>
         </w:numPr>
-        <w:rPr>
-          <w:lang w:val="en-DE"/>
-        </w:rPr>
       </w:pPr>
       <w:proofErr w:type="spellStart"/>
       <w:proofErr w:type="gramStart"/>
       <w:r>
-        <w:rPr>
-          <w:lang w:val="en-DE"/>
-        </w:rPr>
         <w:t>playerUse</w:t>
       </w:r>
       <w:proofErr w:type="spellEnd"/>
       <w:r>
-        <w:rPr>
-          <w:lang w:val="en-DE"/>
-        </w:rPr>
         <w:t>(</w:t>
       </w:r>
       <w:proofErr w:type="gramEnd"/>
       <w:r>
-        <w:rPr>
-          <w:lang w:val="en-DE"/>
-        </w:rPr>
         <w:t>) takes an object</w:t>
       </w:r>
     </w:p>
@@ -1585,14 +849,8 @@
           <w:ilvl w:val="0"/>
           <w:numId w:val="2"/>
         </w:numPr>
-        <w:rPr>
-          <w:lang w:val="en-DE"/>
-        </w:rPr>
-      </w:pPr>
-      <w:r>
-        <w:rPr>
-          <w:lang w:val="en-DE"/>
-        </w:rPr>
+      </w:pPr>
+      <w:r>
         <w:t>Weapon AP &gt;9 display</w:t>
       </w:r>
     </w:p>
@@ -1602,14 +860,8 @@
           <w:ilvl w:val="0"/>
           <w:numId w:val="2"/>
         </w:numPr>
-        <w:rPr>
-          <w:lang w:val="en-DE"/>
-        </w:rPr>
-      </w:pPr>
-      <w:r>
-        <w:rPr>
-          <w:lang w:val="en-DE"/>
-        </w:rPr>
+      </w:pPr>
+      <w:r>
         <w:t>Dialogue box transition down on close</w:t>
       </w:r>
     </w:p>
@@ -1619,36 +871,21 @@
           <w:ilvl w:val="0"/>
           <w:numId w:val="2"/>
         </w:numPr>
-        <w:rPr>
-          <w:lang w:val="en-DE"/>
-        </w:rPr>
-      </w:pPr>
-      <w:proofErr w:type="spellStart"/>
-      <w:r>
-        <w:rPr>
-          <w:lang w:val="en-DE"/>
-        </w:rPr>
+      </w:pPr>
+      <w:proofErr w:type="spellStart"/>
+      <w:r>
         <w:t>bonusCombatAP</w:t>
       </w:r>
       <w:proofErr w:type="spellEnd"/>
       <w:r>
-        <w:rPr>
-          <w:lang w:val="en-DE"/>
-        </w:rPr>
         <w:t>/</w:t>
       </w:r>
       <w:proofErr w:type="spellStart"/>
       <w:r>
-        <w:rPr>
-          <w:lang w:val="en-DE"/>
-        </w:rPr>
         <w:t>bonusMoveAP</w:t>
       </w:r>
       <w:proofErr w:type="spellEnd"/>
       <w:r>
-        <w:rPr>
-          <w:lang w:val="en-DE"/>
-        </w:rPr>
         <w:t xml:space="preserve"> get function</w:t>
       </w:r>
     </w:p>
@@ -1658,41 +895,25 @@
           <w:ilvl w:val="0"/>
           <w:numId w:val="2"/>
         </w:numPr>
-        <w:rPr>
-          <w:lang w:val="en-DE"/>
-        </w:rPr>
-      </w:pPr>
-      <w:r>
-        <w:rPr>
-          <w:lang w:val="en-DE"/>
-        </w:rPr>
+      </w:pPr>
+      <w:r>
         <w:t>Check active combatants before ending combat</w:t>
       </w:r>
     </w:p>
     <w:p>
-      <w:pPr>
-        <w:rPr>
-          <w:lang w:val="en-DE"/>
-        </w:rPr>
-      </w:pPr>
-      <w:r>
-        <w:rPr>
-          <w:b/>
-          <w:bCs/>
-          <w:lang w:val="en-DE"/>
+      <w:r>
+        <w:rPr>
+          <w:b/>
+          <w:bCs/>
         </w:rPr>
         <w:t>Batch 2 — Combat correctness (medium risk)</w:t>
       </w:r>
       <w:r>
-        <w:rPr>
-          <w:lang w:val="en-DE"/>
-        </w:rPr>
         <w:t xml:space="preserve"> </w:t>
       </w:r>
       <w:r>
         <w:rPr>
           <w:rFonts w:ascii="Segoe UI Emoji" w:hAnsi="Segoe UI Emoji" w:cs="Segoe UI Emoji"/>
-          <w:lang w:val="en-DE"/>
         </w:rPr>
         <w:t>⚔️</w:t>
       </w:r>
@@ -1703,28 +924,16 @@
           <w:ilvl w:val="0"/>
           <w:numId w:val="3"/>
         </w:numPr>
-        <w:rPr>
-          <w:lang w:val="en-DE"/>
-        </w:rPr>
-      </w:pPr>
-      <w:r>
-        <w:rPr>
-          <w:lang w:val="en-DE"/>
-        </w:rPr>
+      </w:pPr>
+      <w:r>
         <w:t xml:space="preserve">ADR/ADT use actual </w:t>
       </w:r>
       <w:proofErr w:type="spellStart"/>
       <w:r>
-        <w:rPr>
-          <w:lang w:val="en-DE"/>
-        </w:rPr>
         <w:t>armor</w:t>
       </w:r>
       <w:proofErr w:type="spellEnd"/>
       <w:r>
-        <w:rPr>
-          <w:lang w:val="en-DE"/>
-        </w:rPr>
         <w:t xml:space="preserve"> stats</w:t>
       </w:r>
     </w:p>
@@ -1734,14 +943,8 @@
           <w:ilvl w:val="0"/>
           <w:numId w:val="3"/>
         </w:numPr>
-        <w:rPr>
-          <w:lang w:val="en-DE"/>
-        </w:rPr>
-      </w:pPr>
-      <w:r>
-        <w:rPr>
-          <w:lang w:val="en-DE"/>
-        </w:rPr>
+      </w:pPr>
+      <w:r>
         <w:t>Map weapon type to crit fail table</w:t>
       </w:r>
     </w:p>
@@ -1751,36 +954,21 @@
           <w:ilvl w:val="0"/>
           <w:numId w:val="3"/>
         </w:numPr>
-        <w:rPr>
-          <w:lang w:val="en-DE"/>
-        </w:rPr>
-      </w:pPr>
-      <w:proofErr w:type="spellStart"/>
-      <w:r>
-        <w:rPr>
-          <w:lang w:val="en-DE"/>
-        </w:rPr>
+      </w:pPr>
+      <w:proofErr w:type="spellStart"/>
+      <w:r>
         <w:t>isLevelUp</w:t>
       </w:r>
       <w:proofErr w:type="spellEnd"/>
       <w:r>
-        <w:rPr>
-          <w:lang w:val="en-DE"/>
-        </w:rPr>
         <w:t>/</w:t>
       </w:r>
       <w:proofErr w:type="spellStart"/>
       <w:r>
-        <w:rPr>
-          <w:lang w:val="en-DE"/>
-        </w:rPr>
         <w:t>canChangeStats</w:t>
       </w:r>
       <w:proofErr w:type="spellEnd"/>
       <w:r>
-        <w:rPr>
-          <w:lang w:val="en-DE"/>
-        </w:rPr>
         <w:t xml:space="preserve"> real logic</w:t>
       </w:r>
     </w:p>
@@ -1790,14 +978,8 @@
           <w:ilvl w:val="0"/>
           <w:numId w:val="3"/>
         </w:numPr>
-        <w:rPr>
-          <w:lang w:val="en-DE"/>
-        </w:rPr>
-      </w:pPr>
-      <w:r>
-        <w:rPr>
-          <w:lang w:val="en-DE"/>
-        </w:rPr>
+      </w:pPr>
+      <w:r>
         <w:t>Find target by AI rules, not just closest</w:t>
       </w:r>
     </w:p>
@@ -1807,49 +989,30 @@
           <w:ilvl w:val="0"/>
           <w:numId w:val="3"/>
         </w:numPr>
-        <w:rPr>
-          <w:lang w:val="en-DE"/>
-        </w:rPr>
-      </w:pPr>
-      <w:proofErr w:type="spellStart"/>
-      <w:r>
-        <w:rPr>
-          <w:lang w:val="en-DE"/>
-        </w:rPr>
+      </w:pPr>
+      <w:proofErr w:type="spellStart"/>
+      <w:r>
         <w:t>bonusAC</w:t>
       </w:r>
       <w:proofErr w:type="spellEnd"/>
       <w:r>
-        <w:rPr>
-          <w:lang w:val="en-DE"/>
-        </w:rPr>
         <w:t xml:space="preserve"> AP end-of-turn bonus</w:t>
       </w:r>
     </w:p>
     <w:p>
-      <w:pPr>
-        <w:rPr>
-          <w:lang w:val="en-DE"/>
-        </w:rPr>
-      </w:pPr>
-      <w:r>
-        <w:rPr>
-          <w:b/>
-          <w:bCs/>
-          <w:lang w:val="en-DE"/>
+      <w:r>
+        <w:rPr>
+          <w:b/>
+          <w:bCs/>
         </w:rPr>
         <w:t>Batch 3 — Refactors (safe but boring)</w:t>
       </w:r>
       <w:r>
-        <w:rPr>
-          <w:lang w:val="en-DE"/>
-        </w:rPr>
         <w:t xml:space="preserve"> </w:t>
       </w:r>
       <w:r>
         <w:rPr>
           <w:rFonts w:ascii="Segoe UI Emoji" w:hAnsi="Segoe UI Emoji" w:cs="Segoe UI Emoji"/>
-          <w:lang w:val="en-DE"/>
         </w:rPr>
         <w:t>🔧</w:t>
       </w:r>
@@ -1860,22 +1023,13 @@
           <w:ilvl w:val="0"/>
           <w:numId w:val="4"/>
         </w:numPr>
-        <w:rPr>
-          <w:lang w:val="en-DE"/>
-        </w:rPr>
-      </w:pPr>
-      <w:proofErr w:type="spellStart"/>
-      <w:r>
-        <w:rPr>
-          <w:lang w:val="en-DE"/>
-        </w:rPr>
+      </w:pPr>
+      <w:proofErr w:type="spellStart"/>
+      <w:r>
         <w:t>uiMoveSlot</w:t>
       </w:r>
       <w:proofErr w:type="spellEnd"/>
       <w:r>
-        <w:rPr>
-          <w:lang w:val="en-DE"/>
-        </w:rPr>
         <w:t xml:space="preserve"> rewrite</w:t>
       </w:r>
     </w:p>
@@ -1885,14 +1039,8 @@
           <w:ilvl w:val="0"/>
           <w:numId w:val="4"/>
         </w:numPr>
-        <w:rPr>
-          <w:lang w:val="en-DE"/>
-        </w:rPr>
-      </w:pPr>
-      <w:r>
-        <w:rPr>
-          <w:lang w:val="en-DE"/>
-        </w:rPr>
+      </w:pPr>
+      <w:r>
         <w:t>Stats widget cleanup in char screen</w:t>
       </w:r>
     </w:p>
@@ -1902,49 +1050,30 @@
           <w:ilvl w:val="0"/>
           <w:numId w:val="4"/>
         </w:numPr>
-        <w:rPr>
-          <w:lang w:val="en-DE"/>
-        </w:rPr>
-      </w:pPr>
-      <w:proofErr w:type="spellStart"/>
-      <w:r>
-        <w:rPr>
-          <w:lang w:val="en-DE"/>
-        </w:rPr>
+      </w:pPr>
+      <w:proofErr w:type="spellStart"/>
+      <w:r>
         <w:t>setItemText</w:t>
       </w:r>
       <w:proofErr w:type="spellEnd"/>
       <w:r>
-        <w:rPr>
-          <w:lang w:val="en-DE"/>
-        </w:rPr>
         <w:t xml:space="preserve"> on List</w:t>
       </w:r>
     </w:p>
     <w:p>
-      <w:pPr>
-        <w:rPr>
-          <w:lang w:val="en-DE"/>
-        </w:rPr>
-      </w:pPr>
-      <w:r>
-        <w:rPr>
-          <w:b/>
-          <w:bCs/>
-          <w:lang w:val="en-DE"/>
+      <w:r>
+        <w:rPr>
+          <w:b/>
+          <w:bCs/>
         </w:rPr>
         <w:t>Batch 4 — Skip for now</w:t>
       </w:r>
       <w:r>
-        <w:rPr>
-          <w:lang w:val="en-DE"/>
-        </w:rPr>
         <w:t xml:space="preserve"> </w:t>
       </w:r>
       <w:r>
         <w:rPr>
           <w:rFonts w:ascii="Segoe UI Emoji" w:hAnsi="Segoe UI Emoji" w:cs="Segoe UI Emoji"/>
-          <w:lang w:val="en-DE"/>
         </w:rPr>
         <w:t>⛔</w:t>
       </w:r>
@@ -1955,31 +1084,3391 @@
           <w:ilvl w:val="0"/>
           <w:numId w:val="5"/>
         </w:numPr>
-        <w:rPr>
-          <w:lang w:val="en-DE"/>
-        </w:rPr>
-      </w:pPr>
-      <w:r>
-        <w:rPr>
-          <w:lang w:val="en-DE"/>
-        </w:rPr>
+      </w:pPr>
+      <w:r>
         <w:t>"Reduce code duplication / circular references" — too vague, too large, high risk of breaking things</w:t>
       </w:r>
     </w:p>
-    <w:p>
-      <w:pPr>
-        <w:rPr>
-          <w:lang w:val="en-DE"/>
-        </w:rPr>
-      </w:pPr>
-    </w:p>
-    <w:p>
-      <w:pPr>
-        <w:rPr>
-          <w:lang w:val="en-DE"/>
-        </w:rPr>
-      </w:pPr>
-    </w:p>
+    <w:p/>
+    <w:p/>
+    <w:p/>
+    <w:p/>
+    <w:p/>
+    <w:p>
+      <w:pPr>
+        <w:rPr>
+          <w:b/>
+          <w:bCs/>
+          <w:lang w:val="en-DE"/>
+        </w:rPr>
+      </w:pPr>
+      <w:proofErr w:type="spellStart"/>
+      <w:r>
+        <w:rPr>
+          <w:b/>
+          <w:bCs/>
+          <w:lang w:val="en-DE"/>
+        </w:rPr>
+        <w:t>Gesamtübersicht</w:t>
+      </w:r>
+      <w:proofErr w:type="spellEnd"/>
+      <w:r>
+        <w:rPr>
+          <w:b/>
+          <w:bCs/>
+          <w:lang w:val="en-DE"/>
+        </w:rPr>
+        <w:t xml:space="preserve">: </w:t>
+      </w:r>
+      <w:proofErr w:type="spellStart"/>
+      <w:r>
+        <w:rPr>
+          <w:b/>
+          <w:bCs/>
+          <w:lang w:val="en-DE"/>
+        </w:rPr>
+        <w:t>DarkFO</w:t>
+      </w:r>
+      <w:proofErr w:type="spellEnd"/>
+      <w:r>
+        <w:rPr>
+          <w:b/>
+          <w:bCs/>
+          <w:lang w:val="en-DE"/>
+        </w:rPr>
+        <w:t xml:space="preserve"> / DarkHarold2 – Analyse-</w:t>
+      </w:r>
+      <w:proofErr w:type="spellStart"/>
+      <w:r>
+        <w:rPr>
+          <w:b/>
+          <w:bCs/>
+          <w:lang w:val="en-DE"/>
+        </w:rPr>
+        <w:t>Ergebnisse</w:t>
+      </w:r>
+      <w:proofErr w:type="spellEnd"/>
+    </w:p>
+    <w:p>
+      <w:pPr>
+        <w:rPr>
+          <w:lang w:val="en-DE"/>
+        </w:rPr>
+      </w:pPr>
+      <w:r>
+        <w:rPr>
+          <w:lang w:val="en-DE"/>
+        </w:rPr>
+        <w:pict w14:anchorId="6B3E0E17">
+          <v:rect id="_x0000_i1057" style="width:0;height:1.5pt" o:hralign="center" o:hrstd="t" o:hr="t" fillcolor="#a0a0a0" stroked="f"/>
+        </w:pict>
+      </w:r>
+    </w:p>
+    <w:p>
+      <w:pPr>
+        <w:rPr>
+          <w:b/>
+          <w:bCs/>
+          <w:lang w:val="en-DE"/>
+        </w:rPr>
+      </w:pPr>
+      <w:r>
+        <w:rPr>
+          <w:b/>
+          <w:bCs/>
+          <w:lang w:val="en-DE"/>
+        </w:rPr>
+        <w:t xml:space="preserve">1. </w:t>
+      </w:r>
+      <w:proofErr w:type="spellStart"/>
+      <w:r>
+        <w:rPr>
+          <w:b/>
+          <w:bCs/>
+          <w:lang w:val="en-DE"/>
+        </w:rPr>
+        <w:t>Projektstand</w:t>
+      </w:r>
+      <w:proofErr w:type="spellEnd"/>
+      <w:r>
+        <w:rPr>
+          <w:b/>
+          <w:bCs/>
+          <w:lang w:val="en-DE"/>
+        </w:rPr>
+        <w:t xml:space="preserve"> (</w:t>
+      </w:r>
+      <w:proofErr w:type="spellStart"/>
+      <w:r>
+        <w:rPr>
+          <w:b/>
+          <w:bCs/>
+          <w:lang w:val="en-DE"/>
+        </w:rPr>
+        <w:t>laut</w:t>
+      </w:r>
+      <w:proofErr w:type="spellEnd"/>
+      <w:r>
+        <w:rPr>
+          <w:b/>
+          <w:bCs/>
+          <w:lang w:val="en-DE"/>
+        </w:rPr>
+        <w:t xml:space="preserve"> README)</w:t>
+      </w:r>
+    </w:p>
+    <w:p>
+      <w:pPr>
+        <w:rPr>
+          <w:lang w:val="en-DE"/>
+        </w:rPr>
+      </w:pPr>
+      <w:proofErr w:type="spellStart"/>
+      <w:r>
+        <w:rPr>
+          <w:b/>
+          <w:bCs/>
+          <w:lang w:val="en-DE"/>
+        </w:rPr>
+        <w:t>Funktioniert</w:t>
+      </w:r>
+      <w:proofErr w:type="spellEnd"/>
+      <w:r>
+        <w:rPr>
+          <w:b/>
+          <w:bCs/>
+          <w:lang w:val="en-DE"/>
+        </w:rPr>
+        <w:t>:</w:t>
+      </w:r>
+    </w:p>
+    <w:p>
+      <w:pPr>
+        <w:numPr>
+          <w:ilvl w:val="0"/>
+          <w:numId w:val="6"/>
+        </w:numPr>
+        <w:rPr>
+          <w:lang w:val="en-DE"/>
+        </w:rPr>
+      </w:pPr>
+      <w:r>
+        <w:rPr>
+          <w:lang w:val="en-DE"/>
+        </w:rPr>
+        <w:t>Map loading, Walking/Running</w:t>
+      </w:r>
+    </w:p>
+    <w:p>
+      <w:pPr>
+        <w:numPr>
+          <w:ilvl w:val="0"/>
+          <w:numId w:val="6"/>
+        </w:numPr>
+        <w:rPr>
+          <w:lang w:val="en-DE"/>
+        </w:rPr>
+      </w:pPr>
+      <w:r>
+        <w:rPr>
+          <w:lang w:val="en-DE"/>
+        </w:rPr>
+        <w:t>NPC-</w:t>
+      </w:r>
+      <w:proofErr w:type="spellStart"/>
+      <w:r>
+        <w:rPr>
+          <w:lang w:val="en-DE"/>
+        </w:rPr>
+        <w:t>Dialoge</w:t>
+      </w:r>
+      <w:proofErr w:type="spellEnd"/>
+      <w:r>
+        <w:rPr>
+          <w:lang w:val="en-DE"/>
+        </w:rPr>
+        <w:t>, Bartering</w:t>
+      </w:r>
+    </w:p>
+    <w:p>
+      <w:pPr>
+        <w:numPr>
+          <w:ilvl w:val="0"/>
+          <w:numId w:val="6"/>
+        </w:numPr>
+        <w:rPr>
+          <w:lang w:val="en-DE"/>
+        </w:rPr>
+      </w:pPr>
+      <w:proofErr w:type="spellStart"/>
+      <w:r>
+        <w:rPr>
+          <w:lang w:val="en-DE"/>
+        </w:rPr>
+        <w:t>Einige</w:t>
+      </w:r>
+      <w:proofErr w:type="spellEnd"/>
+      <w:r>
+        <w:rPr>
+          <w:lang w:val="en-DE"/>
+        </w:rPr>
+        <w:t xml:space="preserve"> Quests (Scripting </w:t>
+      </w:r>
+      <w:proofErr w:type="spellStart"/>
+      <w:r>
+        <w:rPr>
+          <w:lang w:val="en-DE"/>
+        </w:rPr>
+        <w:t>funktioniert</w:t>
+      </w:r>
+      <w:proofErr w:type="spellEnd"/>
+      <w:r>
+        <w:rPr>
+          <w:lang w:val="en-DE"/>
+        </w:rPr>
+        <w:t xml:space="preserve"> </w:t>
+      </w:r>
+      <w:proofErr w:type="spellStart"/>
+      <w:r>
+        <w:rPr>
+          <w:lang w:val="en-DE"/>
+        </w:rPr>
+        <w:t>größtenteils</w:t>
+      </w:r>
+      <w:proofErr w:type="spellEnd"/>
+      <w:r>
+        <w:rPr>
+          <w:lang w:val="en-DE"/>
+        </w:rPr>
+        <w:t>)</w:t>
+      </w:r>
+    </w:p>
+    <w:p>
+      <w:pPr>
+        <w:numPr>
+          <w:ilvl w:val="0"/>
+          <w:numId w:val="6"/>
+        </w:numPr>
+        <w:rPr>
+          <w:lang w:val="en-DE"/>
+        </w:rPr>
+      </w:pPr>
+      <w:proofErr w:type="spellStart"/>
+      <w:r>
+        <w:rPr>
+          <w:lang w:val="en-DE"/>
+        </w:rPr>
+        <w:t>Einige</w:t>
+      </w:r>
+      <w:proofErr w:type="spellEnd"/>
+      <w:r>
+        <w:rPr>
+          <w:lang w:val="en-DE"/>
+        </w:rPr>
+        <w:t xml:space="preserve"> Party Members</w:t>
+      </w:r>
+    </w:p>
+    <w:p>
+      <w:pPr>
+        <w:numPr>
+          <w:ilvl w:val="0"/>
+          <w:numId w:val="6"/>
+        </w:numPr>
+        <w:rPr>
+          <w:lang w:val="en-DE"/>
+        </w:rPr>
+      </w:pPr>
+      <w:r>
+        <w:rPr>
+          <w:lang w:val="en-DE"/>
+        </w:rPr>
+        <w:t>Skills: Lockpicking, Repair, passive Skills</w:t>
+      </w:r>
+    </w:p>
+    <w:p>
+      <w:pPr>
+        <w:numPr>
+          <w:ilvl w:val="0"/>
+          <w:numId w:val="6"/>
+        </w:numPr>
+        <w:rPr>
+          <w:lang w:val="en-DE"/>
+        </w:rPr>
+      </w:pPr>
+      <w:r>
+        <w:rPr>
+          <w:lang w:val="en-DE"/>
+        </w:rPr>
+        <w:t>Sound (</w:t>
+      </w:r>
+      <w:proofErr w:type="spellStart"/>
+      <w:r>
+        <w:rPr>
+          <w:lang w:val="en-DE"/>
+        </w:rPr>
+        <w:t>gescriptete</w:t>
+      </w:r>
+      <w:proofErr w:type="spellEnd"/>
+      <w:r>
+        <w:rPr>
+          <w:lang w:val="en-DE"/>
+        </w:rPr>
+        <w:t xml:space="preserve"> </w:t>
+      </w:r>
+      <w:proofErr w:type="spellStart"/>
+      <w:r>
+        <w:rPr>
+          <w:lang w:val="en-DE"/>
+        </w:rPr>
+        <w:t>Effekte</w:t>
+      </w:r>
+      <w:proofErr w:type="spellEnd"/>
+      <w:r>
+        <w:rPr>
+          <w:lang w:val="en-DE"/>
+        </w:rPr>
+        <w:t>, Musik)</w:t>
+      </w:r>
+    </w:p>
+    <w:p>
+      <w:pPr>
+        <w:rPr>
+          <w:lang w:val="en-DE"/>
+        </w:rPr>
+      </w:pPr>
+      <w:proofErr w:type="spellStart"/>
+      <w:r>
+        <w:rPr>
+          <w:b/>
+          <w:bCs/>
+          <w:lang w:val="en-DE"/>
+        </w:rPr>
+        <w:t>Teilweise</w:t>
+      </w:r>
+      <w:proofErr w:type="spellEnd"/>
+      <w:r>
+        <w:rPr>
+          <w:b/>
+          <w:bCs/>
+          <w:lang w:val="en-DE"/>
+        </w:rPr>
+        <w:t xml:space="preserve"> / buggy:</w:t>
+      </w:r>
+    </w:p>
+    <w:p>
+      <w:pPr>
+        <w:numPr>
+          <w:ilvl w:val="0"/>
+          <w:numId w:val="7"/>
+        </w:numPr>
+        <w:rPr>
+          <w:lang w:val="en-DE"/>
+        </w:rPr>
+      </w:pPr>
+      <w:r>
+        <w:rPr>
+          <w:lang w:val="en-DE"/>
+        </w:rPr>
+        <w:t>Combat (</w:t>
+      </w:r>
+      <w:proofErr w:type="spellStart"/>
+      <w:r>
+        <w:rPr>
+          <w:lang w:val="en-DE"/>
+        </w:rPr>
+        <w:t>nur</w:t>
+      </w:r>
+      <w:proofErr w:type="spellEnd"/>
+      <w:r>
+        <w:rPr>
+          <w:lang w:val="en-DE"/>
+        </w:rPr>
+        <w:t xml:space="preserve"> SMG &amp; Spear </w:t>
+      </w:r>
+      <w:proofErr w:type="spellStart"/>
+      <w:r>
+        <w:rPr>
+          <w:lang w:val="en-DE"/>
+        </w:rPr>
+        <w:t>getestet</w:t>
+      </w:r>
+      <w:proofErr w:type="spellEnd"/>
+      <w:r>
+        <w:rPr>
+          <w:lang w:val="en-DE"/>
+        </w:rPr>
+        <w:t xml:space="preserve">, </w:t>
+      </w:r>
+      <w:proofErr w:type="spellStart"/>
+      <w:r>
+        <w:rPr>
+          <w:lang w:val="en-DE"/>
+        </w:rPr>
+        <w:t>kein</w:t>
+      </w:r>
+      <w:proofErr w:type="spellEnd"/>
+      <w:r>
+        <w:rPr>
+          <w:lang w:val="en-DE"/>
+        </w:rPr>
+        <w:t xml:space="preserve"> Ammo-</w:t>
+      </w:r>
+      <w:proofErr w:type="spellStart"/>
+      <w:r>
+        <w:rPr>
+          <w:lang w:val="en-DE"/>
+        </w:rPr>
+        <w:t>Wechsel</w:t>
+      </w:r>
+      <w:proofErr w:type="spellEnd"/>
+      <w:r>
+        <w:rPr>
+          <w:lang w:val="en-DE"/>
+        </w:rPr>
+        <w:t>)</w:t>
+      </w:r>
+    </w:p>
+    <w:p>
+      <w:pPr>
+        <w:numPr>
+          <w:ilvl w:val="0"/>
+          <w:numId w:val="7"/>
+        </w:numPr>
+        <w:rPr>
+          <w:lang w:val="en-DE"/>
+        </w:rPr>
+      </w:pPr>
+      <w:r>
+        <w:rPr>
+          <w:lang w:val="en-DE"/>
+        </w:rPr>
+        <w:t xml:space="preserve">Kein </w:t>
+      </w:r>
+      <w:proofErr w:type="spellStart"/>
+      <w:r>
+        <w:rPr>
+          <w:lang w:val="en-DE"/>
+        </w:rPr>
+        <w:t>Rüstungs</w:t>
+      </w:r>
+      <w:proofErr w:type="spellEnd"/>
+      <w:r>
+        <w:rPr>
+          <w:lang w:val="en-DE"/>
+        </w:rPr>
+        <w:t>-System</w:t>
+      </w:r>
+    </w:p>
+    <w:p>
+      <w:pPr>
+        <w:numPr>
+          <w:ilvl w:val="0"/>
+          <w:numId w:val="7"/>
+        </w:numPr>
+        <w:rPr>
+          <w:lang w:val="en-DE"/>
+        </w:rPr>
+      </w:pPr>
+      <w:proofErr w:type="spellStart"/>
+      <w:r>
+        <w:rPr>
+          <w:lang w:val="en-DE"/>
+        </w:rPr>
+        <w:t>Weltmap</w:t>
+      </w:r>
+      <w:proofErr w:type="spellEnd"/>
+      <w:r>
+        <w:rPr>
+          <w:lang w:val="en-DE"/>
+        </w:rPr>
+        <w:t xml:space="preserve">: rough &amp; buggy, </w:t>
+      </w:r>
+      <w:proofErr w:type="spellStart"/>
+      <w:r>
+        <w:rPr>
+          <w:lang w:val="en-DE"/>
+        </w:rPr>
+        <w:t>Eingänge</w:t>
+      </w:r>
+      <w:proofErr w:type="spellEnd"/>
+      <w:r>
+        <w:rPr>
+          <w:lang w:val="en-DE"/>
+        </w:rPr>
+        <w:t xml:space="preserve"> </w:t>
+      </w:r>
+      <w:proofErr w:type="spellStart"/>
+      <w:r>
+        <w:rPr>
+          <w:lang w:val="en-DE"/>
+        </w:rPr>
+        <w:t>falsch</w:t>
+      </w:r>
+      <w:proofErr w:type="spellEnd"/>
+      <w:r>
+        <w:rPr>
+          <w:lang w:val="en-DE"/>
+        </w:rPr>
+        <w:t xml:space="preserve"> </w:t>
+      </w:r>
+      <w:proofErr w:type="spellStart"/>
+      <w:r>
+        <w:rPr>
+          <w:lang w:val="en-DE"/>
+        </w:rPr>
+        <w:t>platziert</w:t>
+      </w:r>
+      <w:proofErr w:type="spellEnd"/>
+    </w:p>
+    <w:p>
+      <w:pPr>
+        <w:numPr>
+          <w:ilvl w:val="0"/>
+          <w:numId w:val="7"/>
+        </w:numPr>
+        <w:rPr>
+          <w:lang w:val="en-DE"/>
+        </w:rPr>
+      </w:pPr>
+      <w:r>
+        <w:rPr>
+          <w:lang w:val="en-DE"/>
+        </w:rPr>
+        <w:t xml:space="preserve">Random Encounters: nicht alle setups </w:t>
+      </w:r>
+      <w:proofErr w:type="spellStart"/>
+      <w:r>
+        <w:rPr>
+          <w:lang w:val="en-DE"/>
+        </w:rPr>
+        <w:t>implementiert</w:t>
+      </w:r>
+      <w:proofErr w:type="spellEnd"/>
+    </w:p>
+    <w:p>
+      <w:pPr>
+        <w:numPr>
+          <w:ilvl w:val="0"/>
+          <w:numId w:val="7"/>
+        </w:numPr>
+        <w:rPr>
+          <w:lang w:val="en-DE"/>
+        </w:rPr>
+      </w:pPr>
+      <w:r>
+        <w:rPr>
+          <w:lang w:val="en-DE"/>
+        </w:rPr>
+        <w:t xml:space="preserve">Lighting: </w:t>
+      </w:r>
+      <w:proofErr w:type="spellStart"/>
+      <w:r>
+        <w:rPr>
+          <w:lang w:val="en-DE"/>
+        </w:rPr>
+        <w:t>funktioniert</w:t>
+      </w:r>
+      <w:proofErr w:type="spellEnd"/>
+      <w:r>
+        <w:rPr>
+          <w:lang w:val="en-DE"/>
+        </w:rPr>
+        <w:t xml:space="preserve">, </w:t>
+      </w:r>
+      <w:proofErr w:type="spellStart"/>
+      <w:r>
+        <w:rPr>
+          <w:lang w:val="en-DE"/>
+        </w:rPr>
+        <w:t>aber</w:t>
+      </w:r>
+      <w:proofErr w:type="spellEnd"/>
+      <w:r>
+        <w:rPr>
+          <w:lang w:val="en-DE"/>
+        </w:rPr>
+        <w:t xml:space="preserve"> </w:t>
+      </w:r>
+      <w:proofErr w:type="spellStart"/>
+      <w:r>
+        <w:rPr>
+          <w:lang w:val="en-DE"/>
+        </w:rPr>
+        <w:t>langsam</w:t>
+      </w:r>
+      <w:proofErr w:type="spellEnd"/>
+      <w:r>
+        <w:rPr>
+          <w:lang w:val="en-DE"/>
+        </w:rPr>
+        <w:t xml:space="preserve"> &amp; </w:t>
+      </w:r>
+      <w:proofErr w:type="spellStart"/>
+      <w:r>
+        <w:rPr>
+          <w:lang w:val="en-DE"/>
+        </w:rPr>
+        <w:t>ungenau</w:t>
+      </w:r>
+      <w:proofErr w:type="spellEnd"/>
+    </w:p>
+    <w:p>
+      <w:pPr>
+        <w:numPr>
+          <w:ilvl w:val="0"/>
+          <w:numId w:val="7"/>
+        </w:numPr>
+        <w:rPr>
+          <w:lang w:val="en-DE"/>
+        </w:rPr>
+      </w:pPr>
+      <w:r>
+        <w:rPr>
+          <w:b/>
+          <w:bCs/>
+          <w:lang w:val="en-DE"/>
+        </w:rPr>
+        <w:t>Save/Load: Alpha-Stadium</w:t>
+      </w:r>
+      <w:r>
+        <w:rPr>
+          <w:lang w:val="en-DE"/>
+        </w:rPr>
+        <w:t xml:space="preserve"> – </w:t>
+      </w:r>
+      <w:proofErr w:type="spellStart"/>
+      <w:r>
+        <w:rPr>
+          <w:lang w:val="en-DE"/>
+        </w:rPr>
+        <w:t>funktioniert</w:t>
+      </w:r>
+      <w:proofErr w:type="spellEnd"/>
+      <w:r>
+        <w:rPr>
+          <w:lang w:val="en-DE"/>
+        </w:rPr>
+        <w:t xml:space="preserve"> </w:t>
+      </w:r>
+      <w:proofErr w:type="spellStart"/>
+      <w:r>
+        <w:rPr>
+          <w:lang w:val="en-DE"/>
+        </w:rPr>
+        <w:t>rudimentär</w:t>
+      </w:r>
+      <w:proofErr w:type="spellEnd"/>
+      <w:r>
+        <w:rPr>
+          <w:lang w:val="en-DE"/>
+        </w:rPr>
+        <w:t xml:space="preserve">, nicht </w:t>
+      </w:r>
+      <w:proofErr w:type="spellStart"/>
+      <w:r>
+        <w:rPr>
+          <w:lang w:val="en-DE"/>
+        </w:rPr>
+        <w:t>getestet</w:t>
+      </w:r>
+      <w:proofErr w:type="spellEnd"/>
+    </w:p>
+    <w:p>
+      <w:pPr>
+        <w:numPr>
+          <w:ilvl w:val="0"/>
+          <w:numId w:val="7"/>
+        </w:numPr>
+        <w:rPr>
+          <w:lang w:val="en-DE"/>
+        </w:rPr>
+      </w:pPr>
+      <w:proofErr w:type="spellStart"/>
+      <w:r>
+        <w:rPr>
+          <w:lang w:val="en-DE"/>
+        </w:rPr>
+        <w:t>Animationen</w:t>
+      </w:r>
+      <w:proofErr w:type="spellEnd"/>
+      <w:r>
+        <w:rPr>
+          <w:lang w:val="en-DE"/>
+        </w:rPr>
+        <w:t xml:space="preserve"> (</w:t>
+      </w:r>
+      <w:proofErr w:type="spellStart"/>
+      <w:r>
+        <w:rPr>
+          <w:lang w:val="en-DE"/>
+        </w:rPr>
+        <w:t>besonders</w:t>
+      </w:r>
+      <w:proofErr w:type="spellEnd"/>
+      <w:r>
+        <w:rPr>
+          <w:lang w:val="en-DE"/>
+        </w:rPr>
+        <w:t xml:space="preserve"> Combat)</w:t>
+      </w:r>
+    </w:p>
+    <w:p>
+      <w:pPr>
+        <w:numPr>
+          <w:ilvl w:val="0"/>
+          <w:numId w:val="7"/>
+        </w:numPr>
+        <w:rPr>
+          <w:lang w:val="en-DE"/>
+        </w:rPr>
+      </w:pPr>
+      <w:r>
+        <w:rPr>
+          <w:lang w:val="en-DE"/>
+        </w:rPr>
+        <w:t xml:space="preserve">Level-Up: </w:t>
+      </w:r>
+      <w:proofErr w:type="spellStart"/>
+      <w:r>
+        <w:rPr>
+          <w:lang w:val="en-DE"/>
+        </w:rPr>
+        <w:t>teilweise</w:t>
+      </w:r>
+      <w:proofErr w:type="spellEnd"/>
+    </w:p>
+    <w:p>
+      <w:pPr>
+        <w:rPr>
+          <w:lang w:val="en-DE"/>
+        </w:rPr>
+      </w:pPr>
+      <w:proofErr w:type="spellStart"/>
+      <w:r>
+        <w:rPr>
+          <w:b/>
+          <w:bCs/>
+          <w:lang w:val="en-DE"/>
+        </w:rPr>
+        <w:t>Komplett</w:t>
+      </w:r>
+      <w:proofErr w:type="spellEnd"/>
+      <w:r>
+        <w:rPr>
+          <w:b/>
+          <w:bCs/>
+          <w:lang w:val="en-DE"/>
+        </w:rPr>
+        <w:t xml:space="preserve"> </w:t>
+      </w:r>
+      <w:proofErr w:type="spellStart"/>
+      <w:r>
+        <w:rPr>
+          <w:b/>
+          <w:bCs/>
+          <w:lang w:val="en-DE"/>
+        </w:rPr>
+        <w:t>fehlend</w:t>
+      </w:r>
+      <w:proofErr w:type="spellEnd"/>
+      <w:r>
+        <w:rPr>
+          <w:b/>
+          <w:bCs/>
+          <w:lang w:val="en-DE"/>
+        </w:rPr>
+        <w:t>:</w:t>
+      </w:r>
+    </w:p>
+    <w:p>
+      <w:pPr>
+        <w:numPr>
+          <w:ilvl w:val="0"/>
+          <w:numId w:val="8"/>
+        </w:numPr>
+        <w:rPr>
+          <w:lang w:val="en-DE"/>
+        </w:rPr>
+      </w:pPr>
+      <w:proofErr w:type="spellStart"/>
+      <w:r>
+        <w:rPr>
+          <w:b/>
+          <w:bCs/>
+          <w:lang w:val="en-DE"/>
+        </w:rPr>
+        <w:t>PipBoy</w:t>
+      </w:r>
+      <w:proofErr w:type="spellEnd"/>
+      <w:r>
+        <w:rPr>
+          <w:lang w:val="en-DE"/>
+        </w:rPr>
+        <w:t xml:space="preserve"> (</w:t>
+      </w:r>
+      <w:proofErr w:type="spellStart"/>
+      <w:r>
+        <w:rPr>
+          <w:lang w:val="en-DE"/>
+        </w:rPr>
+        <w:t>gesamte</w:t>
+      </w:r>
+      <w:proofErr w:type="spellEnd"/>
+      <w:r>
+        <w:rPr>
+          <w:lang w:val="en-DE"/>
+        </w:rPr>
+        <w:t xml:space="preserve"> UI – nicht </w:t>
+      </w:r>
+      <w:proofErr w:type="spellStart"/>
+      <w:r>
+        <w:rPr>
+          <w:lang w:val="en-DE"/>
+        </w:rPr>
+        <w:t>nur</w:t>
+      </w:r>
+      <w:proofErr w:type="spellEnd"/>
+      <w:r>
+        <w:rPr>
+          <w:lang w:val="en-DE"/>
+        </w:rPr>
+        <w:t xml:space="preserve"> die Map!)</w:t>
+      </w:r>
+    </w:p>
+    <w:p>
+      <w:pPr>
+        <w:rPr>
+          <w:lang w:val="en-DE"/>
+        </w:rPr>
+      </w:pPr>
+      <w:r>
+        <w:rPr>
+          <w:lang w:val="en-DE"/>
+        </w:rPr>
+        <w:pict w14:anchorId="46AF894F">
+          <v:rect id="_x0000_i1058" style="width:0;height:1.5pt" o:hralign="center" o:hrstd="t" o:hr="t" fillcolor="#a0a0a0" stroked="f"/>
+        </w:pict>
+      </w:r>
+    </w:p>
+    <w:p>
+      <w:pPr>
+        <w:rPr>
+          <w:b/>
+          <w:bCs/>
+          <w:lang w:val="en-DE"/>
+        </w:rPr>
+      </w:pPr>
+      <w:r>
+        <w:rPr>
+          <w:b/>
+          <w:bCs/>
+          <w:lang w:val="en-DE"/>
+        </w:rPr>
+        <w:t xml:space="preserve">2. </w:t>
+      </w:r>
+      <w:proofErr w:type="spellStart"/>
+      <w:r>
+        <w:rPr>
+          <w:b/>
+          <w:bCs/>
+          <w:lang w:val="en-DE"/>
+        </w:rPr>
+        <w:t>PipBoy</w:t>
+      </w:r>
+      <w:proofErr w:type="spellEnd"/>
+      <w:r>
+        <w:rPr>
+          <w:b/>
+          <w:bCs/>
+          <w:lang w:val="en-DE"/>
+        </w:rPr>
+        <w:t xml:space="preserve"> – </w:t>
+      </w:r>
+      <w:proofErr w:type="spellStart"/>
+      <w:r>
+        <w:rPr>
+          <w:b/>
+          <w:bCs/>
+          <w:lang w:val="en-DE"/>
+        </w:rPr>
+        <w:t>vollständig</w:t>
+      </w:r>
+      <w:proofErr w:type="spellEnd"/>
+      <w:r>
+        <w:rPr>
+          <w:b/>
+          <w:bCs/>
+          <w:lang w:val="en-DE"/>
+        </w:rPr>
+        <w:t xml:space="preserve"> </w:t>
+      </w:r>
+      <w:proofErr w:type="spellStart"/>
+      <w:r>
+        <w:rPr>
+          <w:b/>
+          <w:bCs/>
+          <w:lang w:val="en-DE"/>
+        </w:rPr>
+        <w:t>unimplementiert</w:t>
+      </w:r>
+      <w:proofErr w:type="spellEnd"/>
+    </w:p>
+    <w:p>
+      <w:pPr>
+        <w:rPr>
+          <w:lang w:val="en-DE"/>
+        </w:rPr>
+      </w:pPr>
+      <w:r>
+        <w:rPr>
+          <w:lang w:val="en-DE"/>
+        </w:rPr>
+        <w:t xml:space="preserve">Der README </w:t>
+      </w:r>
+      <w:proofErr w:type="spellStart"/>
+      <w:r>
+        <w:rPr>
+          <w:lang w:val="en-DE"/>
+        </w:rPr>
+        <w:t>nennt</w:t>
+      </w:r>
+      <w:proofErr w:type="spellEnd"/>
+      <w:r>
+        <w:rPr>
+          <w:lang w:val="en-DE"/>
+        </w:rPr>
+        <w:t xml:space="preserve"> </w:t>
+      </w:r>
+      <w:proofErr w:type="spellStart"/>
+      <w:r>
+        <w:rPr>
+          <w:lang w:val="en-DE"/>
+        </w:rPr>
+        <w:t>nur</w:t>
+      </w:r>
+      <w:proofErr w:type="spellEnd"/>
+      <w:r>
+        <w:rPr>
+          <w:lang w:val="en-DE"/>
+        </w:rPr>
+        <w:t xml:space="preserve"> "</w:t>
+      </w:r>
+      <w:proofErr w:type="spellStart"/>
+      <w:r>
+        <w:rPr>
+          <w:lang w:val="en-DE"/>
+        </w:rPr>
+        <w:t>PipBoy</w:t>
+      </w:r>
+      <w:proofErr w:type="spellEnd"/>
+      <w:r>
+        <w:rPr>
+          <w:lang w:val="en-DE"/>
+        </w:rPr>
+        <w:t xml:space="preserve"> map", </w:t>
+      </w:r>
+      <w:proofErr w:type="spellStart"/>
+      <w:r>
+        <w:rPr>
+          <w:lang w:val="en-DE"/>
+        </w:rPr>
+        <w:t>aber</w:t>
+      </w:r>
+      <w:proofErr w:type="spellEnd"/>
+      <w:r>
+        <w:rPr>
+          <w:lang w:val="en-DE"/>
+        </w:rPr>
+        <w:t xml:space="preserve"> </w:t>
+      </w:r>
+      <w:proofErr w:type="spellStart"/>
+      <w:r>
+        <w:rPr>
+          <w:lang w:val="en-DE"/>
+        </w:rPr>
+        <w:t>tatsächlich</w:t>
+      </w:r>
+      <w:proofErr w:type="spellEnd"/>
+      <w:r>
+        <w:rPr>
+          <w:lang w:val="en-DE"/>
+        </w:rPr>
+        <w:t xml:space="preserve"> </w:t>
+      </w:r>
+      <w:proofErr w:type="spellStart"/>
+      <w:r>
+        <w:rPr>
+          <w:lang w:val="en-DE"/>
+        </w:rPr>
+        <w:t>fehlt</w:t>
+      </w:r>
+      <w:proofErr w:type="spellEnd"/>
+      <w:r>
+        <w:rPr>
+          <w:lang w:val="en-DE"/>
+        </w:rPr>
+        <w:t xml:space="preserve"> </w:t>
+      </w:r>
+      <w:r>
+        <w:rPr>
+          <w:b/>
+          <w:bCs/>
+          <w:lang w:val="en-DE"/>
+        </w:rPr>
+        <w:t xml:space="preserve">die </w:t>
+      </w:r>
+      <w:proofErr w:type="spellStart"/>
+      <w:r>
+        <w:rPr>
+          <w:b/>
+          <w:bCs/>
+          <w:lang w:val="en-DE"/>
+        </w:rPr>
+        <w:t>gesamte</w:t>
+      </w:r>
+      <w:proofErr w:type="spellEnd"/>
+      <w:r>
+        <w:rPr>
+          <w:b/>
+          <w:bCs/>
+          <w:lang w:val="en-DE"/>
+        </w:rPr>
+        <w:t xml:space="preserve"> </w:t>
+      </w:r>
+      <w:proofErr w:type="spellStart"/>
+      <w:r>
+        <w:rPr>
+          <w:b/>
+          <w:bCs/>
+          <w:lang w:val="en-DE"/>
+        </w:rPr>
+        <w:t>PipBoy</w:t>
+      </w:r>
+      <w:proofErr w:type="spellEnd"/>
+      <w:r>
+        <w:rPr>
+          <w:b/>
+          <w:bCs/>
+          <w:lang w:val="en-DE"/>
+        </w:rPr>
+        <w:t>-UI</w:t>
+      </w:r>
+      <w:r>
+        <w:rPr>
+          <w:lang w:val="en-DE"/>
+        </w:rPr>
+        <w:t xml:space="preserve">. Die </w:t>
+      </w:r>
+      <w:proofErr w:type="spellStart"/>
+      <w:r>
+        <w:rPr>
+          <w:lang w:val="en-DE"/>
+        </w:rPr>
+        <w:t>drei</w:t>
+      </w:r>
+      <w:proofErr w:type="spellEnd"/>
+      <w:r>
+        <w:rPr>
+          <w:lang w:val="en-DE"/>
+        </w:rPr>
+        <w:t xml:space="preserve"> Tabs in F1/F2:</w:t>
+      </w:r>
+    </w:p>
+    <w:tbl>
+      <w:tblPr>
+        <w:tblW w:w="0" w:type="auto"/>
+        <w:tblCellSpacing w:w="15" w:type="dxa"/>
+        <w:tblCellMar>
+          <w:top w:w="15" w:type="dxa"/>
+          <w:left w:w="15" w:type="dxa"/>
+          <w:bottom w:w="15" w:type="dxa"/>
+          <w:right w:w="15" w:type="dxa"/>
+        </w:tblCellMar>
+        <w:tblLook w:val="04A0" w:firstRow="1" w:lastRow="0" w:firstColumn="1" w:lastColumn="0" w:noHBand="0" w:noVBand="1"/>
+      </w:tblPr>
+      <w:tblGrid>
+        <w:gridCol w:w="3276"/>
+        <w:gridCol w:w="4956"/>
+      </w:tblGrid>
+      <w:tr>
+        <w:trPr>
+          <w:tblHeader/>
+          <w:tblCellSpacing w:w="15" w:type="dxa"/>
+        </w:trPr>
+        <w:tc>
+          <w:tcPr>
+            <w:tcW w:w="0" w:type="auto"/>
+            <w:vAlign w:val="center"/>
+            <w:hideMark/>
+          </w:tcPr>
+          <w:p>
+            <w:pPr>
+              <w:rPr>
+                <w:b/>
+                <w:bCs/>
+                <w:lang w:val="en-DE"/>
+              </w:rPr>
+            </w:pPr>
+            <w:r>
+              <w:rPr>
+                <w:b/>
+                <w:bCs/>
+                <w:lang w:val="en-DE"/>
+              </w:rPr>
+              <w:t>Tab</w:t>
+            </w:r>
+          </w:p>
+        </w:tc>
+        <w:tc>
+          <w:tcPr>
+            <w:tcW w:w="0" w:type="auto"/>
+            <w:vAlign w:val="center"/>
+            <w:hideMark/>
+          </w:tcPr>
+          <w:p>
+            <w:pPr>
+              <w:rPr>
+                <w:b/>
+                <w:bCs/>
+                <w:lang w:val="en-DE"/>
+              </w:rPr>
+            </w:pPr>
+            <w:r>
+              <w:rPr>
+                <w:b/>
+                <w:bCs/>
+                <w:lang w:val="en-DE"/>
+              </w:rPr>
+              <w:t>Status</w:t>
+            </w:r>
+          </w:p>
+        </w:tc>
+      </w:tr>
+      <w:tr>
+        <w:trPr>
+          <w:tblCellSpacing w:w="15" w:type="dxa"/>
+        </w:trPr>
+        <w:tc>
+          <w:tcPr>
+            <w:tcW w:w="0" w:type="auto"/>
+            <w:vAlign w:val="center"/>
+            <w:hideMark/>
+          </w:tcPr>
+          <w:p>
+            <w:pPr>
+              <w:rPr>
+                <w:lang w:val="en-DE"/>
+              </w:rPr>
+            </w:pPr>
+            <w:r>
+              <w:rPr>
+                <w:lang w:val="en-DE"/>
+              </w:rPr>
+              <w:t>STATUS (HP, Rads, Poison, Zeit)</w:t>
+            </w:r>
+          </w:p>
+        </w:tc>
+        <w:tc>
+          <w:tcPr>
+            <w:tcW w:w="0" w:type="auto"/>
+            <w:vAlign w:val="center"/>
+            <w:hideMark/>
+          </w:tcPr>
+          <w:p>
+            <w:pPr>
+              <w:rPr>
+                <w:lang w:val="en-DE"/>
+              </w:rPr>
+            </w:pPr>
+            <w:proofErr w:type="spellStart"/>
+            <w:r>
+              <w:rPr>
+                <w:lang w:val="en-DE"/>
+              </w:rPr>
+              <w:t>Daten</w:t>
+            </w:r>
+            <w:proofErr w:type="spellEnd"/>
+            <w:r>
+              <w:rPr>
+                <w:lang w:val="en-DE"/>
+              </w:rPr>
+              <w:t xml:space="preserve"> </w:t>
+            </w:r>
+            <w:proofErr w:type="spellStart"/>
+            <w:r>
+              <w:rPr>
+                <w:lang w:val="en-DE"/>
+              </w:rPr>
+              <w:t>vorhanden</w:t>
+            </w:r>
+            <w:proofErr w:type="spellEnd"/>
+            <w:r>
+              <w:rPr>
+                <w:lang w:val="en-DE"/>
+              </w:rPr>
+              <w:t xml:space="preserve"> </w:t>
+            </w:r>
+            <w:proofErr w:type="spellStart"/>
+            <w:r>
+              <w:rPr>
+                <w:lang w:val="en-DE"/>
+              </w:rPr>
+              <w:t>im</w:t>
+            </w:r>
+            <w:proofErr w:type="spellEnd"/>
+            <w:r>
+              <w:rPr>
+                <w:lang w:val="en-DE"/>
+              </w:rPr>
+              <w:t xml:space="preserve"> HUD, </w:t>
+            </w:r>
+            <w:proofErr w:type="spellStart"/>
+            <w:r>
+              <w:rPr>
+                <w:lang w:val="en-DE"/>
+              </w:rPr>
+              <w:t>aber</w:t>
+            </w:r>
+            <w:proofErr w:type="spellEnd"/>
+            <w:r>
+              <w:rPr>
+                <w:lang w:val="en-DE"/>
+              </w:rPr>
+              <w:t xml:space="preserve"> </w:t>
+            </w:r>
+            <w:proofErr w:type="spellStart"/>
+            <w:r>
+              <w:rPr>
+                <w:lang w:val="en-DE"/>
+              </w:rPr>
+              <w:t>keine</w:t>
+            </w:r>
+            <w:proofErr w:type="spellEnd"/>
+            <w:r>
+              <w:rPr>
+                <w:lang w:val="en-DE"/>
+              </w:rPr>
+              <w:t xml:space="preserve"> </w:t>
+            </w:r>
+            <w:proofErr w:type="spellStart"/>
+            <w:r>
+              <w:rPr>
+                <w:lang w:val="en-DE"/>
+              </w:rPr>
+              <w:t>PipBoy</w:t>
+            </w:r>
+            <w:proofErr w:type="spellEnd"/>
+            <w:r>
+              <w:rPr>
+                <w:lang w:val="en-DE"/>
+              </w:rPr>
+              <w:t>-UI</w:t>
+            </w:r>
+          </w:p>
+        </w:tc>
+      </w:tr>
+      <w:tr>
+        <w:trPr>
+          <w:tblCellSpacing w:w="15" w:type="dxa"/>
+        </w:trPr>
+        <w:tc>
+          <w:tcPr>
+            <w:tcW w:w="0" w:type="auto"/>
+            <w:vAlign w:val="center"/>
+            <w:hideMark/>
+          </w:tcPr>
+          <w:p>
+            <w:pPr>
+              <w:rPr>
+                <w:lang w:val="en-DE"/>
+              </w:rPr>
+            </w:pPr>
+            <w:r>
+              <w:rPr>
+                <w:lang w:val="en-DE"/>
+              </w:rPr>
+              <w:lastRenderedPageBreak/>
+              <w:t>AUTOMAP (</w:t>
+            </w:r>
+            <w:proofErr w:type="spellStart"/>
+            <w:r>
+              <w:rPr>
+                <w:lang w:val="en-DE"/>
+              </w:rPr>
+              <w:t>lokale</w:t>
+            </w:r>
+            <w:proofErr w:type="spellEnd"/>
+            <w:r>
+              <w:rPr>
+                <w:lang w:val="en-DE"/>
+              </w:rPr>
+              <w:t xml:space="preserve"> Karte)</w:t>
+            </w:r>
+          </w:p>
+        </w:tc>
+        <w:tc>
+          <w:tcPr>
+            <w:tcW w:w="0" w:type="auto"/>
+            <w:vAlign w:val="center"/>
+            <w:hideMark/>
+          </w:tcPr>
+          <w:p>
+            <w:pPr>
+              <w:rPr>
+                <w:lang w:val="en-DE"/>
+              </w:rPr>
+            </w:pPr>
+            <w:proofErr w:type="spellStart"/>
+            <w:r>
+              <w:rPr>
+                <w:lang w:val="en-DE"/>
+              </w:rPr>
+              <w:t>Komplett</w:t>
+            </w:r>
+            <w:proofErr w:type="spellEnd"/>
+            <w:r>
+              <w:rPr>
+                <w:lang w:val="en-DE"/>
+              </w:rPr>
+              <w:t xml:space="preserve"> </w:t>
+            </w:r>
+            <w:proofErr w:type="spellStart"/>
+            <w:r>
+              <w:rPr>
+                <w:lang w:val="en-DE"/>
+              </w:rPr>
+              <w:t>fehlend</w:t>
+            </w:r>
+            <w:proofErr w:type="spellEnd"/>
+          </w:p>
+        </w:tc>
+      </w:tr>
+      <w:tr>
+        <w:trPr>
+          <w:tblCellSpacing w:w="15" w:type="dxa"/>
+        </w:trPr>
+        <w:tc>
+          <w:tcPr>
+            <w:tcW w:w="0" w:type="auto"/>
+            <w:vAlign w:val="center"/>
+            <w:hideMark/>
+          </w:tcPr>
+          <w:p>
+            <w:pPr>
+              <w:rPr>
+                <w:lang w:val="en-DE"/>
+              </w:rPr>
+            </w:pPr>
+            <w:r>
+              <w:rPr>
+                <w:lang w:val="en-DE"/>
+              </w:rPr>
+              <w:t>ARCHIVES (Quests/</w:t>
+            </w:r>
+            <w:proofErr w:type="spellStart"/>
+            <w:r>
+              <w:rPr>
+                <w:lang w:val="en-DE"/>
+              </w:rPr>
+              <w:t>Notizen</w:t>
+            </w:r>
+            <w:proofErr w:type="spellEnd"/>
+            <w:r>
+              <w:rPr>
+                <w:lang w:val="en-DE"/>
+              </w:rPr>
+              <w:t>)</w:t>
+            </w:r>
+          </w:p>
+        </w:tc>
+        <w:tc>
+          <w:tcPr>
+            <w:tcW w:w="0" w:type="auto"/>
+            <w:vAlign w:val="center"/>
+            <w:hideMark/>
+          </w:tcPr>
+          <w:p>
+            <w:pPr>
+              <w:rPr>
+                <w:lang w:val="en-DE"/>
+              </w:rPr>
+            </w:pPr>
+            <w:r>
+              <w:rPr>
+                <w:lang w:val="en-DE"/>
+              </w:rPr>
+              <w:t xml:space="preserve">Kein Quest-System, </w:t>
+            </w:r>
+            <w:proofErr w:type="spellStart"/>
+            <w:r>
+              <w:rPr>
+                <w:lang w:val="en-DE"/>
+              </w:rPr>
+              <w:t>keine</w:t>
+            </w:r>
+            <w:proofErr w:type="spellEnd"/>
+            <w:r>
+              <w:rPr>
+                <w:lang w:val="en-DE"/>
+              </w:rPr>
+              <w:t xml:space="preserve"> UI</w:t>
+            </w:r>
+          </w:p>
+        </w:tc>
+      </w:tr>
+    </w:tbl>
+    <w:p>
+      <w:pPr>
+        <w:rPr>
+          <w:lang w:val="en-DE"/>
+        </w:rPr>
+      </w:pPr>
+      <w:r>
+        <w:rPr>
+          <w:lang w:val="en-DE"/>
+        </w:rPr>
+        <w:t xml:space="preserve">Kein </w:t>
+      </w:r>
+      <w:proofErr w:type="spellStart"/>
+      <w:r>
+        <w:rPr>
+          <w:lang w:val="en-DE"/>
+        </w:rPr>
+        <w:t>pipboy.ts</w:t>
+      </w:r>
+      <w:proofErr w:type="spellEnd"/>
+      <w:r>
+        <w:rPr>
+          <w:lang w:val="en-DE"/>
+        </w:rPr>
+        <w:t xml:space="preserve"> </w:t>
+      </w:r>
+      <w:proofErr w:type="spellStart"/>
+      <w:r>
+        <w:rPr>
+          <w:lang w:val="en-DE"/>
+        </w:rPr>
+        <w:t>existiert</w:t>
+      </w:r>
+      <w:proofErr w:type="spellEnd"/>
+      <w:r>
+        <w:rPr>
+          <w:lang w:val="en-DE"/>
+        </w:rPr>
+        <w:t xml:space="preserve"> in </w:t>
+      </w:r>
+      <w:proofErr w:type="spellStart"/>
+      <w:r>
+        <w:rPr>
+          <w:lang w:val="en-DE"/>
+        </w:rPr>
+        <w:t>src</w:t>
+      </w:r>
+      <w:proofErr w:type="spellEnd"/>
+      <w:r>
+        <w:rPr>
+          <w:lang w:val="en-DE"/>
+        </w:rPr>
+        <w:t xml:space="preserve">/. Muss </w:t>
+      </w:r>
+      <w:proofErr w:type="spellStart"/>
+      <w:r>
+        <w:rPr>
+          <w:lang w:val="en-DE"/>
+        </w:rPr>
+        <w:t>komplett</w:t>
+      </w:r>
+      <w:proofErr w:type="spellEnd"/>
+      <w:r>
+        <w:rPr>
+          <w:lang w:val="en-DE"/>
+        </w:rPr>
+        <w:t xml:space="preserve"> neu </w:t>
+      </w:r>
+      <w:proofErr w:type="spellStart"/>
+      <w:r>
+        <w:rPr>
+          <w:lang w:val="en-DE"/>
+        </w:rPr>
+        <w:t>gebaut</w:t>
+      </w:r>
+      <w:proofErr w:type="spellEnd"/>
+      <w:r>
+        <w:rPr>
+          <w:lang w:val="en-DE"/>
+        </w:rPr>
+        <w:t xml:space="preserve"> </w:t>
+      </w:r>
+      <w:proofErr w:type="spellStart"/>
+      <w:r>
+        <w:rPr>
+          <w:lang w:val="en-DE"/>
+        </w:rPr>
+        <w:t>werden</w:t>
+      </w:r>
+      <w:proofErr w:type="spellEnd"/>
+      <w:r>
+        <w:rPr>
+          <w:lang w:val="en-DE"/>
+        </w:rPr>
+        <w:t>.</w:t>
+      </w:r>
+    </w:p>
+    <w:p>
+      <w:pPr>
+        <w:rPr>
+          <w:lang w:val="en-DE"/>
+        </w:rPr>
+      </w:pPr>
+      <w:r>
+        <w:rPr>
+          <w:lang w:val="en-DE"/>
+        </w:rPr>
+        <w:pict w14:anchorId="57336667">
+          <v:rect id="_x0000_i1059" style="width:0;height:1.5pt" o:hralign="center" o:hrstd="t" o:hr="t" fillcolor="#a0a0a0" stroked="f"/>
+        </w:pict>
+      </w:r>
+    </w:p>
+    <w:p>
+      <w:pPr>
+        <w:rPr>
+          <w:b/>
+          <w:bCs/>
+          <w:lang w:val="en-DE"/>
+        </w:rPr>
+      </w:pPr>
+      <w:r>
+        <w:rPr>
+          <w:b/>
+          <w:bCs/>
+          <w:lang w:val="en-DE"/>
+        </w:rPr>
+        <w:t xml:space="preserve">3. Quest-System – </w:t>
+      </w:r>
+      <w:proofErr w:type="spellStart"/>
+      <w:r>
+        <w:rPr>
+          <w:b/>
+          <w:bCs/>
+          <w:lang w:val="en-DE"/>
+        </w:rPr>
+        <w:t>fehlt</w:t>
+      </w:r>
+      <w:proofErr w:type="spellEnd"/>
+      <w:r>
+        <w:rPr>
+          <w:b/>
+          <w:bCs/>
+          <w:lang w:val="en-DE"/>
+        </w:rPr>
+        <w:t xml:space="preserve"> </w:t>
+      </w:r>
+      <w:proofErr w:type="spellStart"/>
+      <w:r>
+        <w:rPr>
+          <w:b/>
+          <w:bCs/>
+          <w:lang w:val="en-DE"/>
+        </w:rPr>
+        <w:t>strukturell</w:t>
+      </w:r>
+      <w:proofErr w:type="spellEnd"/>
+    </w:p>
+    <w:p>
+      <w:pPr>
+        <w:rPr>
+          <w:lang w:val="en-DE"/>
+        </w:rPr>
+      </w:pPr>
+      <w:r>
+        <w:rPr>
+          <w:lang w:val="en-DE"/>
+        </w:rPr>
+        <w:t xml:space="preserve">In </w:t>
+      </w:r>
+      <w:proofErr w:type="spellStart"/>
+      <w:r>
+        <w:rPr>
+          <w:lang w:val="en-DE"/>
+        </w:rPr>
+        <w:t>scripting.ts</w:t>
+      </w:r>
+      <w:proofErr w:type="spellEnd"/>
+      <w:r>
+        <w:rPr>
+          <w:lang w:val="en-DE"/>
+        </w:rPr>
+        <w:t xml:space="preserve"> </w:t>
+      </w:r>
+      <w:proofErr w:type="spellStart"/>
+      <w:r>
+        <w:rPr>
+          <w:lang w:val="en-DE"/>
+        </w:rPr>
+        <w:t>existieren</w:t>
+      </w:r>
+      <w:proofErr w:type="spellEnd"/>
+      <w:r>
+        <w:rPr>
+          <w:lang w:val="en-DE"/>
+        </w:rPr>
+        <w:t xml:space="preserve"> </w:t>
+      </w:r>
+      <w:proofErr w:type="spellStart"/>
+      <w:r>
+        <w:rPr>
+          <w:lang w:val="en-DE"/>
+        </w:rPr>
+        <w:t>globalVars</w:t>
+      </w:r>
+      <w:proofErr w:type="spellEnd"/>
+      <w:r>
+        <w:rPr>
+          <w:lang w:val="en-DE"/>
+        </w:rPr>
+        <w:t xml:space="preserve"> für Quest-Flags, </w:t>
+      </w:r>
+      <w:proofErr w:type="spellStart"/>
+      <w:r>
+        <w:rPr>
+          <w:lang w:val="en-DE"/>
+        </w:rPr>
+        <w:t>aber</w:t>
+      </w:r>
+      <w:proofErr w:type="spellEnd"/>
+      <w:r>
+        <w:rPr>
+          <w:lang w:val="en-DE"/>
+        </w:rPr>
+        <w:t>:</w:t>
+      </w:r>
+    </w:p>
+    <w:p>
+      <w:pPr>
+        <w:numPr>
+          <w:ilvl w:val="0"/>
+          <w:numId w:val="9"/>
+        </w:numPr>
+        <w:rPr>
+          <w:lang w:val="en-DE"/>
+        </w:rPr>
+      </w:pPr>
+      <w:r>
+        <w:rPr>
+          <w:lang w:val="en-DE"/>
+        </w:rPr>
+        <w:t xml:space="preserve">Kein </w:t>
+      </w:r>
+      <w:proofErr w:type="spellStart"/>
+      <w:proofErr w:type="gramStart"/>
+      <w:r>
+        <w:rPr>
+          <w:lang w:val="en-DE"/>
+        </w:rPr>
+        <w:t>addQuest</w:t>
+      </w:r>
+      <w:proofErr w:type="spellEnd"/>
+      <w:r>
+        <w:rPr>
+          <w:lang w:val="en-DE"/>
+        </w:rPr>
+        <w:t>(</w:t>
+      </w:r>
+      <w:proofErr w:type="gramEnd"/>
+      <w:r>
+        <w:rPr>
+          <w:lang w:val="en-DE"/>
+        </w:rPr>
+        <w:t xml:space="preserve">) / </w:t>
+      </w:r>
+      <w:proofErr w:type="spellStart"/>
+      <w:proofErr w:type="gramStart"/>
+      <w:r>
+        <w:rPr>
+          <w:lang w:val="en-DE"/>
+        </w:rPr>
+        <w:t>completeQuest</w:t>
+      </w:r>
+      <w:proofErr w:type="spellEnd"/>
+      <w:r>
+        <w:rPr>
+          <w:lang w:val="en-DE"/>
+        </w:rPr>
+        <w:t>(</w:t>
+      </w:r>
+      <w:proofErr w:type="gramEnd"/>
+      <w:r>
+        <w:rPr>
+          <w:lang w:val="en-DE"/>
+        </w:rPr>
+        <w:t>)</w:t>
+      </w:r>
+    </w:p>
+    <w:p>
+      <w:pPr>
+        <w:numPr>
+          <w:ilvl w:val="0"/>
+          <w:numId w:val="9"/>
+        </w:numPr>
+        <w:rPr>
+          <w:lang w:val="en-DE"/>
+        </w:rPr>
+      </w:pPr>
+      <w:proofErr w:type="spellStart"/>
+      <w:r>
+        <w:rPr>
+          <w:lang w:val="en-DE"/>
+        </w:rPr>
+        <w:t>give_exp_</w:t>
+      </w:r>
+      <w:proofErr w:type="gramStart"/>
+      <w:r>
+        <w:rPr>
+          <w:lang w:val="en-DE"/>
+        </w:rPr>
+        <w:t>points</w:t>
+      </w:r>
+      <w:proofErr w:type="spellEnd"/>
+      <w:r>
+        <w:rPr>
+          <w:lang w:val="en-DE"/>
+        </w:rPr>
+        <w:t>(</w:t>
+      </w:r>
+      <w:proofErr w:type="gramEnd"/>
+      <w:r>
+        <w:rPr>
+          <w:lang w:val="en-DE"/>
+        </w:rPr>
+        <w:t xml:space="preserve">) und </w:t>
+      </w:r>
+      <w:proofErr w:type="spellStart"/>
+      <w:r>
+        <w:rPr>
+          <w:lang w:val="en-DE"/>
+        </w:rPr>
+        <w:t>get_pc_</w:t>
+      </w:r>
+      <w:proofErr w:type="gramStart"/>
+      <w:r>
+        <w:rPr>
+          <w:lang w:val="en-DE"/>
+        </w:rPr>
+        <w:t>stat</w:t>
+      </w:r>
+      <w:proofErr w:type="spellEnd"/>
+      <w:r>
+        <w:rPr>
+          <w:lang w:val="en-DE"/>
+        </w:rPr>
+        <w:t>(</w:t>
+      </w:r>
+      <w:proofErr w:type="gramEnd"/>
+      <w:r>
+        <w:rPr>
+          <w:lang w:val="en-DE"/>
+        </w:rPr>
+        <w:t xml:space="preserve">) </w:t>
+      </w:r>
+      <w:proofErr w:type="spellStart"/>
+      <w:r>
+        <w:rPr>
+          <w:lang w:val="en-DE"/>
+        </w:rPr>
+        <w:t>sind</w:t>
+      </w:r>
+      <w:proofErr w:type="spellEnd"/>
+      <w:r>
+        <w:rPr>
+          <w:lang w:val="en-DE"/>
+        </w:rPr>
+        <w:t xml:space="preserve"> Stubs</w:t>
+      </w:r>
+    </w:p>
+    <w:p>
+      <w:pPr>
+        <w:numPr>
+          <w:ilvl w:val="0"/>
+          <w:numId w:val="9"/>
+        </w:numPr>
+        <w:rPr>
+          <w:lang w:val="en-DE"/>
+        </w:rPr>
+      </w:pPr>
+      <w:r>
+        <w:rPr>
+          <w:lang w:val="en-DE"/>
+        </w:rPr>
+        <w:t xml:space="preserve">Quest-States </w:t>
+      </w:r>
+      <w:proofErr w:type="spellStart"/>
+      <w:r>
+        <w:rPr>
+          <w:lang w:val="en-DE"/>
+        </w:rPr>
+        <w:t>sind</w:t>
+      </w:r>
+      <w:proofErr w:type="spellEnd"/>
+      <w:r>
+        <w:rPr>
+          <w:lang w:val="en-DE"/>
+        </w:rPr>
+        <w:t xml:space="preserve"> </w:t>
+      </w:r>
+      <w:proofErr w:type="spellStart"/>
+      <w:r>
+        <w:rPr>
+          <w:lang w:val="en-DE"/>
+        </w:rPr>
+        <w:t>rohe</w:t>
+      </w:r>
+      <w:proofErr w:type="spellEnd"/>
+      <w:r>
+        <w:rPr>
+          <w:lang w:val="en-DE"/>
+        </w:rPr>
+        <w:t xml:space="preserve"> </w:t>
+      </w:r>
+      <w:proofErr w:type="spellStart"/>
+      <w:r>
+        <w:rPr>
+          <w:lang w:val="en-DE"/>
+        </w:rPr>
+        <w:t>globalVars-Nummern</w:t>
+      </w:r>
+      <w:proofErr w:type="spellEnd"/>
+      <w:r>
+        <w:rPr>
+          <w:lang w:val="en-DE"/>
+        </w:rPr>
+        <w:t xml:space="preserve"> </w:t>
+      </w:r>
+      <w:proofErr w:type="spellStart"/>
+      <w:r>
+        <w:rPr>
+          <w:lang w:val="en-DE"/>
+        </w:rPr>
+        <w:t>ohne</w:t>
+      </w:r>
+      <w:proofErr w:type="spellEnd"/>
+      <w:r>
+        <w:rPr>
+          <w:lang w:val="en-DE"/>
+        </w:rPr>
+        <w:t xml:space="preserve"> </w:t>
+      </w:r>
+      <w:proofErr w:type="spellStart"/>
+      <w:r>
+        <w:rPr>
+          <w:lang w:val="en-DE"/>
+        </w:rPr>
+        <w:t>lesbare</w:t>
+      </w:r>
+      <w:proofErr w:type="spellEnd"/>
+      <w:r>
+        <w:rPr>
+          <w:lang w:val="en-DE"/>
+        </w:rPr>
+        <w:t xml:space="preserve"> </w:t>
+      </w:r>
+      <w:proofErr w:type="spellStart"/>
+      <w:r>
+        <w:rPr>
+          <w:lang w:val="en-DE"/>
+        </w:rPr>
+        <w:t>Struktur</w:t>
+      </w:r>
+      <w:proofErr w:type="spellEnd"/>
+    </w:p>
+    <w:p>
+      <w:pPr>
+        <w:numPr>
+          <w:ilvl w:val="0"/>
+          <w:numId w:val="9"/>
+        </w:numPr>
+        <w:rPr>
+          <w:lang w:val="en-DE"/>
+        </w:rPr>
+      </w:pPr>
+      <w:proofErr w:type="spellStart"/>
+      <w:r>
+        <w:rPr>
+          <w:b/>
+          <w:bCs/>
+          <w:lang w:val="en-DE"/>
+        </w:rPr>
+        <w:t>Kritisch</w:t>
+      </w:r>
+      <w:proofErr w:type="spellEnd"/>
+      <w:r>
+        <w:rPr>
+          <w:b/>
+          <w:bCs/>
+          <w:lang w:val="en-DE"/>
+        </w:rPr>
+        <w:t>: .GAM-</w:t>
+      </w:r>
+      <w:proofErr w:type="spellStart"/>
+      <w:r>
+        <w:rPr>
+          <w:b/>
+          <w:bCs/>
+          <w:lang w:val="en-DE"/>
+        </w:rPr>
+        <w:t>Dateien</w:t>
+      </w:r>
+      <w:proofErr w:type="spellEnd"/>
+      <w:r>
+        <w:rPr>
+          <w:b/>
+          <w:bCs/>
+          <w:lang w:val="en-DE"/>
+        </w:rPr>
+        <w:t xml:space="preserve"> </w:t>
+      </w:r>
+      <w:proofErr w:type="spellStart"/>
+      <w:r>
+        <w:rPr>
+          <w:b/>
+          <w:bCs/>
+          <w:lang w:val="en-DE"/>
+        </w:rPr>
+        <w:t>werden</w:t>
+      </w:r>
+      <w:proofErr w:type="spellEnd"/>
+      <w:r>
+        <w:rPr>
+          <w:b/>
+          <w:bCs/>
+          <w:lang w:val="en-DE"/>
+        </w:rPr>
+        <w:t xml:space="preserve"> nicht </w:t>
+      </w:r>
+      <w:proofErr w:type="spellStart"/>
+      <w:r>
+        <w:rPr>
+          <w:b/>
+          <w:bCs/>
+          <w:lang w:val="en-DE"/>
+        </w:rPr>
+        <w:t>gelesen</w:t>
+      </w:r>
+      <w:proofErr w:type="spellEnd"/>
+      <w:r>
+        <w:rPr>
+          <w:lang w:val="en-DE"/>
+        </w:rPr>
+        <w:t xml:space="preserve"> (Issue #122) → GVAR/MVAR-</w:t>
+      </w:r>
+      <w:proofErr w:type="spellStart"/>
+      <w:r>
+        <w:rPr>
+          <w:lang w:val="en-DE"/>
+        </w:rPr>
+        <w:t>Initialwerte</w:t>
+      </w:r>
+      <w:proofErr w:type="spellEnd"/>
+      <w:r>
+        <w:rPr>
+          <w:lang w:val="en-DE"/>
+        </w:rPr>
+        <w:t xml:space="preserve"> </w:t>
+      </w:r>
+      <w:proofErr w:type="spellStart"/>
+      <w:r>
+        <w:rPr>
+          <w:lang w:val="en-DE"/>
+        </w:rPr>
+        <w:t>defaulten</w:t>
+      </w:r>
+      <w:proofErr w:type="spellEnd"/>
+      <w:r>
+        <w:rPr>
+          <w:lang w:val="en-DE"/>
+        </w:rPr>
+        <w:t xml:space="preserve"> auf 0 → </w:t>
+      </w:r>
+      <w:proofErr w:type="spellStart"/>
+      <w:r>
+        <w:rPr>
+          <w:lang w:val="en-DE"/>
+        </w:rPr>
+        <w:t>falsche</w:t>
+      </w:r>
+      <w:proofErr w:type="spellEnd"/>
+      <w:r>
+        <w:rPr>
+          <w:lang w:val="en-DE"/>
+        </w:rPr>
+        <w:t xml:space="preserve"> Quest-States</w:t>
+      </w:r>
+    </w:p>
+    <w:p>
+      <w:pPr>
+        <w:rPr>
+          <w:lang w:val="en-DE"/>
+        </w:rPr>
+      </w:pPr>
+      <w:r>
+        <w:rPr>
+          <w:lang w:val="en-DE"/>
+        </w:rPr>
+        <w:pict w14:anchorId="69EC5AED">
+          <v:rect id="_x0000_i1060" style="width:0;height:1.5pt" o:hralign="center" o:hrstd="t" o:hr="t" fillcolor="#a0a0a0" stroked="f"/>
+        </w:pict>
+      </w:r>
+    </w:p>
+    <w:p>
+      <w:pPr>
+        <w:rPr>
+          <w:b/>
+          <w:bCs/>
+          <w:lang w:val="en-DE"/>
+        </w:rPr>
+      </w:pPr>
+      <w:r>
+        <w:rPr>
+          <w:b/>
+          <w:bCs/>
+          <w:lang w:val="en-DE"/>
+        </w:rPr>
+        <w:t xml:space="preserve">4. Branches – </w:t>
+      </w:r>
+      <w:proofErr w:type="spellStart"/>
+      <w:r>
+        <w:rPr>
+          <w:b/>
+          <w:bCs/>
+          <w:lang w:val="en-DE"/>
+        </w:rPr>
+        <w:t>wichtige</w:t>
+      </w:r>
+      <w:proofErr w:type="spellEnd"/>
+      <w:r>
+        <w:rPr>
+          <w:b/>
+          <w:bCs/>
+          <w:lang w:val="en-DE"/>
+        </w:rPr>
+        <w:t xml:space="preserve"> </w:t>
+      </w:r>
+      <w:proofErr w:type="spellStart"/>
+      <w:r>
+        <w:rPr>
+          <w:b/>
+          <w:bCs/>
+          <w:lang w:val="en-DE"/>
+        </w:rPr>
+        <w:t>Erkenntnisse</w:t>
+      </w:r>
+      <w:proofErr w:type="spellEnd"/>
+    </w:p>
+    <w:p>
+      <w:pPr>
+        <w:rPr>
+          <w:lang w:val="en-DE"/>
+        </w:rPr>
+      </w:pPr>
+      <w:proofErr w:type="spellStart"/>
+      <w:r>
+        <w:rPr>
+          <w:b/>
+          <w:bCs/>
+          <w:lang w:val="en-DE"/>
+        </w:rPr>
+        <w:t>uirefactor</w:t>
+      </w:r>
+      <w:proofErr w:type="spellEnd"/>
+      <w:r>
+        <w:rPr>
+          <w:b/>
+          <w:bCs/>
+          <w:lang w:val="en-DE"/>
+        </w:rPr>
+        <w:t>-Branch:</w:t>
+      </w:r>
+    </w:p>
+    <w:p>
+      <w:pPr>
+        <w:numPr>
+          <w:ilvl w:val="0"/>
+          <w:numId w:val="10"/>
+        </w:numPr>
+        <w:rPr>
+          <w:lang w:val="en-DE"/>
+        </w:rPr>
+      </w:pPr>
+      <w:proofErr w:type="spellStart"/>
+      <w:r>
+        <w:rPr>
+          <w:lang w:val="en-DE"/>
+        </w:rPr>
+        <w:t>Neues</w:t>
+      </w:r>
+      <w:proofErr w:type="spellEnd"/>
+      <w:r>
+        <w:rPr>
+          <w:lang w:val="en-DE"/>
+        </w:rPr>
+        <w:t xml:space="preserve"> Widget-System </w:t>
+      </w:r>
+      <w:proofErr w:type="spellStart"/>
+      <w:r>
+        <w:rPr>
+          <w:lang w:val="en-DE"/>
+        </w:rPr>
+        <w:t>implementiert</w:t>
+      </w:r>
+      <w:proofErr w:type="spellEnd"/>
+      <w:r>
+        <w:rPr>
+          <w:lang w:val="en-DE"/>
+        </w:rPr>
+        <w:t xml:space="preserve">: </w:t>
+      </w:r>
+      <w:proofErr w:type="spellStart"/>
+      <w:r>
+        <w:rPr>
+          <w:lang w:val="en-DE"/>
+        </w:rPr>
+        <w:t>WindowFrame</w:t>
+      </w:r>
+      <w:proofErr w:type="spellEnd"/>
+      <w:r>
+        <w:rPr>
+          <w:lang w:val="en-DE"/>
+        </w:rPr>
+        <w:t xml:space="preserve">, Widget, Label, List, </w:t>
+      </w:r>
+      <w:proofErr w:type="spellStart"/>
+      <w:r>
+        <w:rPr>
+          <w:lang w:val="en-DE"/>
+        </w:rPr>
+        <w:t>SmallButton</w:t>
+      </w:r>
+      <w:proofErr w:type="spellEnd"/>
+    </w:p>
+    <w:p>
+      <w:pPr>
+        <w:numPr>
+          <w:ilvl w:val="0"/>
+          <w:numId w:val="10"/>
+        </w:numPr>
+        <w:rPr>
+          <w:lang w:val="en-DE"/>
+        </w:rPr>
+      </w:pPr>
+      <w:proofErr w:type="spellStart"/>
+      <w:r>
+        <w:rPr>
+          <w:lang w:val="en-DE"/>
+        </w:rPr>
+        <w:t>Skilldex</w:t>
+      </w:r>
+      <w:proofErr w:type="spellEnd"/>
+      <w:r>
+        <w:rPr>
+          <w:lang w:val="en-DE"/>
+        </w:rPr>
+        <w:t xml:space="preserve">, Character Screen, Save/Load </w:t>
+      </w:r>
+      <w:proofErr w:type="spellStart"/>
+      <w:r>
+        <w:rPr>
+          <w:lang w:val="en-DE"/>
+        </w:rPr>
+        <w:t>bereits</w:t>
+      </w:r>
+      <w:proofErr w:type="spellEnd"/>
+      <w:r>
+        <w:rPr>
+          <w:lang w:val="en-DE"/>
+        </w:rPr>
+        <w:t xml:space="preserve"> auf </w:t>
+      </w:r>
+      <w:proofErr w:type="spellStart"/>
+      <w:r>
+        <w:rPr>
+          <w:lang w:val="en-DE"/>
+        </w:rPr>
+        <w:t>neues</w:t>
+      </w:r>
+      <w:proofErr w:type="spellEnd"/>
+      <w:r>
+        <w:rPr>
+          <w:lang w:val="en-DE"/>
+        </w:rPr>
+        <w:t xml:space="preserve"> System </w:t>
+      </w:r>
+      <w:proofErr w:type="spellStart"/>
+      <w:r>
+        <w:rPr>
+          <w:lang w:val="en-DE"/>
+        </w:rPr>
+        <w:t>portiert</w:t>
+      </w:r>
+      <w:proofErr w:type="spellEnd"/>
+    </w:p>
+    <w:p>
+      <w:pPr>
+        <w:numPr>
+          <w:ilvl w:val="0"/>
+          <w:numId w:val="10"/>
+        </w:numPr>
+        <w:rPr>
+          <w:lang w:val="en-DE"/>
+        </w:rPr>
+      </w:pPr>
+      <w:proofErr w:type="spellStart"/>
+      <w:r>
+        <w:rPr>
+          <w:lang w:val="en-DE"/>
+        </w:rPr>
+        <w:t>worldmapViewButton</w:t>
+      </w:r>
+      <w:proofErr w:type="spellEnd"/>
+      <w:r>
+        <w:rPr>
+          <w:lang w:val="en-DE"/>
+        </w:rPr>
+        <w:t xml:space="preserve"> nicht </w:t>
+      </w:r>
+      <w:proofErr w:type="spellStart"/>
+      <w:r>
+        <w:rPr>
+          <w:lang w:val="en-DE"/>
+        </w:rPr>
+        <w:t>mehr</w:t>
+      </w:r>
+      <w:proofErr w:type="spellEnd"/>
+      <w:r>
+        <w:rPr>
+          <w:lang w:val="en-DE"/>
+        </w:rPr>
+        <w:t xml:space="preserve"> </w:t>
+      </w:r>
+      <w:proofErr w:type="spellStart"/>
+      <w:r>
+        <w:rPr>
+          <w:lang w:val="en-DE"/>
+        </w:rPr>
+        <w:t>auskommentiert</w:t>
+      </w:r>
+      <w:proofErr w:type="spellEnd"/>
+    </w:p>
+    <w:p>
+      <w:pPr>
+        <w:numPr>
+          <w:ilvl w:val="0"/>
+          <w:numId w:val="10"/>
+        </w:numPr>
+        <w:rPr>
+          <w:lang w:val="en-DE"/>
+        </w:rPr>
+      </w:pPr>
+      <w:r>
+        <w:rPr>
+          <w:b/>
+          <w:bCs/>
+          <w:lang w:val="en-DE"/>
+        </w:rPr>
+        <w:t xml:space="preserve">Kein </w:t>
+      </w:r>
+      <w:proofErr w:type="spellStart"/>
+      <w:r>
+        <w:rPr>
+          <w:b/>
+          <w:bCs/>
+          <w:lang w:val="en-DE"/>
+        </w:rPr>
+        <w:t>PipBoy</w:t>
+      </w:r>
+      <w:proofErr w:type="spellEnd"/>
+      <w:r>
+        <w:rPr>
+          <w:b/>
+          <w:bCs/>
+          <w:lang w:val="en-DE"/>
+        </w:rPr>
+        <w:t>-Code</w:t>
+      </w:r>
+      <w:r>
+        <w:rPr>
+          <w:lang w:val="en-DE"/>
+        </w:rPr>
+        <w:t xml:space="preserve"> – muss </w:t>
+      </w:r>
+      <w:proofErr w:type="spellStart"/>
+      <w:r>
+        <w:rPr>
+          <w:lang w:val="en-DE"/>
+        </w:rPr>
+        <w:t>trotzdem</w:t>
+      </w:r>
+      <w:proofErr w:type="spellEnd"/>
+      <w:r>
+        <w:rPr>
+          <w:lang w:val="en-DE"/>
+        </w:rPr>
+        <w:t xml:space="preserve"> neu </w:t>
+      </w:r>
+      <w:proofErr w:type="spellStart"/>
+      <w:r>
+        <w:rPr>
+          <w:lang w:val="en-DE"/>
+        </w:rPr>
+        <w:t>gebaut</w:t>
+      </w:r>
+      <w:proofErr w:type="spellEnd"/>
+      <w:r>
+        <w:rPr>
+          <w:lang w:val="en-DE"/>
+        </w:rPr>
+        <w:t xml:space="preserve"> </w:t>
+      </w:r>
+      <w:proofErr w:type="spellStart"/>
+      <w:r>
+        <w:rPr>
+          <w:lang w:val="en-DE"/>
+        </w:rPr>
+        <w:t>werden</w:t>
+      </w:r>
+      <w:proofErr w:type="spellEnd"/>
+    </w:p>
+    <w:p>
+      <w:pPr>
+        <w:numPr>
+          <w:ilvl w:val="0"/>
+          <w:numId w:val="10"/>
+        </w:numPr>
+        <w:rPr>
+          <w:lang w:val="en-DE"/>
+        </w:rPr>
+      </w:pPr>
+      <w:proofErr w:type="spellStart"/>
+      <w:r>
+        <w:rPr>
+          <w:b/>
+          <w:bCs/>
+          <w:lang w:val="en-DE"/>
+        </w:rPr>
+        <w:t>Empfehlung</w:t>
+      </w:r>
+      <w:proofErr w:type="spellEnd"/>
+      <w:r>
+        <w:rPr>
+          <w:b/>
+          <w:bCs/>
+          <w:lang w:val="en-DE"/>
+        </w:rPr>
+        <w:t>:</w:t>
+      </w:r>
+      <w:r>
+        <w:rPr>
+          <w:lang w:val="en-DE"/>
+        </w:rPr>
+        <w:t xml:space="preserve"> Als UI-Basis für DarkHarold2 </w:t>
+      </w:r>
+      <w:proofErr w:type="spellStart"/>
+      <w:r>
+        <w:rPr>
+          <w:lang w:val="en-DE"/>
+        </w:rPr>
+        <w:t>verwenden</w:t>
+      </w:r>
+      <w:proofErr w:type="spellEnd"/>
+    </w:p>
+    <w:p>
+      <w:pPr>
+        <w:rPr>
+          <w:lang w:val="en-DE"/>
+        </w:rPr>
+      </w:pPr>
+      <w:r>
+        <w:rPr>
+          <w:b/>
+          <w:bCs/>
+          <w:lang w:val="en-DE"/>
+        </w:rPr>
+        <w:t>serialize-Branch:</w:t>
+      </w:r>
+    </w:p>
+    <w:p>
+      <w:pPr>
+        <w:numPr>
+          <w:ilvl w:val="0"/>
+          <w:numId w:val="11"/>
+        </w:numPr>
+        <w:rPr>
+          <w:lang w:val="en-DE"/>
+        </w:rPr>
+      </w:pPr>
+      <w:proofErr w:type="spellStart"/>
+      <w:r>
+        <w:rPr>
+          <w:lang w:val="en-DE"/>
+        </w:rPr>
+        <w:t>Obj.serialize</w:t>
+      </w:r>
+      <w:proofErr w:type="spellEnd"/>
+      <w:r>
+        <w:rPr>
+          <w:lang w:val="en-DE"/>
+        </w:rPr>
+        <w:t xml:space="preserve">() – </w:t>
+      </w:r>
+      <w:proofErr w:type="spellStart"/>
+      <w:r>
+        <w:rPr>
+          <w:lang w:val="en-DE"/>
+        </w:rPr>
+        <w:t>vollständig</w:t>
+      </w:r>
+      <w:proofErr w:type="spellEnd"/>
+      <w:r>
+        <w:rPr>
+          <w:lang w:val="en-DE"/>
+        </w:rPr>
+        <w:t xml:space="preserve"> </w:t>
+      </w:r>
+      <w:proofErr w:type="spellStart"/>
+      <w:r>
+        <w:rPr>
+          <w:lang w:val="en-DE"/>
+        </w:rPr>
+        <w:t>implementiert</w:t>
+      </w:r>
+      <w:proofErr w:type="spellEnd"/>
+    </w:p>
+    <w:p>
+      <w:pPr>
+        <w:numPr>
+          <w:ilvl w:val="0"/>
+          <w:numId w:val="11"/>
+        </w:numPr>
+        <w:rPr>
+          <w:lang w:val="en-DE"/>
+        </w:rPr>
+      </w:pPr>
+      <w:proofErr w:type="spellStart"/>
+      <w:r>
+        <w:rPr>
+          <w:lang w:val="en-DE"/>
+        </w:rPr>
+        <w:t>GameMap.serialize</w:t>
+      </w:r>
+      <w:proofErr w:type="spellEnd"/>
+      <w:r>
+        <w:rPr>
+          <w:lang w:val="en-DE"/>
+        </w:rPr>
+        <w:t xml:space="preserve">() / </w:t>
+      </w:r>
+      <w:proofErr w:type="spellStart"/>
+      <w:r>
+        <w:rPr>
+          <w:lang w:val="en-DE"/>
+        </w:rPr>
+        <w:t>GameMap.deserialize</w:t>
+      </w:r>
+      <w:proofErr w:type="spellEnd"/>
+      <w:r>
+        <w:rPr>
+          <w:lang w:val="en-DE"/>
+        </w:rPr>
+        <w:t xml:space="preserve">() – </w:t>
+      </w:r>
+      <w:proofErr w:type="spellStart"/>
+      <w:r>
+        <w:rPr>
+          <w:lang w:val="en-DE"/>
+        </w:rPr>
+        <w:t>vollständig</w:t>
+      </w:r>
+      <w:proofErr w:type="spellEnd"/>
+    </w:p>
+    <w:p>
+      <w:pPr>
+        <w:numPr>
+          <w:ilvl w:val="0"/>
+          <w:numId w:val="11"/>
+        </w:numPr>
+        <w:rPr>
+          <w:lang w:val="en-DE"/>
+        </w:rPr>
+      </w:pPr>
+      <w:proofErr w:type="spellStart"/>
+      <w:r>
+        <w:rPr>
+          <w:lang w:val="en-DE"/>
+        </w:rPr>
+        <w:t>Script._</w:t>
+      </w:r>
+      <w:proofErr w:type="gramStart"/>
+      <w:r>
+        <w:rPr>
+          <w:lang w:val="en-DE"/>
+        </w:rPr>
+        <w:t>serialize</w:t>
+      </w:r>
+      <w:proofErr w:type="spellEnd"/>
+      <w:r>
+        <w:rPr>
+          <w:lang w:val="en-DE"/>
+        </w:rPr>
+        <w:t>(</w:t>
+      </w:r>
+      <w:proofErr w:type="gramEnd"/>
+      <w:r>
+        <w:rPr>
+          <w:lang w:val="en-DE"/>
+        </w:rPr>
+        <w:t xml:space="preserve">) / </w:t>
+      </w:r>
+      <w:proofErr w:type="spellStart"/>
+      <w:r>
+        <w:rPr>
+          <w:lang w:val="en-DE"/>
+        </w:rPr>
+        <w:t>scriptingEngine.deserializeScript</w:t>
+      </w:r>
+      <w:proofErr w:type="spellEnd"/>
+      <w:r>
+        <w:rPr>
+          <w:lang w:val="en-DE"/>
+        </w:rPr>
+        <w:t xml:space="preserve">() – </w:t>
+      </w:r>
+      <w:proofErr w:type="spellStart"/>
+      <w:r>
+        <w:rPr>
+          <w:lang w:val="en-DE"/>
+        </w:rPr>
+        <w:t>vorhanden</w:t>
+      </w:r>
+      <w:proofErr w:type="spellEnd"/>
+    </w:p>
+    <w:p>
+      <w:pPr>
+        <w:numPr>
+          <w:ilvl w:val="0"/>
+          <w:numId w:val="11"/>
+        </w:numPr>
+        <w:rPr>
+          <w:lang w:val="en-DE"/>
+        </w:rPr>
+      </w:pPr>
+      <w:proofErr w:type="spellStart"/>
+      <w:r>
+        <w:rPr>
+          <w:b/>
+          <w:bCs/>
+          <w:lang w:val="en-DE"/>
+        </w:rPr>
+        <w:t>Fehlend</w:t>
+      </w:r>
+      <w:proofErr w:type="spellEnd"/>
+      <w:r>
+        <w:rPr>
+          <w:b/>
+          <w:bCs/>
+          <w:lang w:val="en-DE"/>
+        </w:rPr>
+        <w:t>:</w:t>
+      </w:r>
+      <w:r>
+        <w:rPr>
+          <w:lang w:val="en-DE"/>
+        </w:rPr>
+        <w:t xml:space="preserve"> </w:t>
+      </w:r>
+      <w:proofErr w:type="spellStart"/>
+      <w:r>
+        <w:rPr>
+          <w:lang w:val="en-DE"/>
+        </w:rPr>
+        <w:t>spatials-Serialisierung</w:t>
+      </w:r>
+      <w:proofErr w:type="spellEnd"/>
+      <w:r>
+        <w:rPr>
+          <w:lang w:val="en-DE"/>
+        </w:rPr>
+        <w:t xml:space="preserve"> (auf null </w:t>
+      </w:r>
+      <w:proofErr w:type="spellStart"/>
+      <w:r>
+        <w:rPr>
+          <w:lang w:val="en-DE"/>
+        </w:rPr>
+        <w:t>gesetzt</w:t>
+      </w:r>
+      <w:proofErr w:type="spellEnd"/>
+      <w:r>
+        <w:rPr>
+          <w:lang w:val="en-DE"/>
+        </w:rPr>
+        <w:t>), Player-State</w:t>
+      </w:r>
+    </w:p>
+    <w:p>
+      <w:pPr>
+        <w:numPr>
+          <w:ilvl w:val="0"/>
+          <w:numId w:val="11"/>
+        </w:numPr>
+        <w:rPr>
+          <w:lang w:val="en-DE"/>
+        </w:rPr>
+      </w:pPr>
+      <w:proofErr w:type="spellStart"/>
+      <w:r>
+        <w:rPr>
+          <w:b/>
+          <w:bCs/>
+          <w:lang w:val="en-DE"/>
+        </w:rPr>
+        <w:t>Empfehlung</w:t>
+      </w:r>
+      <w:proofErr w:type="spellEnd"/>
+      <w:r>
+        <w:rPr>
+          <w:b/>
+          <w:bCs/>
+          <w:lang w:val="en-DE"/>
+        </w:rPr>
+        <w:t>:</w:t>
+      </w:r>
+      <w:r>
+        <w:rPr>
+          <w:lang w:val="en-DE"/>
+        </w:rPr>
+        <w:t xml:space="preserve"> Als Basis für das Save/Load-System </w:t>
+      </w:r>
+      <w:proofErr w:type="spellStart"/>
+      <w:r>
+        <w:rPr>
+          <w:lang w:val="en-DE"/>
+        </w:rPr>
+        <w:t>übernehmen</w:t>
+      </w:r>
+      <w:proofErr w:type="spellEnd"/>
+    </w:p>
+    <w:p>
+      <w:pPr>
+        <w:rPr>
+          <w:lang w:val="en-DE"/>
+        </w:rPr>
+      </w:pPr>
+      <w:r>
+        <w:rPr>
+          <w:lang w:val="en-DE"/>
+        </w:rPr>
+        <w:pict w14:anchorId="2B692A50">
+          <v:rect id="_x0000_i1061" style="width:0;height:1.5pt" o:hralign="center" o:hrstd="t" o:hr="t" fillcolor="#a0a0a0" stroked="f"/>
+        </w:pict>
+      </w:r>
+    </w:p>
+    <w:p>
+      <w:pPr>
+        <w:rPr>
+          <w:b/>
+          <w:bCs/>
+          <w:lang w:val="en-DE"/>
+        </w:rPr>
+      </w:pPr>
+      <w:r>
+        <w:rPr>
+          <w:b/>
+          <w:bCs/>
+          <w:lang w:val="en-DE"/>
+        </w:rPr>
+        <w:lastRenderedPageBreak/>
+        <w:t xml:space="preserve">5. </w:t>
+      </w:r>
+      <w:proofErr w:type="spellStart"/>
+      <w:r>
+        <w:rPr>
+          <w:b/>
+          <w:bCs/>
+          <w:lang w:val="en-DE"/>
+        </w:rPr>
+        <w:t>Offene</w:t>
+      </w:r>
+      <w:proofErr w:type="spellEnd"/>
+      <w:r>
+        <w:rPr>
+          <w:b/>
+          <w:bCs/>
+          <w:lang w:val="en-DE"/>
+        </w:rPr>
+        <w:t xml:space="preserve"> Issues (relevant)</w:t>
+      </w:r>
+    </w:p>
+    <w:tbl>
+      <w:tblPr>
+        <w:tblW w:w="0" w:type="auto"/>
+        <w:tblCellSpacing w:w="15" w:type="dxa"/>
+        <w:tblCellMar>
+          <w:top w:w="15" w:type="dxa"/>
+          <w:left w:w="15" w:type="dxa"/>
+          <w:bottom w:w="15" w:type="dxa"/>
+          <w:right w:w="15" w:type="dxa"/>
+        </w:tblCellMar>
+        <w:tblLook w:val="04A0" w:firstRow="1" w:lastRow="0" w:firstColumn="1" w:lastColumn="0" w:noHBand="0" w:noVBand="1"/>
+      </w:tblPr>
+      <w:tblGrid>
+        <w:gridCol w:w="660"/>
+        <w:gridCol w:w="6120"/>
+        <w:gridCol w:w="2246"/>
+      </w:tblGrid>
+      <w:tr>
+        <w:trPr>
+          <w:tblHeader/>
+          <w:tblCellSpacing w:w="15" w:type="dxa"/>
+        </w:trPr>
+        <w:tc>
+          <w:tcPr>
+            <w:tcW w:w="0" w:type="auto"/>
+            <w:vAlign w:val="center"/>
+            <w:hideMark/>
+          </w:tcPr>
+          <w:p>
+            <w:pPr>
+              <w:rPr>
+                <w:b/>
+                <w:bCs/>
+                <w:lang w:val="en-DE"/>
+              </w:rPr>
+            </w:pPr>
+            <w:r>
+              <w:rPr>
+                <w:b/>
+                <w:bCs/>
+                <w:lang w:val="en-DE"/>
+              </w:rPr>
+              <w:t>Issue</w:t>
+            </w:r>
+          </w:p>
+        </w:tc>
+        <w:tc>
+          <w:tcPr>
+            <w:tcW w:w="0" w:type="auto"/>
+            <w:vAlign w:val="center"/>
+            <w:hideMark/>
+          </w:tcPr>
+          <w:p>
+            <w:pPr>
+              <w:rPr>
+                <w:b/>
+                <w:bCs/>
+                <w:lang w:val="en-DE"/>
+              </w:rPr>
+            </w:pPr>
+            <w:proofErr w:type="spellStart"/>
+            <w:r>
+              <w:rPr>
+                <w:b/>
+                <w:bCs/>
+                <w:lang w:val="en-DE"/>
+              </w:rPr>
+              <w:t>Beschreibung</w:t>
+            </w:r>
+            <w:proofErr w:type="spellEnd"/>
+          </w:p>
+        </w:tc>
+        <w:tc>
+          <w:tcPr>
+            <w:tcW w:w="0" w:type="auto"/>
+            <w:vAlign w:val="center"/>
+            <w:hideMark/>
+          </w:tcPr>
+          <w:p>
+            <w:pPr>
+              <w:rPr>
+                <w:b/>
+                <w:bCs/>
+                <w:lang w:val="en-DE"/>
+              </w:rPr>
+            </w:pPr>
+            <w:proofErr w:type="spellStart"/>
+            <w:r>
+              <w:rPr>
+                <w:b/>
+                <w:bCs/>
+                <w:lang w:val="en-DE"/>
+              </w:rPr>
+              <w:t>Priorität</w:t>
+            </w:r>
+            <w:proofErr w:type="spellEnd"/>
+          </w:p>
+        </w:tc>
+      </w:tr>
+      <w:tr>
+        <w:trPr>
+          <w:tblCellSpacing w:w="15" w:type="dxa"/>
+        </w:trPr>
+        <w:tc>
+          <w:tcPr>
+            <w:tcW w:w="0" w:type="auto"/>
+            <w:vAlign w:val="center"/>
+            <w:hideMark/>
+          </w:tcPr>
+          <w:p>
+            <w:pPr>
+              <w:rPr>
+                <w:lang w:val="en-DE"/>
+              </w:rPr>
+            </w:pPr>
+            <w:r>
+              <w:rPr>
+                <w:lang w:val="en-DE"/>
+              </w:rPr>
+              <w:t>#122</w:t>
+            </w:r>
+          </w:p>
+        </w:tc>
+        <w:tc>
+          <w:tcPr>
+            <w:tcW w:w="0" w:type="auto"/>
+            <w:vAlign w:val="center"/>
+            <w:hideMark/>
+          </w:tcPr>
+          <w:p>
+            <w:pPr>
+              <w:rPr>
+                <w:lang w:val="en-DE"/>
+              </w:rPr>
+            </w:pPr>
+            <w:r>
+              <w:rPr>
+                <w:lang w:val="en-DE"/>
+              </w:rPr>
+              <w:t>.GAM-</w:t>
+            </w:r>
+            <w:proofErr w:type="spellStart"/>
+            <w:r>
+              <w:rPr>
+                <w:lang w:val="en-DE"/>
+              </w:rPr>
+              <w:t>Dateien</w:t>
+            </w:r>
+            <w:proofErr w:type="spellEnd"/>
+            <w:r>
+              <w:rPr>
+                <w:lang w:val="en-DE"/>
+              </w:rPr>
+              <w:t xml:space="preserve"> nicht </w:t>
+            </w:r>
+            <w:proofErr w:type="spellStart"/>
+            <w:r>
+              <w:rPr>
+                <w:lang w:val="en-DE"/>
+              </w:rPr>
+              <w:t>gelesen</w:t>
+            </w:r>
+            <w:proofErr w:type="spellEnd"/>
+            <w:r>
+              <w:rPr>
+                <w:lang w:val="en-DE"/>
+              </w:rPr>
+              <w:t xml:space="preserve"> → </w:t>
+            </w:r>
+            <w:proofErr w:type="spellStart"/>
+            <w:r>
+              <w:rPr>
+                <w:lang w:val="en-DE"/>
+              </w:rPr>
+              <w:t>falsche</w:t>
+            </w:r>
+            <w:proofErr w:type="spellEnd"/>
+            <w:r>
+              <w:rPr>
+                <w:lang w:val="en-DE"/>
+              </w:rPr>
+              <w:t xml:space="preserve"> GVAR/MVAR-</w:t>
+            </w:r>
+            <w:proofErr w:type="spellStart"/>
+            <w:r>
+              <w:rPr>
+                <w:lang w:val="en-DE"/>
+              </w:rPr>
+              <w:t>Initialwerte</w:t>
+            </w:r>
+            <w:proofErr w:type="spellEnd"/>
+          </w:p>
+        </w:tc>
+        <w:tc>
+          <w:tcPr>
+            <w:tcW w:w="0" w:type="auto"/>
+            <w:vAlign w:val="center"/>
+            <w:hideMark/>
+          </w:tcPr>
+          <w:p>
+            <w:pPr>
+              <w:rPr>
+                <w:lang w:val="en-DE"/>
+              </w:rPr>
+            </w:pPr>
+            <w:r>
+              <w:rPr>
+                <w:rFonts w:ascii="Segoe UI Emoji" w:hAnsi="Segoe UI Emoji" w:cs="Segoe UI Emoji"/>
+                <w:lang w:val="en-DE"/>
+              </w:rPr>
+              <w:t>🔴</w:t>
+            </w:r>
+            <w:r>
+              <w:rPr>
+                <w:lang w:val="en-DE"/>
+              </w:rPr>
+              <w:t xml:space="preserve"> </w:t>
+            </w:r>
+            <w:proofErr w:type="spellStart"/>
+            <w:r>
+              <w:rPr>
+                <w:lang w:val="en-DE"/>
+              </w:rPr>
+              <w:t>Kritisch</w:t>
+            </w:r>
+            <w:proofErr w:type="spellEnd"/>
+            <w:r>
+              <w:rPr>
+                <w:lang w:val="en-DE"/>
+              </w:rPr>
+              <w:t xml:space="preserve"> für Quests</w:t>
+            </w:r>
+          </w:p>
+        </w:tc>
+      </w:tr>
+      <w:tr>
+        <w:trPr>
+          <w:tblCellSpacing w:w="15" w:type="dxa"/>
+        </w:trPr>
+        <w:tc>
+          <w:tcPr>
+            <w:tcW w:w="0" w:type="auto"/>
+            <w:vAlign w:val="center"/>
+            <w:hideMark/>
+          </w:tcPr>
+          <w:p>
+            <w:pPr>
+              <w:rPr>
+                <w:lang w:val="en-DE"/>
+              </w:rPr>
+            </w:pPr>
+            <w:r>
+              <w:rPr>
+                <w:lang w:val="en-DE"/>
+              </w:rPr>
+              <w:t>#112</w:t>
+            </w:r>
+          </w:p>
+        </w:tc>
+        <w:tc>
+          <w:tcPr>
+            <w:tcW w:w="0" w:type="auto"/>
+            <w:vAlign w:val="center"/>
+            <w:hideMark/>
+          </w:tcPr>
+          <w:p>
+            <w:pPr>
+              <w:rPr>
+                <w:lang w:val="en-DE"/>
+              </w:rPr>
+            </w:pPr>
+            <w:proofErr w:type="spellStart"/>
+            <w:r>
+              <w:rPr>
+                <w:lang w:val="en-DE"/>
+              </w:rPr>
+              <w:t>Unimplementierte</w:t>
+            </w:r>
+            <w:proofErr w:type="spellEnd"/>
+            <w:r>
+              <w:rPr>
+                <w:lang w:val="en-DE"/>
+              </w:rPr>
+              <w:t xml:space="preserve"> Script-Opcodes</w:t>
+            </w:r>
+          </w:p>
+        </w:tc>
+        <w:tc>
+          <w:tcPr>
+            <w:tcW w:w="0" w:type="auto"/>
+            <w:vAlign w:val="center"/>
+            <w:hideMark/>
+          </w:tcPr>
+          <w:p>
+            <w:pPr>
+              <w:rPr>
+                <w:lang w:val="en-DE"/>
+              </w:rPr>
+            </w:pPr>
+            <w:r>
+              <w:rPr>
+                <w:rFonts w:ascii="Segoe UI Emoji" w:hAnsi="Segoe UI Emoji" w:cs="Segoe UI Emoji"/>
+                <w:lang w:val="en-DE"/>
+              </w:rPr>
+              <w:t>🔴</w:t>
+            </w:r>
+            <w:r>
+              <w:rPr>
+                <w:lang w:val="en-DE"/>
+              </w:rPr>
+              <w:t xml:space="preserve"> Hoch</w:t>
+            </w:r>
+          </w:p>
+        </w:tc>
+      </w:tr>
+      <w:tr>
+        <w:trPr>
+          <w:tblCellSpacing w:w="15" w:type="dxa"/>
+        </w:trPr>
+        <w:tc>
+          <w:tcPr>
+            <w:tcW w:w="0" w:type="auto"/>
+            <w:vAlign w:val="center"/>
+            <w:hideMark/>
+          </w:tcPr>
+          <w:p>
+            <w:pPr>
+              <w:rPr>
+                <w:lang w:val="en-DE"/>
+              </w:rPr>
+            </w:pPr>
+            <w:r>
+              <w:rPr>
+                <w:lang w:val="en-DE"/>
+              </w:rPr>
+              <w:t>#118</w:t>
+            </w:r>
+          </w:p>
+        </w:tc>
+        <w:tc>
+          <w:tcPr>
+            <w:tcW w:w="0" w:type="auto"/>
+            <w:vAlign w:val="center"/>
+            <w:hideMark/>
+          </w:tcPr>
+          <w:p>
+            <w:pPr>
+              <w:rPr>
+                <w:lang w:val="en-DE"/>
+              </w:rPr>
+            </w:pPr>
+            <w:r>
+              <w:rPr>
+                <w:lang w:val="en-DE"/>
+              </w:rPr>
+              <w:t>"Done"-Dialogue-Bug</w:t>
+            </w:r>
+          </w:p>
+        </w:tc>
+        <w:tc>
+          <w:tcPr>
+            <w:tcW w:w="0" w:type="auto"/>
+            <w:vAlign w:val="center"/>
+            <w:hideMark/>
+          </w:tcPr>
+          <w:p>
+            <w:pPr>
+              <w:rPr>
+                <w:lang w:val="en-DE"/>
+              </w:rPr>
+            </w:pPr>
+            <w:r>
+              <w:rPr>
+                <w:rFonts w:ascii="Segoe UI Emoji" w:hAnsi="Segoe UI Emoji" w:cs="Segoe UI Emoji"/>
+                <w:lang w:val="en-DE"/>
+              </w:rPr>
+              <w:t>🟡</w:t>
+            </w:r>
+            <w:r>
+              <w:rPr>
+                <w:lang w:val="en-DE"/>
+              </w:rPr>
+              <w:t xml:space="preserve"> Mittel</w:t>
+            </w:r>
+          </w:p>
+        </w:tc>
+      </w:tr>
+      <w:tr>
+        <w:trPr>
+          <w:tblCellSpacing w:w="15" w:type="dxa"/>
+        </w:trPr>
+        <w:tc>
+          <w:tcPr>
+            <w:tcW w:w="0" w:type="auto"/>
+            <w:vAlign w:val="center"/>
+            <w:hideMark/>
+          </w:tcPr>
+          <w:p>
+            <w:pPr>
+              <w:rPr>
+                <w:lang w:val="en-DE"/>
+              </w:rPr>
+            </w:pPr>
+            <w:r>
+              <w:rPr>
+                <w:lang w:val="en-DE"/>
+              </w:rPr>
+              <w:t>#110</w:t>
+            </w:r>
+          </w:p>
+        </w:tc>
+        <w:tc>
+          <w:tcPr>
+            <w:tcW w:w="0" w:type="auto"/>
+            <w:vAlign w:val="center"/>
+            <w:hideMark/>
+          </w:tcPr>
+          <w:p>
+            <w:pPr>
+              <w:rPr>
+                <w:lang w:val="en-DE"/>
+              </w:rPr>
+            </w:pPr>
+            <w:r>
+              <w:rPr>
+                <w:lang w:val="en-DE"/>
+              </w:rPr>
+              <w:t xml:space="preserve">Talking Heads </w:t>
+            </w:r>
+            <w:proofErr w:type="spellStart"/>
+            <w:r>
+              <w:rPr>
+                <w:lang w:val="en-DE"/>
+              </w:rPr>
+              <w:t>fehlen</w:t>
+            </w:r>
+            <w:proofErr w:type="spellEnd"/>
+          </w:p>
+        </w:tc>
+        <w:tc>
+          <w:tcPr>
+            <w:tcW w:w="0" w:type="auto"/>
+            <w:vAlign w:val="center"/>
+            <w:hideMark/>
+          </w:tcPr>
+          <w:p>
+            <w:pPr>
+              <w:rPr>
+                <w:lang w:val="en-DE"/>
+              </w:rPr>
+            </w:pPr>
+            <w:r>
+              <w:rPr>
+                <w:rFonts w:ascii="Segoe UI Emoji" w:hAnsi="Segoe UI Emoji" w:cs="Segoe UI Emoji"/>
+                <w:lang w:val="en-DE"/>
+              </w:rPr>
+              <w:t>🟡</w:t>
+            </w:r>
+            <w:r>
+              <w:rPr>
+                <w:lang w:val="en-DE"/>
+              </w:rPr>
+              <w:t xml:space="preserve"> Mittel</w:t>
+            </w:r>
+          </w:p>
+        </w:tc>
+      </w:tr>
+      <w:tr>
+        <w:trPr>
+          <w:tblCellSpacing w:w="15" w:type="dxa"/>
+        </w:trPr>
+        <w:tc>
+          <w:tcPr>
+            <w:tcW w:w="0" w:type="auto"/>
+            <w:vAlign w:val="center"/>
+            <w:hideMark/>
+          </w:tcPr>
+          <w:p>
+            <w:pPr>
+              <w:rPr>
+                <w:lang w:val="en-DE"/>
+              </w:rPr>
+            </w:pPr>
+            <w:r>
+              <w:rPr>
+                <w:lang w:val="en-DE"/>
+              </w:rPr>
+              <w:t>#105</w:t>
+            </w:r>
+          </w:p>
+        </w:tc>
+        <w:tc>
+          <w:tcPr>
+            <w:tcW w:w="0" w:type="auto"/>
+            <w:vAlign w:val="center"/>
+            <w:hideMark/>
+          </w:tcPr>
+          <w:p>
+            <w:pPr>
+              <w:rPr>
+                <w:lang w:val="en-DE"/>
+              </w:rPr>
+            </w:pPr>
+            <w:r>
+              <w:rPr>
+                <w:lang w:val="en-DE"/>
+              </w:rPr>
+              <w:t xml:space="preserve">UI-Refactor auf </w:t>
+            </w:r>
+            <w:proofErr w:type="spellStart"/>
+            <w:r>
+              <w:rPr>
+                <w:lang w:val="en-DE"/>
+              </w:rPr>
+              <w:t>neues</w:t>
+            </w:r>
+            <w:proofErr w:type="spellEnd"/>
+            <w:r>
+              <w:rPr>
+                <w:lang w:val="en-DE"/>
+              </w:rPr>
+              <w:t xml:space="preserve"> Widget-System (</w:t>
+            </w:r>
+            <w:proofErr w:type="spellStart"/>
+            <w:r>
+              <w:rPr>
+                <w:lang w:val="en-DE"/>
+              </w:rPr>
+              <w:t>nie</w:t>
+            </w:r>
+            <w:proofErr w:type="spellEnd"/>
+            <w:r>
+              <w:rPr>
+                <w:lang w:val="en-DE"/>
+              </w:rPr>
+              <w:t xml:space="preserve"> </w:t>
+            </w:r>
+            <w:proofErr w:type="spellStart"/>
+            <w:r>
+              <w:rPr>
+                <w:lang w:val="en-DE"/>
+              </w:rPr>
+              <w:t>fertig</w:t>
+            </w:r>
+            <w:proofErr w:type="spellEnd"/>
+            <w:r>
+              <w:rPr>
+                <w:lang w:val="en-DE"/>
+              </w:rPr>
+              <w:t>)</w:t>
+            </w:r>
+          </w:p>
+        </w:tc>
+        <w:tc>
+          <w:tcPr>
+            <w:tcW w:w="0" w:type="auto"/>
+            <w:vAlign w:val="center"/>
+            <w:hideMark/>
+          </w:tcPr>
+          <w:p>
+            <w:pPr>
+              <w:rPr>
+                <w:lang w:val="en-DE"/>
+              </w:rPr>
+            </w:pPr>
+            <w:r>
+              <w:rPr>
+                <w:rFonts w:ascii="Segoe UI Emoji" w:hAnsi="Segoe UI Emoji" w:cs="Segoe UI Emoji"/>
+                <w:lang w:val="en-DE"/>
+              </w:rPr>
+              <w:t>🟢</w:t>
+            </w:r>
+            <w:r>
+              <w:rPr>
+                <w:lang w:val="en-DE"/>
+              </w:rPr>
+              <w:t xml:space="preserve"> Basis für </w:t>
+            </w:r>
+            <w:proofErr w:type="spellStart"/>
+            <w:r>
+              <w:rPr>
+                <w:lang w:val="en-DE"/>
+              </w:rPr>
+              <w:t>PipBoy</w:t>
+            </w:r>
+            <w:proofErr w:type="spellEnd"/>
+          </w:p>
+        </w:tc>
+      </w:tr>
+      <w:tr>
+        <w:trPr>
+          <w:tblCellSpacing w:w="15" w:type="dxa"/>
+        </w:trPr>
+        <w:tc>
+          <w:tcPr>
+            <w:tcW w:w="0" w:type="auto"/>
+            <w:vAlign w:val="center"/>
+            <w:hideMark/>
+          </w:tcPr>
+          <w:p>
+            <w:pPr>
+              <w:rPr>
+                <w:lang w:val="en-DE"/>
+              </w:rPr>
+            </w:pPr>
+            <w:r>
+              <w:rPr>
+                <w:lang w:val="en-DE"/>
+              </w:rPr>
+              <w:t>#129</w:t>
+            </w:r>
+          </w:p>
+        </w:tc>
+        <w:tc>
+          <w:tcPr>
+            <w:tcW w:w="0" w:type="auto"/>
+            <w:vAlign w:val="center"/>
+            <w:hideMark/>
+          </w:tcPr>
+          <w:p>
+            <w:pPr>
+              <w:rPr>
+                <w:lang w:val="en-DE"/>
+              </w:rPr>
+            </w:pPr>
+            <w:r>
+              <w:rPr>
+                <w:lang w:val="en-DE"/>
+              </w:rPr>
+              <w:t>Multiplayer Map-Changes</w:t>
+            </w:r>
+          </w:p>
+        </w:tc>
+        <w:tc>
+          <w:tcPr>
+            <w:tcW w:w="0" w:type="auto"/>
+            <w:vAlign w:val="center"/>
+            <w:hideMark/>
+          </w:tcPr>
+          <w:p>
+            <w:pPr>
+              <w:rPr>
+                <w:lang w:val="en-DE"/>
+              </w:rPr>
+            </w:pPr>
+            <w:r>
+              <w:rPr>
+                <w:rFonts w:ascii="Segoe UI Emoji" w:hAnsi="Segoe UI Emoji" w:cs="Segoe UI Emoji"/>
+                <w:lang w:val="en-DE"/>
+              </w:rPr>
+              <w:t>🔵</w:t>
+            </w:r>
+            <w:r>
+              <w:rPr>
+                <w:lang w:val="en-DE"/>
+              </w:rPr>
+              <w:t xml:space="preserve"> Low</w:t>
+            </w:r>
+          </w:p>
+        </w:tc>
+      </w:tr>
+    </w:tbl>
+    <w:p/>
     <w:sectPr>
       <w:pgSz w:w="11906" w:h="16838"/>
       <w:pgMar w:top="1440" w:right="1440" w:bottom="1440" w:left="1440" w:header="708" w:footer="708" w:gutter="0"/>
@@ -1993,6 +4482,304 @@
 <file path=word/numbering.xml><?xml version="1.0" encoding="utf-8"?>
 <w:numbering xmlns:wpc="http://schemas.microsoft.com/office/word/2010/wordprocessingCanvas" xmlns:cx="http://schemas.microsoft.com/office/drawing/2014/chartex" xmlns:cx1="http://schemas.microsoft.com/office/drawing/2015/9/8/chartex" xmlns:cx2="http://schemas.microsoft.com/office/drawing/2015/10/21/chartex" xmlns:cx3="http://schemas.microsoft.com/office/drawing/2016/5/9/chartex" xmlns:cx4="http://schemas.microsoft.com/office/drawing/2016/5/10/chartex" xmlns:cx5="http://schemas.microsoft.com/office/drawing/2016/5/11/chartex" xmlns:cx6="http://schemas.microsoft.com/office/drawing/2016/5/12/chartex" xmlns:cx7="http://schemas.microsoft.com/office/drawing/2016/5/13/chartex" xmlns:cx8="http://schemas.microsoft.com/office/drawing/2016/5/14/chartex" xmlns:mc="http://schemas.openxmlformats.org/markup-compatibility/2006" xmlns:aink="http://schemas.microsoft.com/office/drawing/2016/ink" xmlns:am3d="http://schemas.microsoft.com/office/drawing/2017/model3d" xmlns:o="urn:schemas-microsoft-com:office:office" xmlns:oel="http://schemas.microsoft.com/office/2019/extlst" xmlns:r="http://schemas.openxmlformats.org/officeDocument/2006/relationships" xmlns:m="http://schemas.openxmlformats.org/officeDocument/2006/math" xmlns:v="urn:schemas-microsoft-com:vml" xmlns:wp14="http://schemas.microsoft.com/office/word/2010/wordprocessingDrawing" xmlns:wp="http://schemas.openxmlformats.org/drawingml/2006/wordprocessingDrawing" xmlns:w10="urn:schemas-microsoft-com:office:word" xmlns:w="http://schemas.openxmlformats.org/wordprocessingml/2006/main" xmlns:w14="http://schemas.microsoft.com/office/word/2010/wordml" xmlns:w15="http://schemas.microsoft.com/office/word/2012/wordml" xmlns:w16cex="http://schemas.microsoft.com/office/word/2018/wordml/cex" xmlns:w16cid="http://schemas.microsoft.com/office/word/2016/wordml/cid" xmlns:w16="http://schemas.microsoft.com/office/word/2018/wordml" xmlns:w16du="http://schemas.microsoft.com/office/word/2023/wordml/word16du" xmlns:w16sdtdh="http://schemas.microsoft.com/office/word/2020/wordml/sdtdatahash" xmlns:w16sdtfl="http://schemas.microsoft.com/office/word/2024/wordml/sdtformatlock" xmlns:w16se="http://schemas.microsoft.com/office/word/2015/wordml/symex" xmlns:wpg="http://schemas.microsoft.com/office/word/2010/wordprocessingGroup" xmlns:wpi="http://schemas.microsoft.com/office/word/2010/wordprocessingInk" xmlns:wne="http://schemas.microsoft.com/office/word/2006/wordml" xmlns:wps="http://schemas.microsoft.com/office/word/2010/wordprocessingShape" mc:Ignorable="w14 w15 w16se w16cid w16 w16cex w16sdtdh w16sdtfl w16du wp14">
   <w:abstractNum w:abstractNumId="0" w15:restartNumberingAfterBreak="0">
+    <w:nsid w:val="1E9455F7"/>
+    <w:multiLevelType w:val="multilevel"/>
+    <w:tmpl w:val="3E92D83C"/>
+    <w:lvl w:ilvl="0">
+      <w:start w:val="1"/>
+      <w:numFmt w:val="bullet"/>
+      <w:lvlText w:val=""/>
+      <w:lvlJc w:val="left"/>
+      <w:pPr>
+        <w:tabs>
+          <w:tab w:val="num" w:pos="720"/>
+        </w:tabs>
+        <w:ind w:left="720" w:hanging="360"/>
+      </w:pPr>
+      <w:rPr>
+        <w:rFonts w:ascii="Symbol" w:hAnsi="Symbol" w:hint="default"/>
+        <w:sz w:val="20"/>
+      </w:rPr>
+    </w:lvl>
+    <w:lvl w:ilvl="1" w:tentative="1">
+      <w:start w:val="1"/>
+      <w:numFmt w:val="bullet"/>
+      <w:lvlText w:val="o"/>
+      <w:lvlJc w:val="left"/>
+      <w:pPr>
+        <w:tabs>
+          <w:tab w:val="num" w:pos="1440"/>
+        </w:tabs>
+        <w:ind w:left="1440" w:hanging="360"/>
+      </w:pPr>
+      <w:rPr>
+        <w:rFonts w:ascii="Courier New" w:hAnsi="Courier New" w:hint="default"/>
+        <w:sz w:val="20"/>
+      </w:rPr>
+    </w:lvl>
+    <w:lvl w:ilvl="2" w:tentative="1">
+      <w:start w:val="1"/>
+      <w:numFmt w:val="bullet"/>
+      <w:lvlText w:val=""/>
+      <w:lvlJc w:val="left"/>
+      <w:pPr>
+        <w:tabs>
+          <w:tab w:val="num" w:pos="2160"/>
+        </w:tabs>
+        <w:ind w:left="2160" w:hanging="360"/>
+      </w:pPr>
+      <w:rPr>
+        <w:rFonts w:ascii="Wingdings" w:hAnsi="Wingdings" w:hint="default"/>
+        <w:sz w:val="20"/>
+      </w:rPr>
+    </w:lvl>
+    <w:lvl w:ilvl="3" w:tentative="1">
+      <w:start w:val="1"/>
+      <w:numFmt w:val="bullet"/>
+      <w:lvlText w:val=""/>
+      <w:lvlJc w:val="left"/>
+      <w:pPr>
+        <w:tabs>
+          <w:tab w:val="num" w:pos="2880"/>
+        </w:tabs>
+        <w:ind w:left="2880" w:hanging="360"/>
+      </w:pPr>
+      <w:rPr>
+        <w:rFonts w:ascii="Wingdings" w:hAnsi="Wingdings" w:hint="default"/>
+        <w:sz w:val="20"/>
+      </w:rPr>
+    </w:lvl>
+    <w:lvl w:ilvl="4" w:tentative="1">
+      <w:start w:val="1"/>
+      <w:numFmt w:val="bullet"/>
+      <w:lvlText w:val=""/>
+      <w:lvlJc w:val="left"/>
+      <w:pPr>
+        <w:tabs>
+          <w:tab w:val="num" w:pos="3600"/>
+        </w:tabs>
+        <w:ind w:left="3600" w:hanging="360"/>
+      </w:pPr>
+      <w:rPr>
+        <w:rFonts w:ascii="Wingdings" w:hAnsi="Wingdings" w:hint="default"/>
+        <w:sz w:val="20"/>
+      </w:rPr>
+    </w:lvl>
+    <w:lvl w:ilvl="5" w:tentative="1">
+      <w:start w:val="1"/>
+      <w:numFmt w:val="bullet"/>
+      <w:lvlText w:val=""/>
+      <w:lvlJc w:val="left"/>
+      <w:pPr>
+        <w:tabs>
+          <w:tab w:val="num" w:pos="4320"/>
+        </w:tabs>
+        <w:ind w:left="4320" w:hanging="360"/>
+      </w:pPr>
+      <w:rPr>
+        <w:rFonts w:ascii="Wingdings" w:hAnsi="Wingdings" w:hint="default"/>
+        <w:sz w:val="20"/>
+      </w:rPr>
+    </w:lvl>
+    <w:lvl w:ilvl="6" w:tentative="1">
+      <w:start w:val="1"/>
+      <w:numFmt w:val="bullet"/>
+      <w:lvlText w:val=""/>
+      <w:lvlJc w:val="left"/>
+      <w:pPr>
+        <w:tabs>
+          <w:tab w:val="num" w:pos="5040"/>
+        </w:tabs>
+        <w:ind w:left="5040" w:hanging="360"/>
+      </w:pPr>
+      <w:rPr>
+        <w:rFonts w:ascii="Wingdings" w:hAnsi="Wingdings" w:hint="default"/>
+        <w:sz w:val="20"/>
+      </w:rPr>
+    </w:lvl>
+    <w:lvl w:ilvl="7" w:tentative="1">
+      <w:start w:val="1"/>
+      <w:numFmt w:val="bullet"/>
+      <w:lvlText w:val=""/>
+      <w:lvlJc w:val="left"/>
+      <w:pPr>
+        <w:tabs>
+          <w:tab w:val="num" w:pos="5760"/>
+        </w:tabs>
+        <w:ind w:left="5760" w:hanging="360"/>
+      </w:pPr>
+      <w:rPr>
+        <w:rFonts w:ascii="Wingdings" w:hAnsi="Wingdings" w:hint="default"/>
+        <w:sz w:val="20"/>
+      </w:rPr>
+    </w:lvl>
+    <w:lvl w:ilvl="8" w:tentative="1">
+      <w:start w:val="1"/>
+      <w:numFmt w:val="bullet"/>
+      <w:lvlText w:val=""/>
+      <w:lvlJc w:val="left"/>
+      <w:pPr>
+        <w:tabs>
+          <w:tab w:val="num" w:pos="6480"/>
+        </w:tabs>
+        <w:ind w:left="6480" w:hanging="360"/>
+      </w:pPr>
+      <w:rPr>
+        <w:rFonts w:ascii="Wingdings" w:hAnsi="Wingdings" w:hint="default"/>
+        <w:sz w:val="20"/>
+      </w:rPr>
+    </w:lvl>
+  </w:abstractNum>
+  <w:abstractNum w:abstractNumId="1" w15:restartNumberingAfterBreak="0">
+    <w:nsid w:val="21E460D5"/>
+    <w:multiLevelType w:val="multilevel"/>
+    <w:tmpl w:val="3850D8EA"/>
+    <w:lvl w:ilvl="0">
+      <w:start w:val="1"/>
+      <w:numFmt w:val="bullet"/>
+      <w:lvlText w:val=""/>
+      <w:lvlJc w:val="left"/>
+      <w:pPr>
+        <w:tabs>
+          <w:tab w:val="num" w:pos="720"/>
+        </w:tabs>
+        <w:ind w:left="720" w:hanging="360"/>
+      </w:pPr>
+      <w:rPr>
+        <w:rFonts w:ascii="Symbol" w:hAnsi="Symbol" w:hint="default"/>
+        <w:sz w:val="20"/>
+      </w:rPr>
+    </w:lvl>
+    <w:lvl w:ilvl="1" w:tentative="1">
+      <w:start w:val="1"/>
+      <w:numFmt w:val="bullet"/>
+      <w:lvlText w:val="o"/>
+      <w:lvlJc w:val="left"/>
+      <w:pPr>
+        <w:tabs>
+          <w:tab w:val="num" w:pos="1440"/>
+        </w:tabs>
+        <w:ind w:left="1440" w:hanging="360"/>
+      </w:pPr>
+      <w:rPr>
+        <w:rFonts w:ascii="Courier New" w:hAnsi="Courier New" w:hint="default"/>
+        <w:sz w:val="20"/>
+      </w:rPr>
+    </w:lvl>
+    <w:lvl w:ilvl="2" w:tentative="1">
+      <w:start w:val="1"/>
+      <w:numFmt w:val="bullet"/>
+      <w:lvlText w:val=""/>
+      <w:lvlJc w:val="left"/>
+      <w:pPr>
+        <w:tabs>
+          <w:tab w:val="num" w:pos="2160"/>
+        </w:tabs>
+        <w:ind w:left="2160" w:hanging="360"/>
+      </w:pPr>
+      <w:rPr>
+        <w:rFonts w:ascii="Wingdings" w:hAnsi="Wingdings" w:hint="default"/>
+        <w:sz w:val="20"/>
+      </w:rPr>
+    </w:lvl>
+    <w:lvl w:ilvl="3" w:tentative="1">
+      <w:start w:val="1"/>
+      <w:numFmt w:val="bullet"/>
+      <w:lvlText w:val=""/>
+      <w:lvlJc w:val="left"/>
+      <w:pPr>
+        <w:tabs>
+          <w:tab w:val="num" w:pos="2880"/>
+        </w:tabs>
+        <w:ind w:left="2880" w:hanging="360"/>
+      </w:pPr>
+      <w:rPr>
+        <w:rFonts w:ascii="Wingdings" w:hAnsi="Wingdings" w:hint="default"/>
+        <w:sz w:val="20"/>
+      </w:rPr>
+    </w:lvl>
+    <w:lvl w:ilvl="4" w:tentative="1">
+      <w:start w:val="1"/>
+      <w:numFmt w:val="bullet"/>
+      <w:lvlText w:val=""/>
+      <w:lvlJc w:val="left"/>
+      <w:pPr>
+        <w:tabs>
+          <w:tab w:val="num" w:pos="3600"/>
+        </w:tabs>
+        <w:ind w:left="3600" w:hanging="360"/>
+      </w:pPr>
+      <w:rPr>
+        <w:rFonts w:ascii="Wingdings" w:hAnsi="Wingdings" w:hint="default"/>
+        <w:sz w:val="20"/>
+      </w:rPr>
+    </w:lvl>
+    <w:lvl w:ilvl="5" w:tentative="1">
+      <w:start w:val="1"/>
+      <w:numFmt w:val="bullet"/>
+      <w:lvlText w:val=""/>
+      <w:lvlJc w:val="left"/>
+      <w:pPr>
+        <w:tabs>
+          <w:tab w:val="num" w:pos="4320"/>
+        </w:tabs>
+        <w:ind w:left="4320" w:hanging="360"/>
+      </w:pPr>
+      <w:rPr>
+        <w:rFonts w:ascii="Wingdings" w:hAnsi="Wingdings" w:hint="default"/>
+        <w:sz w:val="20"/>
+      </w:rPr>
+    </w:lvl>
+    <w:lvl w:ilvl="6" w:tentative="1">
+      <w:start w:val="1"/>
+      <w:numFmt w:val="bullet"/>
+      <w:lvlText w:val=""/>
+      <w:lvlJc w:val="left"/>
+      <w:pPr>
+        <w:tabs>
+          <w:tab w:val="num" w:pos="5040"/>
+        </w:tabs>
+        <w:ind w:left="5040" w:hanging="360"/>
+      </w:pPr>
+      <w:rPr>
+        <w:rFonts w:ascii="Wingdings" w:hAnsi="Wingdings" w:hint="default"/>
+        <w:sz w:val="20"/>
+      </w:rPr>
+    </w:lvl>
+    <w:lvl w:ilvl="7" w:tentative="1">
+      <w:start w:val="1"/>
+      <w:numFmt w:val="bullet"/>
+      <w:lvlText w:val=""/>
+      <w:lvlJc w:val="left"/>
+      <w:pPr>
+        <w:tabs>
+          <w:tab w:val="num" w:pos="5760"/>
+        </w:tabs>
+        <w:ind w:left="5760" w:hanging="360"/>
+      </w:pPr>
+      <w:rPr>
+        <w:rFonts w:ascii="Wingdings" w:hAnsi="Wingdings" w:hint="default"/>
+        <w:sz w:val="20"/>
+      </w:rPr>
+    </w:lvl>
+    <w:lvl w:ilvl="8" w:tentative="1">
+      <w:start w:val="1"/>
+      <w:numFmt w:val="bullet"/>
+      <w:lvlText w:val=""/>
+      <w:lvlJc w:val="left"/>
+      <w:pPr>
+        <w:tabs>
+          <w:tab w:val="num" w:pos="6480"/>
+        </w:tabs>
+        <w:ind w:left="6480" w:hanging="360"/>
+      </w:pPr>
+      <w:rPr>
+        <w:rFonts w:ascii="Wingdings" w:hAnsi="Wingdings" w:hint="default"/>
+        <w:sz w:val="20"/>
+      </w:rPr>
+    </w:lvl>
+  </w:abstractNum>
+  <w:abstractNum w:abstractNumId="2" w15:restartNumberingAfterBreak="0">
     <w:nsid w:val="228330AB"/>
     <w:multiLevelType w:val="multilevel"/>
     <w:tmpl w:val="BD5031AE"/>
@@ -2141,7 +4928,156 @@
       </w:rPr>
     </w:lvl>
   </w:abstractNum>
-  <w:abstractNum w:abstractNumId="1" w15:restartNumberingAfterBreak="0">
+  <w:abstractNum w:abstractNumId="3" w15:restartNumberingAfterBreak="0">
+    <w:nsid w:val="3E870985"/>
+    <w:multiLevelType w:val="multilevel"/>
+    <w:tmpl w:val="E452C91A"/>
+    <w:lvl w:ilvl="0">
+      <w:start w:val="1"/>
+      <w:numFmt w:val="bullet"/>
+      <w:lvlText w:val=""/>
+      <w:lvlJc w:val="left"/>
+      <w:pPr>
+        <w:tabs>
+          <w:tab w:val="num" w:pos="720"/>
+        </w:tabs>
+        <w:ind w:left="720" w:hanging="360"/>
+      </w:pPr>
+      <w:rPr>
+        <w:rFonts w:ascii="Symbol" w:hAnsi="Symbol" w:hint="default"/>
+        <w:sz w:val="20"/>
+      </w:rPr>
+    </w:lvl>
+    <w:lvl w:ilvl="1" w:tentative="1">
+      <w:start w:val="1"/>
+      <w:numFmt w:val="bullet"/>
+      <w:lvlText w:val="o"/>
+      <w:lvlJc w:val="left"/>
+      <w:pPr>
+        <w:tabs>
+          <w:tab w:val="num" w:pos="1440"/>
+        </w:tabs>
+        <w:ind w:left="1440" w:hanging="360"/>
+      </w:pPr>
+      <w:rPr>
+        <w:rFonts w:ascii="Courier New" w:hAnsi="Courier New" w:hint="default"/>
+        <w:sz w:val="20"/>
+      </w:rPr>
+    </w:lvl>
+    <w:lvl w:ilvl="2" w:tentative="1">
+      <w:start w:val="1"/>
+      <w:numFmt w:val="bullet"/>
+      <w:lvlText w:val=""/>
+      <w:lvlJc w:val="left"/>
+      <w:pPr>
+        <w:tabs>
+          <w:tab w:val="num" w:pos="2160"/>
+        </w:tabs>
+        <w:ind w:left="2160" w:hanging="360"/>
+      </w:pPr>
+      <w:rPr>
+        <w:rFonts w:ascii="Wingdings" w:hAnsi="Wingdings" w:hint="default"/>
+        <w:sz w:val="20"/>
+      </w:rPr>
+    </w:lvl>
+    <w:lvl w:ilvl="3" w:tentative="1">
+      <w:start w:val="1"/>
+      <w:numFmt w:val="bullet"/>
+      <w:lvlText w:val=""/>
+      <w:lvlJc w:val="left"/>
+      <w:pPr>
+        <w:tabs>
+          <w:tab w:val="num" w:pos="2880"/>
+        </w:tabs>
+        <w:ind w:left="2880" w:hanging="360"/>
+      </w:pPr>
+      <w:rPr>
+        <w:rFonts w:ascii="Wingdings" w:hAnsi="Wingdings" w:hint="default"/>
+        <w:sz w:val="20"/>
+      </w:rPr>
+    </w:lvl>
+    <w:lvl w:ilvl="4" w:tentative="1">
+      <w:start w:val="1"/>
+      <w:numFmt w:val="bullet"/>
+      <w:lvlText w:val=""/>
+      <w:lvlJc w:val="left"/>
+      <w:pPr>
+        <w:tabs>
+          <w:tab w:val="num" w:pos="3600"/>
+        </w:tabs>
+        <w:ind w:left="3600" w:hanging="360"/>
+      </w:pPr>
+      <w:rPr>
+        <w:rFonts w:ascii="Wingdings" w:hAnsi="Wingdings" w:hint="default"/>
+        <w:sz w:val="20"/>
+      </w:rPr>
+    </w:lvl>
+    <w:lvl w:ilvl="5" w:tentative="1">
+      <w:start w:val="1"/>
+      <w:numFmt w:val="bullet"/>
+      <w:lvlText w:val=""/>
+      <w:lvlJc w:val="left"/>
+      <w:pPr>
+        <w:tabs>
+          <w:tab w:val="num" w:pos="4320"/>
+        </w:tabs>
+        <w:ind w:left="4320" w:hanging="360"/>
+      </w:pPr>
+      <w:rPr>
+        <w:rFonts w:ascii="Wingdings" w:hAnsi="Wingdings" w:hint="default"/>
+        <w:sz w:val="20"/>
+      </w:rPr>
+    </w:lvl>
+    <w:lvl w:ilvl="6" w:tentative="1">
+      <w:start w:val="1"/>
+      <w:numFmt w:val="bullet"/>
+      <w:lvlText w:val=""/>
+      <w:lvlJc w:val="left"/>
+      <w:pPr>
+        <w:tabs>
+          <w:tab w:val="num" w:pos="5040"/>
+        </w:tabs>
+        <w:ind w:left="5040" w:hanging="360"/>
+      </w:pPr>
+      <w:rPr>
+        <w:rFonts w:ascii="Wingdings" w:hAnsi="Wingdings" w:hint="default"/>
+        <w:sz w:val="20"/>
+      </w:rPr>
+    </w:lvl>
+    <w:lvl w:ilvl="7" w:tentative="1">
+      <w:start w:val="1"/>
+      <w:numFmt w:val="bullet"/>
+      <w:lvlText w:val=""/>
+      <w:lvlJc w:val="left"/>
+      <w:pPr>
+        <w:tabs>
+          <w:tab w:val="num" w:pos="5760"/>
+        </w:tabs>
+        <w:ind w:left="5760" w:hanging="360"/>
+      </w:pPr>
+      <w:rPr>
+        <w:rFonts w:ascii="Wingdings" w:hAnsi="Wingdings" w:hint="default"/>
+        <w:sz w:val="20"/>
+      </w:rPr>
+    </w:lvl>
+    <w:lvl w:ilvl="8" w:tentative="1">
+      <w:start w:val="1"/>
+      <w:numFmt w:val="bullet"/>
+      <w:lvlText w:val=""/>
+      <w:lvlJc w:val="left"/>
+      <w:pPr>
+        <w:tabs>
+          <w:tab w:val="num" w:pos="6480"/>
+        </w:tabs>
+        <w:ind w:left="6480" w:hanging="360"/>
+      </w:pPr>
+      <w:rPr>
+        <w:rFonts w:ascii="Wingdings" w:hAnsi="Wingdings" w:hint="default"/>
+        <w:sz w:val="20"/>
+      </w:rPr>
+    </w:lvl>
+  </w:abstractNum>
+  <w:abstractNum w:abstractNumId="4" w15:restartNumberingAfterBreak="0">
     <w:nsid w:val="3F0C5FBC"/>
     <w:multiLevelType w:val="multilevel"/>
     <w:tmpl w:val="E03E2730"/>
@@ -2290,7 +5226,7 @@
       </w:rPr>
     </w:lvl>
   </w:abstractNum>
-  <w:abstractNum w:abstractNumId="2" w15:restartNumberingAfterBreak="0">
+  <w:abstractNum w:abstractNumId="5" w15:restartNumberingAfterBreak="0">
     <w:nsid w:val="536E758D"/>
     <w:multiLevelType w:val="multilevel"/>
     <w:tmpl w:val="E7681D7E"/>
@@ -2439,7 +5375,156 @@
       </w:rPr>
     </w:lvl>
   </w:abstractNum>
-  <w:abstractNum w:abstractNumId="3" w15:restartNumberingAfterBreak="0">
+  <w:abstractNum w:abstractNumId="6" w15:restartNumberingAfterBreak="0">
+    <w:nsid w:val="59607177"/>
+    <w:multiLevelType w:val="multilevel"/>
+    <w:tmpl w:val="66F07268"/>
+    <w:lvl w:ilvl="0">
+      <w:start w:val="1"/>
+      <w:numFmt w:val="bullet"/>
+      <w:lvlText w:val=""/>
+      <w:lvlJc w:val="left"/>
+      <w:pPr>
+        <w:tabs>
+          <w:tab w:val="num" w:pos="720"/>
+        </w:tabs>
+        <w:ind w:left="720" w:hanging="360"/>
+      </w:pPr>
+      <w:rPr>
+        <w:rFonts w:ascii="Symbol" w:hAnsi="Symbol" w:hint="default"/>
+        <w:sz w:val="20"/>
+      </w:rPr>
+    </w:lvl>
+    <w:lvl w:ilvl="1" w:tentative="1">
+      <w:start w:val="1"/>
+      <w:numFmt w:val="bullet"/>
+      <w:lvlText w:val="o"/>
+      <w:lvlJc w:val="left"/>
+      <w:pPr>
+        <w:tabs>
+          <w:tab w:val="num" w:pos="1440"/>
+        </w:tabs>
+        <w:ind w:left="1440" w:hanging="360"/>
+      </w:pPr>
+      <w:rPr>
+        <w:rFonts w:ascii="Courier New" w:hAnsi="Courier New" w:hint="default"/>
+        <w:sz w:val="20"/>
+      </w:rPr>
+    </w:lvl>
+    <w:lvl w:ilvl="2" w:tentative="1">
+      <w:start w:val="1"/>
+      <w:numFmt w:val="bullet"/>
+      <w:lvlText w:val=""/>
+      <w:lvlJc w:val="left"/>
+      <w:pPr>
+        <w:tabs>
+          <w:tab w:val="num" w:pos="2160"/>
+        </w:tabs>
+        <w:ind w:left="2160" w:hanging="360"/>
+      </w:pPr>
+      <w:rPr>
+        <w:rFonts w:ascii="Wingdings" w:hAnsi="Wingdings" w:hint="default"/>
+        <w:sz w:val="20"/>
+      </w:rPr>
+    </w:lvl>
+    <w:lvl w:ilvl="3" w:tentative="1">
+      <w:start w:val="1"/>
+      <w:numFmt w:val="bullet"/>
+      <w:lvlText w:val=""/>
+      <w:lvlJc w:val="left"/>
+      <w:pPr>
+        <w:tabs>
+          <w:tab w:val="num" w:pos="2880"/>
+        </w:tabs>
+        <w:ind w:left="2880" w:hanging="360"/>
+      </w:pPr>
+      <w:rPr>
+        <w:rFonts w:ascii="Wingdings" w:hAnsi="Wingdings" w:hint="default"/>
+        <w:sz w:val="20"/>
+      </w:rPr>
+    </w:lvl>
+    <w:lvl w:ilvl="4" w:tentative="1">
+      <w:start w:val="1"/>
+      <w:numFmt w:val="bullet"/>
+      <w:lvlText w:val=""/>
+      <w:lvlJc w:val="left"/>
+      <w:pPr>
+        <w:tabs>
+          <w:tab w:val="num" w:pos="3600"/>
+        </w:tabs>
+        <w:ind w:left="3600" w:hanging="360"/>
+      </w:pPr>
+      <w:rPr>
+        <w:rFonts w:ascii="Wingdings" w:hAnsi="Wingdings" w:hint="default"/>
+        <w:sz w:val="20"/>
+      </w:rPr>
+    </w:lvl>
+    <w:lvl w:ilvl="5" w:tentative="1">
+      <w:start w:val="1"/>
+      <w:numFmt w:val="bullet"/>
+      <w:lvlText w:val=""/>
+      <w:lvlJc w:val="left"/>
+      <w:pPr>
+        <w:tabs>
+          <w:tab w:val="num" w:pos="4320"/>
+        </w:tabs>
+        <w:ind w:left="4320" w:hanging="360"/>
+      </w:pPr>
+      <w:rPr>
+        <w:rFonts w:ascii="Wingdings" w:hAnsi="Wingdings" w:hint="default"/>
+        <w:sz w:val="20"/>
+      </w:rPr>
+    </w:lvl>
+    <w:lvl w:ilvl="6" w:tentative="1">
+      <w:start w:val="1"/>
+      <w:numFmt w:val="bullet"/>
+      <w:lvlText w:val=""/>
+      <w:lvlJc w:val="left"/>
+      <w:pPr>
+        <w:tabs>
+          <w:tab w:val="num" w:pos="5040"/>
+        </w:tabs>
+        <w:ind w:left="5040" w:hanging="360"/>
+      </w:pPr>
+      <w:rPr>
+        <w:rFonts w:ascii="Wingdings" w:hAnsi="Wingdings" w:hint="default"/>
+        <w:sz w:val="20"/>
+      </w:rPr>
+    </w:lvl>
+    <w:lvl w:ilvl="7" w:tentative="1">
+      <w:start w:val="1"/>
+      <w:numFmt w:val="bullet"/>
+      <w:lvlText w:val=""/>
+      <w:lvlJc w:val="left"/>
+      <w:pPr>
+        <w:tabs>
+          <w:tab w:val="num" w:pos="5760"/>
+        </w:tabs>
+        <w:ind w:left="5760" w:hanging="360"/>
+      </w:pPr>
+      <w:rPr>
+        <w:rFonts w:ascii="Wingdings" w:hAnsi="Wingdings" w:hint="default"/>
+        <w:sz w:val="20"/>
+      </w:rPr>
+    </w:lvl>
+    <w:lvl w:ilvl="8" w:tentative="1">
+      <w:start w:val="1"/>
+      <w:numFmt w:val="bullet"/>
+      <w:lvlText w:val=""/>
+      <w:lvlJc w:val="left"/>
+      <w:pPr>
+        <w:tabs>
+          <w:tab w:val="num" w:pos="6480"/>
+        </w:tabs>
+        <w:ind w:left="6480" w:hanging="360"/>
+      </w:pPr>
+      <w:rPr>
+        <w:rFonts w:ascii="Wingdings" w:hAnsi="Wingdings" w:hint="default"/>
+        <w:sz w:val="20"/>
+      </w:rPr>
+    </w:lvl>
+  </w:abstractNum>
+  <w:abstractNum w:abstractNumId="7" w15:restartNumberingAfterBreak="0">
     <w:nsid w:val="5F4C352A"/>
     <w:multiLevelType w:val="multilevel"/>
     <w:tmpl w:val="8FDEE27C"/>
@@ -2588,7 +5673,7 @@
       </w:rPr>
     </w:lvl>
   </w:abstractNum>
-  <w:abstractNum w:abstractNumId="4" w15:restartNumberingAfterBreak="0">
+  <w:abstractNum w:abstractNumId="8" w15:restartNumberingAfterBreak="0">
     <w:nsid w:val="5F4D638C"/>
     <w:multiLevelType w:val="multilevel"/>
     <w:tmpl w:val="7E0E3CCC"/>
@@ -2737,20 +5822,336 @@
       </w:rPr>
     </w:lvl>
   </w:abstractNum>
+  <w:abstractNum w:abstractNumId="9" w15:restartNumberingAfterBreak="0">
+    <w:nsid w:val="6B887E4D"/>
+    <w:multiLevelType w:val="multilevel"/>
+    <w:tmpl w:val="47DE76CC"/>
+    <w:lvl w:ilvl="0">
+      <w:start w:val="1"/>
+      <w:numFmt w:val="bullet"/>
+      <w:lvlText w:val=""/>
+      <w:lvlJc w:val="left"/>
+      <w:pPr>
+        <w:tabs>
+          <w:tab w:val="num" w:pos="720"/>
+        </w:tabs>
+        <w:ind w:left="720" w:hanging="360"/>
+      </w:pPr>
+      <w:rPr>
+        <w:rFonts w:ascii="Symbol" w:hAnsi="Symbol" w:hint="default"/>
+        <w:sz w:val="20"/>
+      </w:rPr>
+    </w:lvl>
+    <w:lvl w:ilvl="1" w:tentative="1">
+      <w:start w:val="1"/>
+      <w:numFmt w:val="bullet"/>
+      <w:lvlText w:val="o"/>
+      <w:lvlJc w:val="left"/>
+      <w:pPr>
+        <w:tabs>
+          <w:tab w:val="num" w:pos="1440"/>
+        </w:tabs>
+        <w:ind w:left="1440" w:hanging="360"/>
+      </w:pPr>
+      <w:rPr>
+        <w:rFonts w:ascii="Courier New" w:hAnsi="Courier New" w:hint="default"/>
+        <w:sz w:val="20"/>
+      </w:rPr>
+    </w:lvl>
+    <w:lvl w:ilvl="2" w:tentative="1">
+      <w:start w:val="1"/>
+      <w:numFmt w:val="bullet"/>
+      <w:lvlText w:val=""/>
+      <w:lvlJc w:val="left"/>
+      <w:pPr>
+        <w:tabs>
+          <w:tab w:val="num" w:pos="2160"/>
+        </w:tabs>
+        <w:ind w:left="2160" w:hanging="360"/>
+      </w:pPr>
+      <w:rPr>
+        <w:rFonts w:ascii="Wingdings" w:hAnsi="Wingdings" w:hint="default"/>
+        <w:sz w:val="20"/>
+      </w:rPr>
+    </w:lvl>
+    <w:lvl w:ilvl="3" w:tentative="1">
+      <w:start w:val="1"/>
+      <w:numFmt w:val="bullet"/>
+      <w:lvlText w:val=""/>
+      <w:lvlJc w:val="left"/>
+      <w:pPr>
+        <w:tabs>
+          <w:tab w:val="num" w:pos="2880"/>
+        </w:tabs>
+        <w:ind w:left="2880" w:hanging="360"/>
+      </w:pPr>
+      <w:rPr>
+        <w:rFonts w:ascii="Wingdings" w:hAnsi="Wingdings" w:hint="default"/>
+        <w:sz w:val="20"/>
+      </w:rPr>
+    </w:lvl>
+    <w:lvl w:ilvl="4" w:tentative="1">
+      <w:start w:val="1"/>
+      <w:numFmt w:val="bullet"/>
+      <w:lvlText w:val=""/>
+      <w:lvlJc w:val="left"/>
+      <w:pPr>
+        <w:tabs>
+          <w:tab w:val="num" w:pos="3600"/>
+        </w:tabs>
+        <w:ind w:left="3600" w:hanging="360"/>
+      </w:pPr>
+      <w:rPr>
+        <w:rFonts w:ascii="Wingdings" w:hAnsi="Wingdings" w:hint="default"/>
+        <w:sz w:val="20"/>
+      </w:rPr>
+    </w:lvl>
+    <w:lvl w:ilvl="5" w:tentative="1">
+      <w:start w:val="1"/>
+      <w:numFmt w:val="bullet"/>
+      <w:lvlText w:val=""/>
+      <w:lvlJc w:val="left"/>
+      <w:pPr>
+        <w:tabs>
+          <w:tab w:val="num" w:pos="4320"/>
+        </w:tabs>
+        <w:ind w:left="4320" w:hanging="360"/>
+      </w:pPr>
+      <w:rPr>
+        <w:rFonts w:ascii="Wingdings" w:hAnsi="Wingdings" w:hint="default"/>
+        <w:sz w:val="20"/>
+      </w:rPr>
+    </w:lvl>
+    <w:lvl w:ilvl="6" w:tentative="1">
+      <w:start w:val="1"/>
+      <w:numFmt w:val="bullet"/>
+      <w:lvlText w:val=""/>
+      <w:lvlJc w:val="left"/>
+      <w:pPr>
+        <w:tabs>
+          <w:tab w:val="num" w:pos="5040"/>
+        </w:tabs>
+        <w:ind w:left="5040" w:hanging="360"/>
+      </w:pPr>
+      <w:rPr>
+        <w:rFonts w:ascii="Wingdings" w:hAnsi="Wingdings" w:hint="default"/>
+        <w:sz w:val="20"/>
+      </w:rPr>
+    </w:lvl>
+    <w:lvl w:ilvl="7" w:tentative="1">
+      <w:start w:val="1"/>
+      <w:numFmt w:val="bullet"/>
+      <w:lvlText w:val=""/>
+      <w:lvlJc w:val="left"/>
+      <w:pPr>
+        <w:tabs>
+          <w:tab w:val="num" w:pos="5760"/>
+        </w:tabs>
+        <w:ind w:left="5760" w:hanging="360"/>
+      </w:pPr>
+      <w:rPr>
+        <w:rFonts w:ascii="Wingdings" w:hAnsi="Wingdings" w:hint="default"/>
+        <w:sz w:val="20"/>
+      </w:rPr>
+    </w:lvl>
+    <w:lvl w:ilvl="8" w:tentative="1">
+      <w:start w:val="1"/>
+      <w:numFmt w:val="bullet"/>
+      <w:lvlText w:val=""/>
+      <w:lvlJc w:val="left"/>
+      <w:pPr>
+        <w:tabs>
+          <w:tab w:val="num" w:pos="6480"/>
+        </w:tabs>
+        <w:ind w:left="6480" w:hanging="360"/>
+      </w:pPr>
+      <w:rPr>
+        <w:rFonts w:ascii="Wingdings" w:hAnsi="Wingdings" w:hint="default"/>
+        <w:sz w:val="20"/>
+      </w:rPr>
+    </w:lvl>
+  </w:abstractNum>
+  <w:abstractNum w:abstractNumId="10" w15:restartNumberingAfterBreak="0">
+    <w:nsid w:val="7EC94624"/>
+    <w:multiLevelType w:val="multilevel"/>
+    <w:tmpl w:val="398E57E6"/>
+    <w:lvl w:ilvl="0">
+      <w:start w:val="1"/>
+      <w:numFmt w:val="bullet"/>
+      <w:lvlText w:val=""/>
+      <w:lvlJc w:val="left"/>
+      <w:pPr>
+        <w:tabs>
+          <w:tab w:val="num" w:pos="720"/>
+        </w:tabs>
+        <w:ind w:left="720" w:hanging="360"/>
+      </w:pPr>
+      <w:rPr>
+        <w:rFonts w:ascii="Symbol" w:hAnsi="Symbol" w:hint="default"/>
+        <w:sz w:val="20"/>
+      </w:rPr>
+    </w:lvl>
+    <w:lvl w:ilvl="1" w:tentative="1">
+      <w:start w:val="1"/>
+      <w:numFmt w:val="bullet"/>
+      <w:lvlText w:val="o"/>
+      <w:lvlJc w:val="left"/>
+      <w:pPr>
+        <w:tabs>
+          <w:tab w:val="num" w:pos="1440"/>
+        </w:tabs>
+        <w:ind w:left="1440" w:hanging="360"/>
+      </w:pPr>
+      <w:rPr>
+        <w:rFonts w:ascii="Courier New" w:hAnsi="Courier New" w:hint="default"/>
+        <w:sz w:val="20"/>
+      </w:rPr>
+    </w:lvl>
+    <w:lvl w:ilvl="2" w:tentative="1">
+      <w:start w:val="1"/>
+      <w:numFmt w:val="bullet"/>
+      <w:lvlText w:val=""/>
+      <w:lvlJc w:val="left"/>
+      <w:pPr>
+        <w:tabs>
+          <w:tab w:val="num" w:pos="2160"/>
+        </w:tabs>
+        <w:ind w:left="2160" w:hanging="360"/>
+      </w:pPr>
+      <w:rPr>
+        <w:rFonts w:ascii="Wingdings" w:hAnsi="Wingdings" w:hint="default"/>
+        <w:sz w:val="20"/>
+      </w:rPr>
+    </w:lvl>
+    <w:lvl w:ilvl="3" w:tentative="1">
+      <w:start w:val="1"/>
+      <w:numFmt w:val="bullet"/>
+      <w:lvlText w:val=""/>
+      <w:lvlJc w:val="left"/>
+      <w:pPr>
+        <w:tabs>
+          <w:tab w:val="num" w:pos="2880"/>
+        </w:tabs>
+        <w:ind w:left="2880" w:hanging="360"/>
+      </w:pPr>
+      <w:rPr>
+        <w:rFonts w:ascii="Wingdings" w:hAnsi="Wingdings" w:hint="default"/>
+        <w:sz w:val="20"/>
+      </w:rPr>
+    </w:lvl>
+    <w:lvl w:ilvl="4" w:tentative="1">
+      <w:start w:val="1"/>
+      <w:numFmt w:val="bullet"/>
+      <w:lvlText w:val=""/>
+      <w:lvlJc w:val="left"/>
+      <w:pPr>
+        <w:tabs>
+          <w:tab w:val="num" w:pos="3600"/>
+        </w:tabs>
+        <w:ind w:left="3600" w:hanging="360"/>
+      </w:pPr>
+      <w:rPr>
+        <w:rFonts w:ascii="Wingdings" w:hAnsi="Wingdings" w:hint="default"/>
+        <w:sz w:val="20"/>
+      </w:rPr>
+    </w:lvl>
+    <w:lvl w:ilvl="5" w:tentative="1">
+      <w:start w:val="1"/>
+      <w:numFmt w:val="bullet"/>
+      <w:lvlText w:val=""/>
+      <w:lvlJc w:val="left"/>
+      <w:pPr>
+        <w:tabs>
+          <w:tab w:val="num" w:pos="4320"/>
+        </w:tabs>
+        <w:ind w:left="4320" w:hanging="360"/>
+      </w:pPr>
+      <w:rPr>
+        <w:rFonts w:ascii="Wingdings" w:hAnsi="Wingdings" w:hint="default"/>
+        <w:sz w:val="20"/>
+      </w:rPr>
+    </w:lvl>
+    <w:lvl w:ilvl="6" w:tentative="1">
+      <w:start w:val="1"/>
+      <w:numFmt w:val="bullet"/>
+      <w:lvlText w:val=""/>
+      <w:lvlJc w:val="left"/>
+      <w:pPr>
+        <w:tabs>
+          <w:tab w:val="num" w:pos="5040"/>
+        </w:tabs>
+        <w:ind w:left="5040" w:hanging="360"/>
+      </w:pPr>
+      <w:rPr>
+        <w:rFonts w:ascii="Wingdings" w:hAnsi="Wingdings" w:hint="default"/>
+        <w:sz w:val="20"/>
+      </w:rPr>
+    </w:lvl>
+    <w:lvl w:ilvl="7" w:tentative="1">
+      <w:start w:val="1"/>
+      <w:numFmt w:val="bullet"/>
+      <w:lvlText w:val=""/>
+      <w:lvlJc w:val="left"/>
+      <w:pPr>
+        <w:tabs>
+          <w:tab w:val="num" w:pos="5760"/>
+        </w:tabs>
+        <w:ind w:left="5760" w:hanging="360"/>
+      </w:pPr>
+      <w:rPr>
+        <w:rFonts w:ascii="Wingdings" w:hAnsi="Wingdings" w:hint="default"/>
+        <w:sz w:val="20"/>
+      </w:rPr>
+    </w:lvl>
+    <w:lvl w:ilvl="8" w:tentative="1">
+      <w:start w:val="1"/>
+      <w:numFmt w:val="bullet"/>
+      <w:lvlText w:val=""/>
+      <w:lvlJc w:val="left"/>
+      <w:pPr>
+        <w:tabs>
+          <w:tab w:val="num" w:pos="6480"/>
+        </w:tabs>
+        <w:ind w:left="6480" w:hanging="360"/>
+      </w:pPr>
+      <w:rPr>
+        <w:rFonts w:ascii="Wingdings" w:hAnsi="Wingdings" w:hint="default"/>
+        <w:sz w:val="20"/>
+      </w:rPr>
+    </w:lvl>
+  </w:abstractNum>
   <w:num w:numId="1" w16cid:durableId="1567572104">
+    <w:abstractNumId w:val="4"/>
+  </w:num>
+  <w:num w:numId="2" w16cid:durableId="2016686694">
+    <w:abstractNumId w:val="8"/>
+  </w:num>
+  <w:num w:numId="3" w16cid:durableId="393695883">
+    <w:abstractNumId w:val="2"/>
+  </w:num>
+  <w:num w:numId="4" w16cid:durableId="1855412625">
+    <w:abstractNumId w:val="5"/>
+  </w:num>
+  <w:num w:numId="5" w16cid:durableId="562376392">
+    <w:abstractNumId w:val="7"/>
+  </w:num>
+  <w:num w:numId="6" w16cid:durableId="1214192239">
+    <w:abstractNumId w:val="10"/>
+  </w:num>
+  <w:num w:numId="7" w16cid:durableId="872153924">
+    <w:abstractNumId w:val="3"/>
+  </w:num>
+  <w:num w:numId="8" w16cid:durableId="1705714919">
+    <w:abstractNumId w:val="9"/>
+  </w:num>
+  <w:num w:numId="9" w16cid:durableId="34353891">
     <w:abstractNumId w:val="1"/>
   </w:num>
-  <w:num w:numId="2" w16cid:durableId="2016686694">
-    <w:abstractNumId w:val="4"/>
+  <w:num w:numId="10" w16cid:durableId="1009410341">
+    <w:abstractNumId w:val="6"/>
   </w:num>
-  <w:num w:numId="3" w16cid:durableId="393695883">
+  <w:num w:numId="11" w16cid:durableId="102961659">
     <w:abstractNumId w:val="0"/>
-  </w:num>
-  <w:num w:numId="4" w16cid:durableId="1855412625">
-    <w:abstractNumId w:val="2"/>
-  </w:num>
-  <w:num w:numId="5" w16cid:durableId="562376392">
-    <w:abstractNumId w:val="3"/>
   </w:num>
 </w:numbering>
 </file>
